--- a/codex/cdx2_advanced_automation_using_codex_CLI.docx
+++ b/codex/cdx2_advanced_automation_using_codex_CLI.docx
@@ -7,17 +7,17 @@
         <w:jc w:val="center"/>
         <w:rPr>
           <w:rFonts w:ascii="Calibri" w:hAnsi="Calibri" w:cs="Calibri"/>
-          <w:sz w:val="36"/>
-          <w:szCs w:val="36"/>
-        </w:rPr>
-      </w:pPr>
-      <w:r>
-        <w:rPr>
-          <w:rFonts w:ascii="Calibri" w:hAnsi="Calibri" w:cs="Calibri"/>
-          <w:b/>
-          <w:bCs/>
-          <w:sz w:val="44"/>
-          <w:szCs w:val="44"/>
+          <w:sz w:val="34"/>
+          <w:szCs w:val="34"/>
+        </w:rPr>
+      </w:pPr>
+      <w:r>
+        <w:rPr>
+          <w:rFonts w:ascii="Calibri" w:hAnsi="Calibri" w:cs="Calibri"/>
+          <w:b/>
+          <w:bCs/>
+          <w:sz w:val="42"/>
+          <w:szCs w:val="42"/>
         </w:rPr>
         <w:t>INDEX</w:t>
       </w:r>
@@ -27,7 +27,7 @@
         <w:pStyle w:val="ListParagraph"/>
         <w:numPr>
           <w:ilvl w:val="0"/>
-          <w:numId w:val="1"/>
+          <w:numId w:val="45"/>
         </w:numPr>
         <w:jc w:val="both"/>
         <w:rPr>
@@ -42,7 +42,7 @@
           <w:sz w:val="32"/>
           <w:szCs w:val="32"/>
         </w:rPr>
-        <w:t>Advanced Automation with Codex CLI………………………………</w:t>
+        <w:t>Advanced Automation with Codex CLI……………………</w:t>
       </w:r>
       <w:r>
         <w:rPr>
@@ -50,62 +50,96 @@
           <w:sz w:val="32"/>
           <w:szCs w:val="32"/>
         </w:rPr>
-        <w:t>..2</w:t>
-      </w:r>
-    </w:p>
-    <w:p>
-      <w:pPr>
-        <w:jc w:val="both"/>
+        <w:t>…………</w:t>
+      </w:r>
+      <w:r>
         <w:rPr>
           <w:rFonts w:ascii="Calibri" w:hAnsi="Calibri" w:cs="Calibri"/>
           <w:sz w:val="32"/>
           <w:szCs w:val="32"/>
         </w:rPr>
-      </w:pPr>
-    </w:p>
-    <w:p>
-      <w:pPr>
-        <w:jc w:val="both"/>
-        <w:rPr>
-          <w:rFonts w:ascii="Calibri" w:hAnsi="Calibri" w:cs="Calibri"/>
-          <w:sz w:val="36"/>
-          <w:szCs w:val="36"/>
-        </w:rPr>
-      </w:pPr>
-    </w:p>
-    <w:p>
-      <w:pPr>
-        <w:jc w:val="both"/>
-        <w:rPr>
-          <w:rFonts w:ascii="Calibri" w:hAnsi="Calibri" w:cs="Calibri"/>
-          <w:sz w:val="36"/>
-          <w:szCs w:val="36"/>
-        </w:rPr>
-      </w:pPr>
-    </w:p>
-    <w:p>
-      <w:pPr>
-        <w:jc w:val="both"/>
-        <w:rPr>
-          <w:rFonts w:ascii="Calibri" w:hAnsi="Calibri" w:cs="Calibri"/>
-          <w:sz w:val="36"/>
-          <w:szCs w:val="36"/>
-        </w:rPr>
-      </w:pPr>
-    </w:p>
-    <w:p>
-      <w:pPr>
-        <w:rPr>
-          <w:rFonts w:ascii="Calibri" w:hAnsi="Calibri" w:cs="Calibri"/>
-          <w:sz w:val="36"/>
-          <w:szCs w:val="36"/>
-        </w:rPr>
-      </w:pPr>
-      <w:r>
-        <w:rPr>
-          <w:rFonts w:ascii="Calibri" w:hAnsi="Calibri" w:cs="Calibri"/>
-          <w:sz w:val="36"/>
-          <w:szCs w:val="36"/>
+        <w:t>………</w:t>
+      </w:r>
+      <w:proofErr w:type="gramStart"/>
+      <w:r>
+        <w:rPr>
+          <w:rFonts w:ascii="Calibri" w:hAnsi="Calibri" w:cs="Calibri"/>
+          <w:sz w:val="32"/>
+          <w:szCs w:val="32"/>
+        </w:rPr>
+        <w:t>…</w:t>
+      </w:r>
+      <w:r>
+        <w:rPr>
+          <w:rFonts w:ascii="Calibri" w:hAnsi="Calibri" w:cs="Calibri"/>
+          <w:sz w:val="32"/>
+          <w:szCs w:val="32"/>
+        </w:rPr>
+        <w:t>..</w:t>
+      </w:r>
+      <w:proofErr w:type="gramEnd"/>
+      <w:r>
+        <w:rPr>
+          <w:rFonts w:ascii="Calibri" w:hAnsi="Calibri" w:cs="Calibri"/>
+          <w:sz w:val="32"/>
+          <w:szCs w:val="32"/>
+        </w:rPr>
+        <w:t>2</w:t>
+      </w:r>
+    </w:p>
+    <w:p>
+      <w:pPr>
+        <w:jc w:val="both"/>
+        <w:rPr>
+          <w:rFonts w:ascii="Calibri" w:hAnsi="Calibri" w:cs="Calibri"/>
+          <w:sz w:val="32"/>
+          <w:szCs w:val="32"/>
+        </w:rPr>
+      </w:pPr>
+    </w:p>
+    <w:p>
+      <w:pPr>
+        <w:jc w:val="both"/>
+        <w:rPr>
+          <w:rFonts w:ascii="Calibri" w:hAnsi="Calibri" w:cs="Calibri"/>
+          <w:sz w:val="32"/>
+          <w:szCs w:val="32"/>
+        </w:rPr>
+      </w:pPr>
+    </w:p>
+    <w:p>
+      <w:pPr>
+        <w:jc w:val="both"/>
+        <w:rPr>
+          <w:rFonts w:ascii="Calibri" w:hAnsi="Calibri" w:cs="Calibri"/>
+          <w:sz w:val="32"/>
+          <w:szCs w:val="32"/>
+        </w:rPr>
+      </w:pPr>
+    </w:p>
+    <w:p>
+      <w:pPr>
+        <w:jc w:val="both"/>
+        <w:rPr>
+          <w:rFonts w:ascii="Calibri" w:hAnsi="Calibri" w:cs="Calibri"/>
+          <w:sz w:val="32"/>
+          <w:szCs w:val="32"/>
+        </w:rPr>
+      </w:pPr>
+    </w:p>
+    <w:p>
+      <w:pPr>
+        <w:rPr>
+          <w:rFonts w:ascii="Calibri" w:hAnsi="Calibri" w:cs="Calibri"/>
+          <w:sz w:val="32"/>
+          <w:szCs w:val="32"/>
+        </w:rPr>
+      </w:pPr>
+      <w:r>
+        <w:rPr>
+          <w:rFonts w:ascii="Calibri" w:hAnsi="Calibri" w:cs="Calibri"/>
+          <w:sz w:val="32"/>
+          <w:szCs w:val="32"/>
         </w:rPr>
         <w:br w:type="page"/>
       </w:r>
@@ -117,17 +151,17 @@
           <w:rFonts w:ascii="Calibri" w:hAnsi="Calibri" w:cs="Calibri"/>
           <w:b/>
           <w:bCs/>
-          <w:sz w:val="36"/>
-          <w:szCs w:val="36"/>
-        </w:rPr>
-      </w:pPr>
-      <w:r>
-        <w:rPr>
-          <w:rFonts w:ascii="Calibri" w:hAnsi="Calibri" w:cs="Calibri"/>
-          <w:b/>
-          <w:bCs/>
-          <w:sz w:val="36"/>
-          <w:szCs w:val="36"/>
+          <w:sz w:val="34"/>
+          <w:szCs w:val="34"/>
+        </w:rPr>
+      </w:pPr>
+      <w:r>
+        <w:rPr>
+          <w:rFonts w:ascii="Calibri" w:hAnsi="Calibri" w:cs="Calibri"/>
+          <w:b/>
+          <w:bCs/>
+          <w:sz w:val="34"/>
+          <w:szCs w:val="34"/>
         </w:rPr>
         <w:lastRenderedPageBreak/>
         <w:t>Advanced Automation with Codex CLI:</w:t>
@@ -138,15 +172,15 @@
         <w:jc w:val="both"/>
         <w:rPr>
           <w:rFonts w:ascii="Calibri" w:hAnsi="Calibri" w:cs="Calibri"/>
-          <w:sz w:val="36"/>
-          <w:szCs w:val="36"/>
-        </w:rPr>
-      </w:pPr>
-      <w:r>
-        <w:rPr>
-          <w:rFonts w:ascii="Calibri" w:hAnsi="Calibri" w:cs="Calibri"/>
-          <w:sz w:val="36"/>
-          <w:szCs w:val="36"/>
+          <w:sz w:val="34"/>
+          <w:szCs w:val="34"/>
+        </w:rPr>
+      </w:pPr>
+      <w:r>
+        <w:rPr>
+          <w:rFonts w:ascii="Calibri" w:hAnsi="Calibri" w:cs="Calibri"/>
+          <w:sz w:val="34"/>
+          <w:szCs w:val="34"/>
         </w:rPr>
         <w:t># codex exec command (executive mode) is used for headless automation</w:t>
       </w:r>
@@ -156,25 +190,25 @@
         <w:jc w:val="both"/>
         <w:rPr>
           <w:rFonts w:ascii="Calibri" w:hAnsi="Calibri" w:cs="Calibri"/>
-          <w:sz w:val="36"/>
-          <w:szCs w:val="36"/>
-        </w:rPr>
-      </w:pPr>
-    </w:p>
-    <w:p>
-      <w:pPr>
-        <w:jc w:val="both"/>
-        <w:rPr>
-          <w:rFonts w:ascii="Calibri" w:hAnsi="Calibri" w:cs="Calibri"/>
-          <w:sz w:val="36"/>
-          <w:szCs w:val="36"/>
-        </w:rPr>
-      </w:pPr>
-      <w:r>
-        <w:rPr>
-          <w:rFonts w:ascii="Calibri" w:hAnsi="Calibri" w:cs="Calibri"/>
-          <w:sz w:val="36"/>
-          <w:szCs w:val="36"/>
+          <w:sz w:val="34"/>
+          <w:szCs w:val="34"/>
+        </w:rPr>
+      </w:pPr>
+    </w:p>
+    <w:p>
+      <w:pPr>
+        <w:jc w:val="both"/>
+        <w:rPr>
+          <w:rFonts w:ascii="Calibri" w:hAnsi="Calibri" w:cs="Calibri"/>
+          <w:sz w:val="34"/>
+          <w:szCs w:val="34"/>
+        </w:rPr>
+      </w:pPr>
+      <w:r>
+        <w:rPr>
+          <w:rFonts w:ascii="Calibri" w:hAnsi="Calibri" w:cs="Calibri"/>
+          <w:sz w:val="34"/>
+          <w:szCs w:val="34"/>
         </w:rPr>
         <w:t>Stage-1, Headless Mode (codex exec):</w:t>
       </w:r>
@@ -184,15 +218,15 @@
         <w:jc w:val="both"/>
         <w:rPr>
           <w:rFonts w:ascii="Calibri" w:hAnsi="Calibri" w:cs="Calibri"/>
-          <w:sz w:val="36"/>
-          <w:szCs w:val="36"/>
-        </w:rPr>
-      </w:pPr>
-      <w:r>
-        <w:rPr>
-          <w:rFonts w:ascii="Calibri" w:hAnsi="Calibri" w:cs="Calibri"/>
-          <w:sz w:val="36"/>
-          <w:szCs w:val="36"/>
+          <w:sz w:val="34"/>
+          <w:szCs w:val="34"/>
+        </w:rPr>
+      </w:pPr>
+      <w:r>
+        <w:rPr>
+          <w:rFonts w:ascii="Calibri" w:hAnsi="Calibri" w:cs="Calibri"/>
+          <w:sz w:val="34"/>
+          <w:szCs w:val="34"/>
         </w:rPr>
         <w:t># Most automation starts with this command:</w:t>
       </w:r>
@@ -205,8 +239,8 @@
           <w:b/>
           <w:bCs/>
           <w:color w:val="60CAF3" w:themeColor="accent4" w:themeTint="99"/>
-          <w:sz w:val="36"/>
-          <w:szCs w:val="36"/>
+          <w:sz w:val="34"/>
+          <w:szCs w:val="34"/>
         </w:rPr>
       </w:pPr>
       <w:r>
@@ -215,8 +249,8 @@
           <w:b/>
           <w:bCs/>
           <w:color w:val="60CAF3" w:themeColor="accent4" w:themeTint="99"/>
-          <w:sz w:val="36"/>
-          <w:szCs w:val="36"/>
+          <w:sz w:val="34"/>
+          <w:szCs w:val="34"/>
         </w:rPr>
         <w:t>codex exec "Review this repository for architectural issues."</w:t>
       </w:r>
@@ -226,15 +260,15 @@
         <w:jc w:val="both"/>
         <w:rPr>
           <w:rFonts w:ascii="Calibri" w:hAnsi="Calibri" w:cs="Calibri"/>
-          <w:sz w:val="36"/>
-          <w:szCs w:val="36"/>
-        </w:rPr>
-      </w:pPr>
-      <w:r>
-        <w:rPr>
-          <w:rFonts w:ascii="Calibri" w:hAnsi="Calibri" w:cs="Calibri"/>
-          <w:sz w:val="36"/>
-          <w:szCs w:val="36"/>
+          <w:sz w:val="34"/>
+          <w:szCs w:val="34"/>
+        </w:rPr>
+      </w:pPr>
+      <w:r>
+        <w:rPr>
+          <w:rFonts w:ascii="Calibri" w:hAnsi="Calibri" w:cs="Calibri"/>
+          <w:sz w:val="34"/>
+          <w:szCs w:val="34"/>
         </w:rPr>
         <w:t xml:space="preserve"># Unlike interactive mode, </w:t>
       </w:r>
@@ -243,18 +277,36 @@
           <w:rFonts w:ascii="Calibri" w:hAnsi="Calibri" w:cs="Calibri"/>
           <w:b/>
           <w:bCs/>
-          <w:sz w:val="36"/>
-          <w:szCs w:val="36"/>
+          <w:sz w:val="34"/>
+          <w:szCs w:val="34"/>
         </w:rPr>
         <w:t xml:space="preserve">codex exec </w:t>
       </w:r>
       <w:r>
         <w:rPr>
           <w:rFonts w:ascii="Calibri" w:hAnsi="Calibri" w:cs="Calibri"/>
-          <w:sz w:val="36"/>
-          <w:szCs w:val="36"/>
-        </w:rPr>
-        <w:t>is designed for scripts, Git hooks, cron jobs and CI pipelines. It:</w:t>
+          <w:sz w:val="34"/>
+          <w:szCs w:val="34"/>
+        </w:rPr>
+        <w:t xml:space="preserve">is designed for scripts, Git hooks, </w:t>
+      </w:r>
+      <w:proofErr w:type="spellStart"/>
+      <w:r>
+        <w:rPr>
+          <w:rFonts w:ascii="Calibri" w:hAnsi="Calibri" w:cs="Calibri"/>
+          <w:sz w:val="34"/>
+          <w:szCs w:val="34"/>
+        </w:rPr>
+        <w:t>cron</w:t>
+      </w:r>
+      <w:proofErr w:type="spellEnd"/>
+      <w:r>
+        <w:rPr>
+          <w:rFonts w:ascii="Calibri" w:hAnsi="Calibri" w:cs="Calibri"/>
+          <w:sz w:val="34"/>
+          <w:szCs w:val="34"/>
+        </w:rPr>
+        <w:t xml:space="preserve"> jobs and CI pipelines. It:</w:t>
       </w:r>
     </w:p>
     <w:p>
@@ -267,15 +319,15 @@
         <w:jc w:val="both"/>
         <w:rPr>
           <w:rFonts w:ascii="Calibri" w:hAnsi="Calibri" w:cs="Calibri"/>
-          <w:sz w:val="36"/>
-          <w:szCs w:val="36"/>
-        </w:rPr>
-      </w:pPr>
-      <w:r>
-        <w:rPr>
-          <w:rFonts w:ascii="Calibri" w:hAnsi="Calibri" w:cs="Calibri"/>
-          <w:sz w:val="36"/>
-          <w:szCs w:val="36"/>
+          <w:sz w:val="34"/>
+          <w:szCs w:val="34"/>
+        </w:rPr>
+      </w:pPr>
+      <w:r>
+        <w:rPr>
+          <w:rFonts w:ascii="Calibri" w:hAnsi="Calibri" w:cs="Calibri"/>
+          <w:sz w:val="34"/>
+          <w:szCs w:val="34"/>
         </w:rPr>
         <w:t>Runs one task</w:t>
       </w:r>
@@ -290,15 +342,15 @@
         <w:jc w:val="both"/>
         <w:rPr>
           <w:rFonts w:ascii="Calibri" w:hAnsi="Calibri" w:cs="Calibri"/>
-          <w:sz w:val="36"/>
-          <w:szCs w:val="36"/>
-        </w:rPr>
-      </w:pPr>
-      <w:r>
-        <w:rPr>
-          <w:rFonts w:ascii="Calibri" w:hAnsi="Calibri" w:cs="Calibri"/>
-          <w:sz w:val="36"/>
-          <w:szCs w:val="36"/>
+          <w:sz w:val="34"/>
+          <w:szCs w:val="34"/>
+        </w:rPr>
+      </w:pPr>
+      <w:r>
+        <w:rPr>
+          <w:rFonts w:ascii="Calibri" w:hAnsi="Calibri" w:cs="Calibri"/>
+          <w:sz w:val="34"/>
+          <w:szCs w:val="34"/>
         </w:rPr>
         <w:t>Prints the result</w:t>
       </w:r>
@@ -313,15 +365,15 @@
         <w:jc w:val="both"/>
         <w:rPr>
           <w:rFonts w:ascii="Calibri" w:hAnsi="Calibri" w:cs="Calibri"/>
-          <w:sz w:val="36"/>
-          <w:szCs w:val="36"/>
-        </w:rPr>
-      </w:pPr>
-      <w:r>
-        <w:rPr>
-          <w:rFonts w:ascii="Calibri" w:hAnsi="Calibri" w:cs="Calibri"/>
-          <w:sz w:val="36"/>
-          <w:szCs w:val="36"/>
+          <w:sz w:val="34"/>
+          <w:szCs w:val="34"/>
+        </w:rPr>
+      </w:pPr>
+      <w:r>
+        <w:rPr>
+          <w:rFonts w:ascii="Calibri" w:hAnsi="Calibri" w:cs="Calibri"/>
+          <w:sz w:val="34"/>
+          <w:szCs w:val="34"/>
         </w:rPr>
         <w:t>Exits automatically</w:t>
       </w:r>
@@ -331,15 +383,15 @@
         <w:jc w:val="both"/>
         <w:rPr>
           <w:rFonts w:ascii="Calibri" w:hAnsi="Calibri" w:cs="Calibri"/>
-          <w:sz w:val="36"/>
-          <w:szCs w:val="36"/>
-        </w:rPr>
-      </w:pPr>
-      <w:r>
-        <w:rPr>
-          <w:rFonts w:ascii="Calibri" w:hAnsi="Calibri" w:cs="Calibri"/>
-          <w:sz w:val="36"/>
-          <w:szCs w:val="36"/>
+          <w:sz w:val="34"/>
+          <w:szCs w:val="34"/>
+        </w:rPr>
+      </w:pPr>
+      <w:r>
+        <w:rPr>
+          <w:rFonts w:ascii="Calibri" w:hAnsi="Calibri" w:cs="Calibri"/>
+          <w:sz w:val="34"/>
+          <w:szCs w:val="34"/>
         </w:rPr>
         <w:t># Think of it like:</w:t>
       </w:r>
@@ -351,17 +403,17 @@
           <w:rFonts w:ascii="Calibri" w:hAnsi="Calibri" w:cs="Calibri"/>
           <w:b/>
           <w:bCs/>
-          <w:sz w:val="32"/>
-          <w:szCs w:val="32"/>
-        </w:rPr>
-      </w:pPr>
-      <w:r>
-        <w:rPr>
-          <w:rFonts w:ascii="Calibri" w:hAnsi="Calibri" w:cs="Calibri"/>
-          <w:b/>
-          <w:bCs/>
-          <w:sz w:val="32"/>
-          <w:szCs w:val="32"/>
+          <w:sz w:val="30"/>
+          <w:szCs w:val="30"/>
+        </w:rPr>
+      </w:pPr>
+      <w:r>
+        <w:rPr>
+          <w:rFonts w:ascii="Calibri" w:hAnsi="Calibri" w:cs="Calibri"/>
+          <w:b/>
+          <w:bCs/>
+          <w:sz w:val="30"/>
+          <w:szCs w:val="30"/>
         </w:rPr>
         <w:t>Interactive</w:t>
       </w:r>
@@ -373,17 +425,17 @@
           <w:rFonts w:ascii="Calibri" w:hAnsi="Calibri" w:cs="Calibri"/>
           <w:b/>
           <w:bCs/>
-          <w:sz w:val="32"/>
-          <w:szCs w:val="32"/>
-        </w:rPr>
-      </w:pPr>
-      <w:r>
-        <w:rPr>
-          <w:rFonts w:ascii="Calibri" w:hAnsi="Calibri" w:cs="Calibri"/>
-          <w:b/>
-          <w:bCs/>
-          <w:sz w:val="32"/>
-          <w:szCs w:val="32"/>
+          <w:sz w:val="30"/>
+          <w:szCs w:val="30"/>
+        </w:rPr>
+      </w:pPr>
+      <w:r>
+        <w:rPr>
+          <w:rFonts w:ascii="Calibri" w:hAnsi="Calibri" w:cs="Calibri"/>
+          <w:b/>
+          <w:bCs/>
+          <w:sz w:val="30"/>
+          <w:szCs w:val="30"/>
         </w:rPr>
         <w:t>You ↔ Codex</w:t>
       </w:r>
@@ -395,17 +447,17 @@
           <w:rFonts w:ascii="Calibri" w:hAnsi="Calibri" w:cs="Calibri"/>
           <w:b/>
           <w:bCs/>
-          <w:sz w:val="32"/>
-          <w:szCs w:val="32"/>
-        </w:rPr>
-      </w:pPr>
-      <w:r>
-        <w:rPr>
-          <w:rFonts w:ascii="Calibri" w:hAnsi="Calibri" w:cs="Calibri"/>
-          <w:b/>
-          <w:bCs/>
-          <w:sz w:val="32"/>
-          <w:szCs w:val="32"/>
+          <w:sz w:val="30"/>
+          <w:szCs w:val="30"/>
+        </w:rPr>
+      </w:pPr>
+      <w:r>
+        <w:rPr>
+          <w:rFonts w:ascii="Calibri" w:hAnsi="Calibri" w:cs="Calibri"/>
+          <w:b/>
+          <w:bCs/>
+          <w:sz w:val="30"/>
+          <w:szCs w:val="30"/>
         </w:rPr>
         <w:t>Headless</w:t>
       </w:r>
@@ -417,17 +469,17 @@
           <w:rFonts w:ascii="Calibri" w:hAnsi="Calibri" w:cs="Calibri"/>
           <w:b/>
           <w:bCs/>
-          <w:sz w:val="32"/>
-          <w:szCs w:val="32"/>
-        </w:rPr>
-      </w:pPr>
-      <w:r>
-        <w:rPr>
-          <w:rFonts w:ascii="Calibri" w:hAnsi="Calibri" w:cs="Calibri"/>
-          <w:b/>
-          <w:bCs/>
-          <w:sz w:val="32"/>
-          <w:szCs w:val="32"/>
+          <w:sz w:val="30"/>
+          <w:szCs w:val="30"/>
+        </w:rPr>
+      </w:pPr>
+      <w:r>
+        <w:rPr>
+          <w:rFonts w:ascii="Calibri" w:hAnsi="Calibri" w:cs="Calibri"/>
+          <w:b/>
+          <w:bCs/>
+          <w:sz w:val="30"/>
+          <w:szCs w:val="30"/>
         </w:rPr>
         <w:t>Script → Codex → Output</w:t>
       </w:r>
@@ -437,25 +489,25 @@
         <w:jc w:val="both"/>
         <w:rPr>
           <w:rFonts w:ascii="Calibri" w:hAnsi="Calibri" w:cs="Calibri"/>
-          <w:sz w:val="36"/>
-          <w:szCs w:val="36"/>
-        </w:rPr>
-      </w:pPr>
-    </w:p>
-    <w:p>
-      <w:pPr>
-        <w:jc w:val="both"/>
-        <w:rPr>
-          <w:rFonts w:ascii="Calibri" w:hAnsi="Calibri" w:cs="Calibri"/>
-          <w:sz w:val="36"/>
-          <w:szCs w:val="36"/>
-        </w:rPr>
-      </w:pPr>
-      <w:r>
-        <w:rPr>
-          <w:rFonts w:ascii="Calibri" w:hAnsi="Calibri" w:cs="Calibri"/>
-          <w:sz w:val="36"/>
-          <w:szCs w:val="36"/>
+          <w:sz w:val="34"/>
+          <w:szCs w:val="34"/>
+        </w:rPr>
+      </w:pPr>
+    </w:p>
+    <w:p>
+      <w:pPr>
+        <w:jc w:val="both"/>
+        <w:rPr>
+          <w:rFonts w:ascii="Calibri" w:hAnsi="Calibri" w:cs="Calibri"/>
+          <w:sz w:val="34"/>
+          <w:szCs w:val="34"/>
+        </w:rPr>
+      </w:pPr>
+      <w:r>
+        <w:rPr>
+          <w:rFonts w:ascii="Calibri" w:hAnsi="Calibri" w:cs="Calibri"/>
+          <w:sz w:val="34"/>
+          <w:szCs w:val="34"/>
         </w:rPr>
         <w:t>Stage-2, Local Automation:</w:t>
       </w:r>
@@ -465,15 +517,15 @@
         <w:jc w:val="both"/>
         <w:rPr>
           <w:rFonts w:ascii="Calibri" w:hAnsi="Calibri" w:cs="Calibri"/>
-          <w:sz w:val="36"/>
-          <w:szCs w:val="36"/>
-        </w:rPr>
-      </w:pPr>
-      <w:r>
-        <w:rPr>
-          <w:rFonts w:ascii="Calibri" w:hAnsi="Calibri" w:cs="Calibri"/>
-          <w:sz w:val="36"/>
-          <w:szCs w:val="36"/>
+          <w:sz w:val="34"/>
+          <w:szCs w:val="34"/>
+        </w:rPr>
+      </w:pPr>
+      <w:r>
+        <w:rPr>
+          <w:rFonts w:ascii="Calibri" w:hAnsi="Calibri" w:cs="Calibri"/>
+          <w:sz w:val="34"/>
+          <w:szCs w:val="34"/>
         </w:rPr>
         <w:t># Imagine every time we finish coding, instead of manually asking</w:t>
       </w:r>
@@ -483,15 +535,15 @@
         <w:jc w:val="both"/>
         <w:rPr>
           <w:rFonts w:ascii="Calibri" w:hAnsi="Calibri" w:cs="Calibri"/>
-          <w:sz w:val="36"/>
-          <w:szCs w:val="36"/>
-        </w:rPr>
-      </w:pPr>
-      <w:r>
-        <w:rPr>
-          <w:rFonts w:ascii="Calibri" w:hAnsi="Calibri" w:cs="Calibri"/>
-          <w:sz w:val="36"/>
-          <w:szCs w:val="36"/>
+          <w:sz w:val="34"/>
+          <w:szCs w:val="34"/>
+        </w:rPr>
+      </w:pPr>
+      <w:r>
+        <w:rPr>
+          <w:rFonts w:ascii="Calibri" w:hAnsi="Calibri" w:cs="Calibri"/>
+          <w:sz w:val="34"/>
+          <w:szCs w:val="34"/>
         </w:rPr>
         <w:t>“Review my code”. Our computer runs:</w:t>
       </w:r>
@@ -504,8 +556,8 @@
           <w:b/>
           <w:bCs/>
           <w:color w:val="60CAF3" w:themeColor="accent4" w:themeTint="99"/>
-          <w:sz w:val="36"/>
-          <w:szCs w:val="36"/>
+          <w:sz w:val="34"/>
+          <w:szCs w:val="34"/>
         </w:rPr>
       </w:pPr>
       <w:r>
@@ -514,33 +566,256 @@
           <w:b/>
           <w:bCs/>
           <w:color w:val="60CAF3" w:themeColor="accent4" w:themeTint="99"/>
-          <w:sz w:val="36"/>
-          <w:szCs w:val="36"/>
+          <w:sz w:val="34"/>
+          <w:szCs w:val="34"/>
+        </w:rPr>
+        <w:t xml:space="preserve">flutter </w:t>
+      </w:r>
+      <w:proofErr w:type="gramStart"/>
+      <w:r>
+        <w:rPr>
+          <w:rFonts w:ascii="Calibri" w:hAnsi="Calibri" w:cs="Calibri"/>
+          <w:b/>
+          <w:bCs/>
+          <w:color w:val="60CAF3" w:themeColor="accent4" w:themeTint="99"/>
+          <w:sz w:val="34"/>
+          <w:szCs w:val="34"/>
+        </w:rPr>
+        <w:t>analyze</w:t>
+      </w:r>
+      <w:proofErr w:type="gramEnd"/>
+    </w:p>
+    <w:p>
+      <w:pPr>
+        <w:jc w:val="both"/>
+        <w:rPr>
+          <w:rFonts w:ascii="Calibri" w:hAnsi="Calibri" w:cs="Calibri"/>
+          <w:b/>
+          <w:bCs/>
+          <w:color w:val="60CAF3" w:themeColor="accent4" w:themeTint="99"/>
+          <w:sz w:val="34"/>
+          <w:szCs w:val="34"/>
+        </w:rPr>
+      </w:pPr>
+      <w:r>
+        <w:rPr>
+          <w:rFonts w:ascii="Calibri" w:hAnsi="Calibri" w:cs="Calibri"/>
+          <w:b/>
+          <w:bCs/>
+          <w:color w:val="60CAF3" w:themeColor="accent4" w:themeTint="99"/>
+          <w:sz w:val="34"/>
+          <w:szCs w:val="34"/>
+        </w:rPr>
+        <w:t>flutter test</w:t>
+      </w:r>
+    </w:p>
+    <w:p>
+      <w:pPr>
+        <w:jc w:val="both"/>
+        <w:rPr>
+          <w:rFonts w:ascii="Calibri" w:hAnsi="Calibri" w:cs="Calibri"/>
+          <w:b/>
+          <w:bCs/>
+          <w:color w:val="60CAF3" w:themeColor="accent4" w:themeTint="99"/>
+          <w:sz w:val="34"/>
+          <w:szCs w:val="34"/>
+        </w:rPr>
+      </w:pPr>
+      <w:r>
+        <w:rPr>
+          <w:rFonts w:ascii="Calibri" w:hAnsi="Calibri" w:cs="Calibri"/>
+          <w:b/>
+          <w:bCs/>
+          <w:color w:val="60CAF3" w:themeColor="accent4" w:themeTint="99"/>
+          <w:sz w:val="34"/>
+          <w:szCs w:val="34"/>
         </w:rPr>
         <w:lastRenderedPageBreak/>
-        <w:t>flutter analyze</w:t>
-      </w:r>
-    </w:p>
-    <w:p>
-      <w:pPr>
-        <w:jc w:val="both"/>
-        <w:rPr>
-          <w:rFonts w:ascii="Calibri" w:hAnsi="Calibri" w:cs="Calibri"/>
-          <w:b/>
-          <w:bCs/>
-          <w:color w:val="60CAF3" w:themeColor="accent4" w:themeTint="99"/>
-          <w:sz w:val="36"/>
-          <w:szCs w:val="36"/>
-        </w:rPr>
-      </w:pPr>
-      <w:r>
-        <w:rPr>
-          <w:rFonts w:ascii="Calibri" w:hAnsi="Calibri" w:cs="Calibri"/>
-          <w:b/>
-          <w:bCs/>
-          <w:color w:val="60CAF3" w:themeColor="accent4" w:themeTint="99"/>
-          <w:sz w:val="36"/>
-          <w:szCs w:val="36"/>
+        <w:t>codex exec "Review only today's changes."</w:t>
+      </w:r>
+    </w:p>
+    <w:p>
+      <w:pPr>
+        <w:jc w:val="both"/>
+        <w:rPr>
+          <w:rFonts w:ascii="Calibri" w:hAnsi="Calibri" w:cs="Calibri"/>
+          <w:sz w:val="34"/>
+          <w:szCs w:val="34"/>
+        </w:rPr>
+      </w:pPr>
+      <w:r>
+        <w:rPr>
+          <w:rFonts w:ascii="Calibri" w:hAnsi="Calibri" w:cs="Calibri"/>
+          <w:sz w:val="34"/>
+          <w:szCs w:val="34"/>
+        </w:rPr>
+        <w:t># Automatically that saves several minutes every development session.</w:t>
+      </w:r>
+    </w:p>
+    <w:p>
+      <w:pPr>
+        <w:jc w:val="both"/>
+        <w:rPr>
+          <w:rFonts w:ascii="Calibri" w:hAnsi="Calibri" w:cs="Calibri"/>
+          <w:sz w:val="34"/>
+          <w:szCs w:val="34"/>
+        </w:rPr>
+      </w:pPr>
+    </w:p>
+    <w:p>
+      <w:pPr>
+        <w:jc w:val="both"/>
+        <w:rPr>
+          <w:rFonts w:ascii="Calibri" w:hAnsi="Calibri" w:cs="Calibri"/>
+          <w:sz w:val="34"/>
+          <w:szCs w:val="34"/>
+        </w:rPr>
+      </w:pPr>
+      <w:r>
+        <w:rPr>
+          <w:rFonts w:ascii="Calibri" w:hAnsi="Calibri" w:cs="Calibri"/>
+          <w:sz w:val="34"/>
+          <w:szCs w:val="34"/>
+        </w:rPr>
+        <w:t>Stage-3, Git Hooks:</w:t>
+      </w:r>
+    </w:p>
+    <w:p>
+      <w:pPr>
+        <w:jc w:val="both"/>
+        <w:rPr>
+          <w:rFonts w:ascii="Calibri" w:hAnsi="Calibri" w:cs="Calibri"/>
+          <w:sz w:val="34"/>
+          <w:szCs w:val="34"/>
+        </w:rPr>
+      </w:pPr>
+      <w:r>
+        <w:rPr>
+          <w:rFonts w:ascii="Calibri" w:hAnsi="Calibri" w:cs="Calibri"/>
+          <w:sz w:val="34"/>
+          <w:szCs w:val="34"/>
+        </w:rPr>
+        <w:t># Git hooks let Git execute scripts at certain events. Examples:</w:t>
+      </w:r>
+    </w:p>
+    <w:p>
+      <w:pPr>
+        <w:jc w:val="both"/>
+        <w:rPr>
+          <w:rFonts w:ascii="Calibri" w:hAnsi="Calibri" w:cs="Calibri"/>
+          <w:b/>
+          <w:bCs/>
+          <w:sz w:val="30"/>
+          <w:szCs w:val="30"/>
+        </w:rPr>
+      </w:pPr>
+      <w:r>
+        <w:rPr>
+          <w:rFonts w:ascii="Calibri" w:hAnsi="Calibri" w:cs="Calibri"/>
+          <w:b/>
+          <w:bCs/>
+          <w:sz w:val="30"/>
+          <w:szCs w:val="30"/>
+        </w:rPr>
+        <w:t>Before commit</w:t>
+      </w:r>
+    </w:p>
+    <w:p>
+      <w:pPr>
+        <w:jc w:val="both"/>
+        <w:rPr>
+          <w:rFonts w:ascii="Calibri" w:hAnsi="Calibri" w:cs="Calibri"/>
+          <w:b/>
+          <w:bCs/>
+          <w:sz w:val="30"/>
+          <w:szCs w:val="30"/>
+        </w:rPr>
+      </w:pPr>
+      <w:r>
+        <w:rPr>
+          <w:rFonts w:ascii="Calibri" w:hAnsi="Calibri" w:cs="Calibri"/>
+          <w:b/>
+          <w:bCs/>
+          <w:sz w:val="30"/>
+          <w:szCs w:val="30"/>
+        </w:rPr>
+        <w:t>↓</w:t>
+      </w:r>
+    </w:p>
+    <w:p>
+      <w:pPr>
+        <w:jc w:val="both"/>
+        <w:rPr>
+          <w:rFonts w:ascii="Calibri" w:hAnsi="Calibri" w:cs="Calibri"/>
+          <w:b/>
+          <w:bCs/>
+          <w:sz w:val="30"/>
+          <w:szCs w:val="30"/>
+        </w:rPr>
+      </w:pPr>
+      <w:r>
+        <w:rPr>
+          <w:rFonts w:ascii="Calibri" w:hAnsi="Calibri" w:cs="Calibri"/>
+          <w:b/>
+          <w:bCs/>
+          <w:sz w:val="30"/>
+          <w:szCs w:val="30"/>
+        </w:rPr>
+        <w:t xml:space="preserve">flutter </w:t>
+      </w:r>
+      <w:proofErr w:type="gramStart"/>
+      <w:r>
+        <w:rPr>
+          <w:rFonts w:ascii="Calibri" w:hAnsi="Calibri" w:cs="Calibri"/>
+          <w:b/>
+          <w:bCs/>
+          <w:sz w:val="30"/>
+          <w:szCs w:val="30"/>
+        </w:rPr>
+        <w:t>analyze</w:t>
+      </w:r>
+      <w:proofErr w:type="gramEnd"/>
+    </w:p>
+    <w:p>
+      <w:pPr>
+        <w:jc w:val="both"/>
+        <w:rPr>
+          <w:rFonts w:ascii="Calibri" w:hAnsi="Calibri" w:cs="Calibri"/>
+          <w:b/>
+          <w:bCs/>
+          <w:sz w:val="30"/>
+          <w:szCs w:val="30"/>
+        </w:rPr>
+      </w:pPr>
+      <w:r>
+        <w:rPr>
+          <w:rFonts w:ascii="Calibri" w:hAnsi="Calibri" w:cs="Calibri"/>
+          <w:b/>
+          <w:bCs/>
+          <w:sz w:val="30"/>
+          <w:szCs w:val="30"/>
+        </w:rPr>
+        <w:t>↓</w:t>
+      </w:r>
+    </w:p>
+    <w:p>
+      <w:pPr>
+        <w:jc w:val="both"/>
+        <w:rPr>
+          <w:rFonts w:ascii="Calibri" w:hAnsi="Calibri" w:cs="Calibri"/>
+          <w:b/>
+          <w:bCs/>
+          <w:sz w:val="30"/>
+          <w:szCs w:val="30"/>
+        </w:rPr>
+      </w:pPr>
+      <w:r>
+        <w:rPr>
+          <w:rFonts w:ascii="Calibri" w:hAnsi="Calibri" w:cs="Calibri"/>
+          <w:b/>
+          <w:bCs/>
+          <w:sz w:val="30"/>
+          <w:szCs w:val="30"/>
         </w:rPr>
         <w:t>flutter test</w:t>
       </w:r>
@@ -552,127 +827,17 @@
           <w:rFonts w:ascii="Calibri" w:hAnsi="Calibri" w:cs="Calibri"/>
           <w:b/>
           <w:bCs/>
-          <w:color w:val="60CAF3" w:themeColor="accent4" w:themeTint="99"/>
-          <w:sz w:val="36"/>
-          <w:szCs w:val="36"/>
-        </w:rPr>
-      </w:pPr>
-      <w:r>
-        <w:rPr>
-          <w:rFonts w:ascii="Calibri" w:hAnsi="Calibri" w:cs="Calibri"/>
-          <w:b/>
-          <w:bCs/>
-          <w:color w:val="60CAF3" w:themeColor="accent4" w:themeTint="99"/>
-          <w:sz w:val="36"/>
-          <w:szCs w:val="36"/>
-        </w:rPr>
-        <w:t>codex exec "Review only today's changes."</w:t>
-      </w:r>
-    </w:p>
-    <w:p>
-      <w:pPr>
-        <w:jc w:val="both"/>
-        <w:rPr>
-          <w:rFonts w:ascii="Calibri" w:hAnsi="Calibri" w:cs="Calibri"/>
-          <w:sz w:val="36"/>
-          <w:szCs w:val="36"/>
-        </w:rPr>
-      </w:pPr>
-      <w:r>
-        <w:rPr>
-          <w:rFonts w:ascii="Calibri" w:hAnsi="Calibri" w:cs="Calibri"/>
-          <w:sz w:val="36"/>
-          <w:szCs w:val="36"/>
-        </w:rPr>
-        <w:t># Automatically that saves several minutes every development session.</w:t>
-      </w:r>
-    </w:p>
-    <w:p>
-      <w:pPr>
-        <w:jc w:val="both"/>
-        <w:rPr>
-          <w:rFonts w:ascii="Calibri" w:hAnsi="Calibri" w:cs="Calibri"/>
-          <w:sz w:val="36"/>
-          <w:szCs w:val="36"/>
-        </w:rPr>
-      </w:pPr>
-    </w:p>
-    <w:p>
-      <w:pPr>
-        <w:jc w:val="both"/>
-        <w:rPr>
-          <w:rFonts w:ascii="Calibri" w:hAnsi="Calibri" w:cs="Calibri"/>
-          <w:sz w:val="36"/>
-          <w:szCs w:val="36"/>
-        </w:rPr>
-      </w:pPr>
-      <w:r>
-        <w:rPr>
-          <w:rFonts w:ascii="Calibri" w:hAnsi="Calibri" w:cs="Calibri"/>
-          <w:sz w:val="36"/>
-          <w:szCs w:val="36"/>
-        </w:rPr>
-        <w:t>Stage-3, Git Hooks:</w:t>
-      </w:r>
-    </w:p>
-    <w:p>
-      <w:pPr>
-        <w:jc w:val="both"/>
-        <w:rPr>
-          <w:rFonts w:ascii="Calibri" w:hAnsi="Calibri" w:cs="Calibri"/>
-          <w:sz w:val="36"/>
-          <w:szCs w:val="36"/>
-        </w:rPr>
-      </w:pPr>
-      <w:r>
-        <w:rPr>
-          <w:rFonts w:ascii="Calibri" w:hAnsi="Calibri" w:cs="Calibri"/>
-          <w:sz w:val="36"/>
-          <w:szCs w:val="36"/>
-        </w:rPr>
-        <w:t># Git hooks let Git execute scripts at certain events. Examples:</w:t>
-      </w:r>
-    </w:p>
-    <w:p>
-      <w:pPr>
-        <w:jc w:val="both"/>
-        <w:rPr>
-          <w:rFonts w:ascii="Calibri" w:hAnsi="Calibri" w:cs="Calibri"/>
-          <w:b/>
-          <w:bCs/>
-          <w:sz w:val="32"/>
-          <w:szCs w:val="32"/>
-        </w:rPr>
-      </w:pPr>
-      <w:r>
-        <w:rPr>
-          <w:rFonts w:ascii="Calibri" w:hAnsi="Calibri" w:cs="Calibri"/>
-          <w:b/>
-          <w:bCs/>
-          <w:sz w:val="32"/>
-          <w:szCs w:val="32"/>
-        </w:rPr>
-        <w:t>Before commit</w:t>
-      </w:r>
-    </w:p>
-    <w:p>
-      <w:pPr>
-        <w:jc w:val="both"/>
-        <w:rPr>
-          <w:rFonts w:ascii="Calibri" w:hAnsi="Calibri" w:cs="Calibri"/>
-          <w:b/>
-          <w:bCs/>
-          <w:sz w:val="32"/>
-          <w:szCs w:val="32"/>
-        </w:rPr>
-      </w:pPr>
-      <w:r>
-        <w:rPr>
-          <w:rFonts w:ascii="Calibri" w:hAnsi="Calibri" w:cs="Calibri"/>
-          <w:b/>
-          <w:bCs/>
-          <w:sz w:val="32"/>
-          <w:szCs w:val="32"/>
+          <w:sz w:val="30"/>
+          <w:szCs w:val="30"/>
+        </w:rPr>
+      </w:pPr>
+      <w:r>
+        <w:rPr>
+          <w:rFonts w:ascii="Calibri" w:hAnsi="Calibri" w:cs="Calibri"/>
+          <w:b/>
+          <w:bCs/>
+          <w:sz w:val="30"/>
+          <w:szCs w:val="30"/>
         </w:rPr>
         <w:t>↓</w:t>
       </w:r>
@@ -684,39 +849,39 @@
           <w:rFonts w:ascii="Calibri" w:hAnsi="Calibri" w:cs="Calibri"/>
           <w:b/>
           <w:bCs/>
-          <w:sz w:val="32"/>
-          <w:szCs w:val="32"/>
-        </w:rPr>
-      </w:pPr>
-      <w:r>
-        <w:rPr>
-          <w:rFonts w:ascii="Calibri" w:hAnsi="Calibri" w:cs="Calibri"/>
-          <w:b/>
-          <w:bCs/>
-          <w:sz w:val="32"/>
-          <w:szCs w:val="32"/>
-        </w:rPr>
-        <w:t>flutter analyze</w:t>
-      </w:r>
-    </w:p>
-    <w:p>
-      <w:pPr>
-        <w:jc w:val="both"/>
-        <w:rPr>
-          <w:rFonts w:ascii="Calibri" w:hAnsi="Calibri" w:cs="Calibri"/>
-          <w:b/>
-          <w:bCs/>
-          <w:sz w:val="32"/>
-          <w:szCs w:val="32"/>
-        </w:rPr>
-      </w:pPr>
-      <w:r>
-        <w:rPr>
-          <w:rFonts w:ascii="Calibri" w:hAnsi="Calibri" w:cs="Calibri"/>
-          <w:b/>
-          <w:bCs/>
-          <w:sz w:val="32"/>
-          <w:szCs w:val="32"/>
+          <w:sz w:val="30"/>
+          <w:szCs w:val="30"/>
+        </w:rPr>
+      </w:pPr>
+      <w:r>
+        <w:rPr>
+          <w:rFonts w:ascii="Calibri" w:hAnsi="Calibri" w:cs="Calibri"/>
+          <w:b/>
+          <w:bCs/>
+          <w:sz w:val="30"/>
+          <w:szCs w:val="30"/>
+        </w:rPr>
+        <w:t>Codex Review</w:t>
+      </w:r>
+    </w:p>
+    <w:p>
+      <w:pPr>
+        <w:jc w:val="both"/>
+        <w:rPr>
+          <w:rFonts w:ascii="Calibri" w:hAnsi="Calibri" w:cs="Calibri"/>
+          <w:b/>
+          <w:bCs/>
+          <w:sz w:val="30"/>
+          <w:szCs w:val="30"/>
+        </w:rPr>
+      </w:pPr>
+      <w:r>
+        <w:rPr>
+          <w:rFonts w:ascii="Calibri" w:hAnsi="Calibri" w:cs="Calibri"/>
+          <w:b/>
+          <w:bCs/>
+          <w:sz w:val="30"/>
+          <w:szCs w:val="30"/>
         </w:rPr>
         <w:t>↓</w:t>
       </w:r>
@@ -728,105 +893,17 @@
           <w:rFonts w:ascii="Calibri" w:hAnsi="Calibri" w:cs="Calibri"/>
           <w:b/>
           <w:bCs/>
-          <w:sz w:val="32"/>
-          <w:szCs w:val="32"/>
-        </w:rPr>
-      </w:pPr>
-      <w:r>
-        <w:rPr>
-          <w:rFonts w:ascii="Calibri" w:hAnsi="Calibri" w:cs="Calibri"/>
-          <w:b/>
-          <w:bCs/>
-          <w:sz w:val="32"/>
-          <w:szCs w:val="32"/>
-        </w:rPr>
-        <w:t>flutter test</w:t>
-      </w:r>
-    </w:p>
-    <w:p>
-      <w:pPr>
-        <w:jc w:val="both"/>
-        <w:rPr>
-          <w:rFonts w:ascii="Calibri" w:hAnsi="Calibri" w:cs="Calibri"/>
-          <w:b/>
-          <w:bCs/>
-          <w:sz w:val="32"/>
-          <w:szCs w:val="32"/>
-        </w:rPr>
-      </w:pPr>
-      <w:r>
-        <w:rPr>
-          <w:rFonts w:ascii="Calibri" w:hAnsi="Calibri" w:cs="Calibri"/>
-          <w:b/>
-          <w:bCs/>
-          <w:sz w:val="32"/>
-          <w:szCs w:val="32"/>
-        </w:rPr>
-        <w:t>↓</w:t>
-      </w:r>
-    </w:p>
-    <w:p>
-      <w:pPr>
-        <w:jc w:val="both"/>
-        <w:rPr>
-          <w:rFonts w:ascii="Calibri" w:hAnsi="Calibri" w:cs="Calibri"/>
-          <w:b/>
-          <w:bCs/>
-          <w:sz w:val="32"/>
-          <w:szCs w:val="32"/>
-        </w:rPr>
-      </w:pPr>
-      <w:r>
-        <w:rPr>
-          <w:rFonts w:ascii="Calibri" w:hAnsi="Calibri" w:cs="Calibri"/>
-          <w:b/>
-          <w:bCs/>
-          <w:sz w:val="32"/>
-          <w:szCs w:val="32"/>
-        </w:rPr>
-        <w:t>Codex Review</w:t>
-      </w:r>
-    </w:p>
-    <w:p>
-      <w:pPr>
-        <w:jc w:val="both"/>
-        <w:rPr>
-          <w:rFonts w:ascii="Calibri" w:hAnsi="Calibri" w:cs="Calibri"/>
-          <w:b/>
-          <w:bCs/>
-          <w:sz w:val="32"/>
-          <w:szCs w:val="32"/>
-        </w:rPr>
-      </w:pPr>
-      <w:r>
-        <w:rPr>
-          <w:rFonts w:ascii="Calibri" w:hAnsi="Calibri" w:cs="Calibri"/>
-          <w:b/>
-          <w:bCs/>
-          <w:sz w:val="32"/>
-          <w:szCs w:val="32"/>
-        </w:rPr>
-        <w:t>↓</w:t>
-      </w:r>
-    </w:p>
-    <w:p>
-      <w:pPr>
-        <w:jc w:val="both"/>
-        <w:rPr>
-          <w:rFonts w:ascii="Calibri" w:hAnsi="Calibri" w:cs="Calibri"/>
-          <w:b/>
-          <w:bCs/>
-          <w:sz w:val="32"/>
-          <w:szCs w:val="32"/>
-        </w:rPr>
-      </w:pPr>
-      <w:r>
-        <w:rPr>
-          <w:rFonts w:ascii="Calibri" w:hAnsi="Calibri" w:cs="Calibri"/>
-          <w:b/>
-          <w:bCs/>
-          <w:sz w:val="32"/>
-          <w:szCs w:val="32"/>
+          <w:sz w:val="30"/>
+          <w:szCs w:val="30"/>
+        </w:rPr>
+      </w:pPr>
+      <w:r>
+        <w:rPr>
+          <w:rFonts w:ascii="Calibri" w:hAnsi="Calibri" w:cs="Calibri"/>
+          <w:b/>
+          <w:bCs/>
+          <w:sz w:val="30"/>
+          <w:szCs w:val="30"/>
         </w:rPr>
         <w:t>Allow commit</w:t>
       </w:r>
@@ -836,15 +913,15 @@
         <w:jc w:val="both"/>
         <w:rPr>
           <w:rFonts w:ascii="Calibri" w:hAnsi="Calibri" w:cs="Calibri"/>
-          <w:sz w:val="36"/>
-          <w:szCs w:val="36"/>
-        </w:rPr>
-      </w:pPr>
-      <w:r>
-        <w:rPr>
-          <w:rFonts w:ascii="Calibri" w:hAnsi="Calibri" w:cs="Calibri"/>
-          <w:sz w:val="36"/>
-          <w:szCs w:val="36"/>
+          <w:sz w:val="34"/>
+          <w:szCs w:val="34"/>
+        </w:rPr>
+      </w:pPr>
+      <w:r>
+        <w:rPr>
+          <w:rFonts w:ascii="Calibri" w:hAnsi="Calibri" w:cs="Calibri"/>
+          <w:sz w:val="34"/>
+          <w:szCs w:val="34"/>
         </w:rPr>
         <w:t># We can also make the hook stop the commit if analysis or tests fail.</w:t>
       </w:r>
@@ -854,15 +931,15 @@
         <w:jc w:val="both"/>
         <w:rPr>
           <w:rFonts w:ascii="Calibri" w:hAnsi="Calibri" w:cs="Calibri"/>
-          <w:sz w:val="36"/>
-          <w:szCs w:val="36"/>
-        </w:rPr>
-      </w:pPr>
-      <w:r>
-        <w:rPr>
-          <w:rFonts w:ascii="Calibri" w:hAnsi="Calibri" w:cs="Calibri"/>
-          <w:sz w:val="36"/>
-          <w:szCs w:val="36"/>
+          <w:sz w:val="34"/>
+          <w:szCs w:val="34"/>
+        </w:rPr>
+      </w:pPr>
+      <w:r>
+        <w:rPr>
+          <w:rFonts w:ascii="Calibri" w:hAnsi="Calibri" w:cs="Calibri"/>
+          <w:sz w:val="34"/>
+          <w:szCs w:val="34"/>
         </w:rPr>
         <w:t># Pre-commit, run:</w:t>
       </w:r>
@@ -879,20 +956,32 @@
           <w:rFonts w:ascii="Calibri" w:hAnsi="Calibri" w:cs="Calibri"/>
           <w:b/>
           <w:bCs/>
-          <w:sz w:val="36"/>
-          <w:szCs w:val="36"/>
-        </w:rPr>
-      </w:pPr>
-      <w:r>
-        <w:rPr>
-          <w:rFonts w:ascii="Calibri" w:hAnsi="Calibri" w:cs="Calibri"/>
-          <w:b/>
-          <w:bCs/>
-          <w:sz w:val="36"/>
-          <w:szCs w:val="36"/>
-        </w:rPr>
-        <w:t>flutter analyze</w:t>
-      </w:r>
+          <w:sz w:val="34"/>
+          <w:szCs w:val="34"/>
+        </w:rPr>
+      </w:pPr>
+      <w:r>
+        <w:rPr>
+          <w:rFonts w:ascii="Calibri" w:hAnsi="Calibri" w:cs="Calibri"/>
+          <w:b/>
+          <w:bCs/>
+          <w:sz w:val="34"/>
+          <w:szCs w:val="34"/>
+        </w:rPr>
+        <w:t xml:space="preserve">flutter </w:t>
+      </w:r>
+      <w:proofErr w:type="gramStart"/>
+      <w:r>
+        <w:rPr>
+          <w:rFonts w:ascii="Calibri" w:hAnsi="Calibri" w:cs="Calibri"/>
+          <w:b/>
+          <w:bCs/>
+          <w:sz w:val="34"/>
+          <w:szCs w:val="34"/>
+        </w:rPr>
+        <w:t>analyze</w:t>
+      </w:r>
+      <w:proofErr w:type="gramEnd"/>
     </w:p>
     <w:p>
       <w:pPr>
@@ -906,17 +995,17 @@
           <w:rFonts w:ascii="Calibri" w:hAnsi="Calibri" w:cs="Calibri"/>
           <w:b/>
           <w:bCs/>
-          <w:sz w:val="36"/>
-          <w:szCs w:val="36"/>
-        </w:rPr>
-      </w:pPr>
-      <w:r>
-        <w:rPr>
-          <w:rFonts w:ascii="Calibri" w:hAnsi="Calibri" w:cs="Calibri"/>
-          <w:b/>
-          <w:bCs/>
-          <w:sz w:val="36"/>
-          <w:szCs w:val="36"/>
+          <w:sz w:val="34"/>
+          <w:szCs w:val="34"/>
+        </w:rPr>
+      </w:pPr>
+      <w:r>
+        <w:rPr>
+          <w:rFonts w:ascii="Calibri" w:hAnsi="Calibri" w:cs="Calibri"/>
+          <w:b/>
+          <w:bCs/>
+          <w:sz w:val="34"/>
+          <w:szCs w:val="34"/>
         </w:rPr>
         <w:t>dart format (optional)</w:t>
       </w:r>
@@ -933,19 +1022,18 @@
           <w:rFonts w:ascii="Calibri" w:hAnsi="Calibri" w:cs="Calibri"/>
           <w:b/>
           <w:bCs/>
-          <w:sz w:val="36"/>
-          <w:szCs w:val="36"/>
-        </w:rPr>
-      </w:pPr>
-      <w:r>
-        <w:rPr>
-          <w:rFonts w:ascii="Calibri" w:hAnsi="Calibri" w:cs="Calibri"/>
-          <w:b/>
-          <w:bCs/>
-          <w:sz w:val="36"/>
-          <w:szCs w:val="36"/>
-        </w:rPr>
-        <w:lastRenderedPageBreak/>
+          <w:sz w:val="34"/>
+          <w:szCs w:val="34"/>
+        </w:rPr>
+      </w:pPr>
+      <w:r>
+        <w:rPr>
+          <w:rFonts w:ascii="Calibri" w:hAnsi="Calibri" w:cs="Calibri"/>
+          <w:b/>
+          <w:bCs/>
+          <w:sz w:val="34"/>
+          <w:szCs w:val="34"/>
+        </w:rPr>
         <w:t>flutter test</w:t>
       </w:r>
     </w:p>
@@ -954,15 +1042,15 @@
         <w:jc w:val="both"/>
         <w:rPr>
           <w:rFonts w:ascii="Calibri" w:hAnsi="Calibri" w:cs="Calibri"/>
-          <w:sz w:val="36"/>
-          <w:szCs w:val="36"/>
-        </w:rPr>
-      </w:pPr>
-      <w:r>
-        <w:rPr>
-          <w:rFonts w:ascii="Calibri" w:hAnsi="Calibri" w:cs="Calibri"/>
-          <w:sz w:val="36"/>
-          <w:szCs w:val="36"/>
+          <w:sz w:val="34"/>
+          <w:szCs w:val="34"/>
+        </w:rPr>
+      </w:pPr>
+      <w:r>
+        <w:rPr>
+          <w:rFonts w:ascii="Calibri" w:hAnsi="Calibri" w:cs="Calibri"/>
+          <w:sz w:val="34"/>
+          <w:szCs w:val="34"/>
         </w:rPr>
         <w:t># Pre-push, run:</w:t>
       </w:r>
@@ -979,17 +1067,17 @@
           <w:rFonts w:ascii="Calibri" w:hAnsi="Calibri" w:cs="Calibri"/>
           <w:b/>
           <w:bCs/>
-          <w:sz w:val="36"/>
-          <w:szCs w:val="36"/>
-        </w:rPr>
-      </w:pPr>
-      <w:r>
-        <w:rPr>
-          <w:rFonts w:ascii="Calibri" w:hAnsi="Calibri" w:cs="Calibri"/>
-          <w:b/>
-          <w:bCs/>
-          <w:sz w:val="36"/>
-          <w:szCs w:val="36"/>
+          <w:sz w:val="34"/>
+          <w:szCs w:val="34"/>
+        </w:rPr>
+      </w:pPr>
+      <w:r>
+        <w:rPr>
+          <w:rFonts w:ascii="Calibri" w:hAnsi="Calibri" w:cs="Calibri"/>
+          <w:b/>
+          <w:bCs/>
+          <w:sz w:val="34"/>
+          <w:szCs w:val="34"/>
         </w:rPr>
         <w:t>Codex review</w:t>
       </w:r>
@@ -1004,15 +1092,15 @@
         <w:jc w:val="both"/>
         <w:rPr>
           <w:rFonts w:ascii="Calibri" w:hAnsi="Calibri" w:cs="Calibri"/>
-          <w:sz w:val="36"/>
-          <w:szCs w:val="36"/>
-        </w:rPr>
-      </w:pPr>
-      <w:r>
-        <w:rPr>
-          <w:rFonts w:ascii="Calibri" w:hAnsi="Calibri" w:cs="Calibri"/>
-          <w:sz w:val="36"/>
-          <w:szCs w:val="36"/>
+          <w:sz w:val="34"/>
+          <w:szCs w:val="34"/>
+        </w:rPr>
+      </w:pPr>
+      <w:r>
+        <w:rPr>
+          <w:rFonts w:ascii="Calibri" w:hAnsi="Calibri" w:cs="Calibri"/>
+          <w:sz w:val="34"/>
+          <w:szCs w:val="34"/>
         </w:rPr>
         <w:t>Full test suite</w:t>
       </w:r>
@@ -1022,16 +1110,17 @@
         <w:jc w:val="both"/>
         <w:rPr>
           <w:rFonts w:ascii="Calibri" w:hAnsi="Calibri" w:cs="Calibri"/>
-          <w:sz w:val="36"/>
-          <w:szCs w:val="36"/>
-        </w:rPr>
-      </w:pPr>
-      <w:r>
-        <w:rPr>
-          <w:rFonts w:ascii="Calibri" w:hAnsi="Calibri" w:cs="Calibri"/>
-          <w:sz w:val="36"/>
-          <w:szCs w:val="36"/>
-        </w:rPr>
+          <w:sz w:val="34"/>
+          <w:szCs w:val="34"/>
+        </w:rPr>
+      </w:pPr>
+      <w:r>
+        <w:rPr>
+          <w:rFonts w:ascii="Calibri" w:hAnsi="Calibri" w:cs="Calibri"/>
+          <w:sz w:val="34"/>
+          <w:szCs w:val="34"/>
+        </w:rPr>
+        <w:lastRenderedPageBreak/>
         <w:t># Codex becomes another quality gate, not a replacement for Flutter tooling.</w:t>
       </w:r>
     </w:p>
@@ -1040,25 +1129,25 @@
         <w:jc w:val="both"/>
         <w:rPr>
           <w:rFonts w:ascii="Calibri" w:hAnsi="Calibri" w:cs="Calibri"/>
-          <w:sz w:val="36"/>
-          <w:szCs w:val="36"/>
-        </w:rPr>
-      </w:pPr>
-    </w:p>
-    <w:p>
-      <w:pPr>
-        <w:jc w:val="both"/>
-        <w:rPr>
-          <w:rFonts w:ascii="Calibri" w:hAnsi="Calibri" w:cs="Calibri"/>
-          <w:sz w:val="36"/>
-          <w:szCs w:val="36"/>
-        </w:rPr>
-      </w:pPr>
-      <w:r>
-        <w:rPr>
-          <w:rFonts w:ascii="Calibri" w:hAnsi="Calibri" w:cs="Calibri"/>
-          <w:sz w:val="36"/>
-          <w:szCs w:val="36"/>
+          <w:sz w:val="34"/>
+          <w:szCs w:val="34"/>
+        </w:rPr>
+      </w:pPr>
+    </w:p>
+    <w:p>
+      <w:pPr>
+        <w:jc w:val="both"/>
+        <w:rPr>
+          <w:rFonts w:ascii="Calibri" w:hAnsi="Calibri" w:cs="Calibri"/>
+          <w:sz w:val="34"/>
+          <w:szCs w:val="34"/>
+        </w:rPr>
+      </w:pPr>
+      <w:r>
+        <w:rPr>
+          <w:rFonts w:ascii="Calibri" w:hAnsi="Calibri" w:cs="Calibri"/>
+          <w:sz w:val="34"/>
+          <w:szCs w:val="34"/>
         </w:rPr>
         <w:t>Stage-4, GitHub Actions:</w:t>
       </w:r>
@@ -1068,15 +1157,15 @@
         <w:jc w:val="both"/>
         <w:rPr>
           <w:rFonts w:ascii="Calibri" w:hAnsi="Calibri" w:cs="Calibri"/>
-          <w:sz w:val="36"/>
-          <w:szCs w:val="36"/>
-        </w:rPr>
-      </w:pPr>
-      <w:r>
-        <w:rPr>
-          <w:rFonts w:ascii="Calibri" w:hAnsi="Calibri" w:cs="Calibri"/>
-          <w:sz w:val="36"/>
-          <w:szCs w:val="36"/>
+          <w:sz w:val="34"/>
+          <w:szCs w:val="34"/>
+        </w:rPr>
+      </w:pPr>
+      <w:r>
+        <w:rPr>
+          <w:rFonts w:ascii="Calibri" w:hAnsi="Calibri" w:cs="Calibri"/>
+          <w:sz w:val="34"/>
+          <w:szCs w:val="34"/>
         </w:rPr>
         <w:t># Instead of reviewing code locally:</w:t>
       </w:r>
@@ -1088,17 +1177,17 @@
           <w:rFonts w:ascii="Calibri" w:hAnsi="Calibri" w:cs="Calibri"/>
           <w:b/>
           <w:bCs/>
-          <w:sz w:val="32"/>
-          <w:szCs w:val="32"/>
-        </w:rPr>
-      </w:pPr>
-      <w:r>
-        <w:rPr>
-          <w:rFonts w:ascii="Calibri" w:hAnsi="Calibri" w:cs="Calibri"/>
-          <w:b/>
-          <w:bCs/>
-          <w:sz w:val="32"/>
-          <w:szCs w:val="32"/>
+          <w:sz w:val="30"/>
+          <w:szCs w:val="30"/>
+        </w:rPr>
+      </w:pPr>
+      <w:r>
+        <w:rPr>
+          <w:rFonts w:ascii="Calibri" w:hAnsi="Calibri" w:cs="Calibri"/>
+          <w:b/>
+          <w:bCs/>
+          <w:sz w:val="30"/>
+          <w:szCs w:val="30"/>
         </w:rPr>
         <w:t>Developer pushes code</w:t>
       </w:r>
@@ -1110,17 +1199,17 @@
           <w:rFonts w:ascii="Calibri" w:hAnsi="Calibri" w:cs="Calibri"/>
           <w:b/>
           <w:bCs/>
-          <w:sz w:val="32"/>
-          <w:szCs w:val="32"/>
-        </w:rPr>
-      </w:pPr>
-      <w:r>
-        <w:rPr>
-          <w:rFonts w:ascii="Calibri" w:hAnsi="Calibri" w:cs="Calibri"/>
-          <w:b/>
-          <w:bCs/>
-          <w:sz w:val="32"/>
-          <w:szCs w:val="32"/>
+          <w:sz w:val="30"/>
+          <w:szCs w:val="30"/>
+        </w:rPr>
+      </w:pPr>
+      <w:r>
+        <w:rPr>
+          <w:rFonts w:ascii="Calibri" w:hAnsi="Calibri" w:cs="Calibri"/>
+          <w:b/>
+          <w:bCs/>
+          <w:sz w:val="30"/>
+          <w:szCs w:val="30"/>
         </w:rPr>
         <w:t>↓</w:t>
       </w:r>
@@ -1132,17 +1221,17 @@
           <w:rFonts w:ascii="Calibri" w:hAnsi="Calibri" w:cs="Calibri"/>
           <w:b/>
           <w:bCs/>
-          <w:sz w:val="32"/>
-          <w:szCs w:val="32"/>
-        </w:rPr>
-      </w:pPr>
-      <w:r>
-        <w:rPr>
-          <w:rFonts w:ascii="Calibri" w:hAnsi="Calibri" w:cs="Calibri"/>
-          <w:b/>
-          <w:bCs/>
-          <w:sz w:val="32"/>
-          <w:szCs w:val="32"/>
+          <w:sz w:val="30"/>
+          <w:szCs w:val="30"/>
+        </w:rPr>
+      </w:pPr>
+      <w:r>
+        <w:rPr>
+          <w:rFonts w:ascii="Calibri" w:hAnsi="Calibri" w:cs="Calibri"/>
+          <w:b/>
+          <w:bCs/>
+          <w:sz w:val="30"/>
+          <w:szCs w:val="30"/>
         </w:rPr>
         <w:t>GitHub Actions</w:t>
       </w:r>
@@ -1154,17 +1243,17 @@
           <w:rFonts w:ascii="Calibri" w:hAnsi="Calibri" w:cs="Calibri"/>
           <w:b/>
           <w:bCs/>
-          <w:sz w:val="32"/>
-          <w:szCs w:val="32"/>
-        </w:rPr>
-      </w:pPr>
-      <w:r>
-        <w:rPr>
-          <w:rFonts w:ascii="Calibri" w:hAnsi="Calibri" w:cs="Calibri"/>
-          <w:b/>
-          <w:bCs/>
-          <w:sz w:val="32"/>
-          <w:szCs w:val="32"/>
+          <w:sz w:val="30"/>
+          <w:szCs w:val="30"/>
+        </w:rPr>
+      </w:pPr>
+      <w:r>
+        <w:rPr>
+          <w:rFonts w:ascii="Calibri" w:hAnsi="Calibri" w:cs="Calibri"/>
+          <w:b/>
+          <w:bCs/>
+          <w:sz w:val="30"/>
+          <w:szCs w:val="30"/>
         </w:rPr>
         <w:t>↓</w:t>
       </w:r>
@@ -1176,17 +1265,17 @@
           <w:rFonts w:ascii="Calibri" w:hAnsi="Calibri" w:cs="Calibri"/>
           <w:b/>
           <w:bCs/>
-          <w:sz w:val="32"/>
-          <w:szCs w:val="32"/>
-        </w:rPr>
-      </w:pPr>
-      <w:r>
-        <w:rPr>
-          <w:rFonts w:ascii="Calibri" w:hAnsi="Calibri" w:cs="Calibri"/>
-          <w:b/>
-          <w:bCs/>
-          <w:sz w:val="32"/>
-          <w:szCs w:val="32"/>
+          <w:sz w:val="30"/>
+          <w:szCs w:val="30"/>
+        </w:rPr>
+      </w:pPr>
+      <w:r>
+        <w:rPr>
+          <w:rFonts w:ascii="Calibri" w:hAnsi="Calibri" w:cs="Calibri"/>
+          <w:b/>
+          <w:bCs/>
+          <w:sz w:val="30"/>
+          <w:szCs w:val="30"/>
         </w:rPr>
         <w:t>Codex Review</w:t>
       </w:r>
@@ -1198,17 +1287,17 @@
           <w:rFonts w:ascii="Calibri" w:hAnsi="Calibri" w:cs="Calibri"/>
           <w:b/>
           <w:bCs/>
-          <w:sz w:val="32"/>
-          <w:szCs w:val="32"/>
-        </w:rPr>
-      </w:pPr>
-      <w:r>
-        <w:rPr>
-          <w:rFonts w:ascii="Calibri" w:hAnsi="Calibri" w:cs="Calibri"/>
-          <w:b/>
-          <w:bCs/>
-          <w:sz w:val="32"/>
-          <w:szCs w:val="32"/>
+          <w:sz w:val="30"/>
+          <w:szCs w:val="30"/>
+        </w:rPr>
+      </w:pPr>
+      <w:r>
+        <w:rPr>
+          <w:rFonts w:ascii="Calibri" w:hAnsi="Calibri" w:cs="Calibri"/>
+          <w:b/>
+          <w:bCs/>
+          <w:sz w:val="30"/>
+          <w:szCs w:val="30"/>
         </w:rPr>
         <w:t>↓</w:t>
       </w:r>
@@ -1220,17 +1309,17 @@
           <w:rFonts w:ascii="Calibri" w:hAnsi="Calibri" w:cs="Calibri"/>
           <w:b/>
           <w:bCs/>
-          <w:sz w:val="32"/>
-          <w:szCs w:val="32"/>
-        </w:rPr>
-      </w:pPr>
-      <w:r>
-        <w:rPr>
-          <w:rFonts w:ascii="Calibri" w:hAnsi="Calibri" w:cs="Calibri"/>
-          <w:b/>
-          <w:bCs/>
-          <w:sz w:val="32"/>
-          <w:szCs w:val="32"/>
+          <w:sz w:val="30"/>
+          <w:szCs w:val="30"/>
+        </w:rPr>
+      </w:pPr>
+      <w:r>
+        <w:rPr>
+          <w:rFonts w:ascii="Calibri" w:hAnsi="Calibri" w:cs="Calibri"/>
+          <w:b/>
+          <w:bCs/>
+          <w:sz w:val="30"/>
+          <w:szCs w:val="30"/>
         </w:rPr>
         <w:t>Comment on PR</w:t>
       </w:r>
@@ -1242,17 +1331,17 @@
           <w:rFonts w:ascii="Calibri" w:hAnsi="Calibri" w:cs="Calibri"/>
           <w:b/>
           <w:bCs/>
-          <w:sz w:val="32"/>
-          <w:szCs w:val="32"/>
-        </w:rPr>
-      </w:pPr>
-      <w:r>
-        <w:rPr>
-          <w:rFonts w:ascii="Calibri" w:hAnsi="Calibri" w:cs="Calibri"/>
-          <w:b/>
-          <w:bCs/>
-          <w:sz w:val="32"/>
-          <w:szCs w:val="32"/>
+          <w:sz w:val="30"/>
+          <w:szCs w:val="30"/>
+        </w:rPr>
+      </w:pPr>
+      <w:r>
+        <w:rPr>
+          <w:rFonts w:ascii="Calibri" w:hAnsi="Calibri" w:cs="Calibri"/>
+          <w:b/>
+          <w:bCs/>
+          <w:sz w:val="30"/>
+          <w:szCs w:val="30"/>
         </w:rPr>
         <w:t>↓</w:t>
       </w:r>
@@ -1264,17 +1353,17 @@
           <w:rFonts w:ascii="Calibri" w:hAnsi="Calibri" w:cs="Calibri"/>
           <w:b/>
           <w:bCs/>
-          <w:sz w:val="32"/>
-          <w:szCs w:val="32"/>
-        </w:rPr>
-      </w:pPr>
-      <w:r>
-        <w:rPr>
-          <w:rFonts w:ascii="Calibri" w:hAnsi="Calibri" w:cs="Calibri"/>
-          <w:b/>
-          <w:bCs/>
-          <w:sz w:val="32"/>
-          <w:szCs w:val="32"/>
+          <w:sz w:val="30"/>
+          <w:szCs w:val="30"/>
+        </w:rPr>
+      </w:pPr>
+      <w:r>
+        <w:rPr>
+          <w:rFonts w:ascii="Calibri" w:hAnsi="Calibri" w:cs="Calibri"/>
+          <w:b/>
+          <w:bCs/>
+          <w:sz w:val="30"/>
+          <w:szCs w:val="30"/>
         </w:rPr>
         <w:t>Developer fixes issues</w:t>
       </w:r>
@@ -1286,17 +1375,17 @@
           <w:rFonts w:ascii="Calibri" w:hAnsi="Calibri" w:cs="Calibri"/>
           <w:b/>
           <w:bCs/>
-          <w:sz w:val="32"/>
-          <w:szCs w:val="32"/>
-        </w:rPr>
-      </w:pPr>
-      <w:r>
-        <w:rPr>
-          <w:rFonts w:ascii="Calibri" w:hAnsi="Calibri" w:cs="Calibri"/>
-          <w:b/>
-          <w:bCs/>
-          <w:sz w:val="32"/>
-          <w:szCs w:val="32"/>
+          <w:sz w:val="30"/>
+          <w:szCs w:val="30"/>
+        </w:rPr>
+      </w:pPr>
+      <w:r>
+        <w:rPr>
+          <w:rFonts w:ascii="Calibri" w:hAnsi="Calibri" w:cs="Calibri"/>
+          <w:b/>
+          <w:bCs/>
+          <w:sz w:val="30"/>
+          <w:szCs w:val="30"/>
         </w:rPr>
         <w:t>↓</w:t>
       </w:r>
@@ -1308,17 +1397,17 @@
           <w:rFonts w:ascii="Calibri" w:hAnsi="Calibri" w:cs="Calibri"/>
           <w:b/>
           <w:bCs/>
-          <w:sz w:val="32"/>
-          <w:szCs w:val="32"/>
-        </w:rPr>
-      </w:pPr>
-      <w:r>
-        <w:rPr>
-          <w:rFonts w:ascii="Calibri" w:hAnsi="Calibri" w:cs="Calibri"/>
-          <w:b/>
-          <w:bCs/>
-          <w:sz w:val="32"/>
-          <w:szCs w:val="32"/>
+          <w:sz w:val="30"/>
+          <w:szCs w:val="30"/>
+        </w:rPr>
+      </w:pPr>
+      <w:r>
+        <w:rPr>
+          <w:rFonts w:ascii="Calibri" w:hAnsi="Calibri" w:cs="Calibri"/>
+          <w:b/>
+          <w:bCs/>
+          <w:sz w:val="30"/>
+          <w:szCs w:val="30"/>
         </w:rPr>
         <w:t>Merge</w:t>
       </w:r>
@@ -1328,15 +1417,15 @@
         <w:jc w:val="both"/>
         <w:rPr>
           <w:rFonts w:ascii="Calibri" w:hAnsi="Calibri" w:cs="Calibri"/>
-          <w:sz w:val="36"/>
-          <w:szCs w:val="36"/>
-        </w:rPr>
-      </w:pPr>
-      <w:r>
-        <w:rPr>
-          <w:rFonts w:ascii="Calibri" w:hAnsi="Calibri" w:cs="Calibri"/>
-          <w:sz w:val="36"/>
-          <w:szCs w:val="36"/>
+          <w:sz w:val="34"/>
+          <w:szCs w:val="34"/>
+        </w:rPr>
+      </w:pPr>
+      <w:r>
+        <w:rPr>
+          <w:rFonts w:ascii="Calibri" w:hAnsi="Calibri" w:cs="Calibri"/>
+          <w:sz w:val="34"/>
+          <w:szCs w:val="34"/>
         </w:rPr>
         <w:t xml:space="preserve"># Since, </w:t>
       </w:r>
@@ -1345,16 +1434,16 @@
           <w:rFonts w:ascii="Calibri" w:hAnsi="Calibri" w:cs="Calibri"/>
           <w:b/>
           <w:bCs/>
-          <w:sz w:val="36"/>
-          <w:szCs w:val="36"/>
+          <w:sz w:val="34"/>
+          <w:szCs w:val="34"/>
         </w:rPr>
         <w:t>codex exec</w:t>
       </w:r>
       <w:r>
         <w:rPr>
           <w:rFonts w:ascii="Calibri" w:hAnsi="Calibri" w:cs="Calibri"/>
-          <w:sz w:val="36"/>
-          <w:szCs w:val="36"/>
+          <w:sz w:val="34"/>
+          <w:szCs w:val="34"/>
         </w:rPr>
         <w:t xml:space="preserve"> is non-interactive, it's suitable for CI/CD environments.</w:t>
       </w:r>
@@ -1364,25 +1453,25 @@
         <w:jc w:val="both"/>
         <w:rPr>
           <w:rFonts w:ascii="Calibri" w:hAnsi="Calibri" w:cs="Calibri"/>
-          <w:sz w:val="36"/>
-          <w:szCs w:val="36"/>
-        </w:rPr>
-      </w:pPr>
-    </w:p>
-    <w:p>
-      <w:pPr>
-        <w:jc w:val="both"/>
-        <w:rPr>
-          <w:rFonts w:ascii="Calibri" w:hAnsi="Calibri" w:cs="Calibri"/>
-          <w:sz w:val="36"/>
-          <w:szCs w:val="36"/>
-        </w:rPr>
-      </w:pPr>
-      <w:r>
-        <w:rPr>
-          <w:rFonts w:ascii="Calibri" w:hAnsi="Calibri" w:cs="Calibri"/>
-          <w:sz w:val="36"/>
-          <w:szCs w:val="36"/>
+          <w:sz w:val="34"/>
+          <w:szCs w:val="34"/>
+        </w:rPr>
+      </w:pPr>
+    </w:p>
+    <w:p>
+      <w:pPr>
+        <w:jc w:val="both"/>
+        <w:rPr>
+          <w:rFonts w:ascii="Calibri" w:hAnsi="Calibri" w:cs="Calibri"/>
+          <w:sz w:val="34"/>
+          <w:szCs w:val="34"/>
+        </w:rPr>
+      </w:pPr>
+      <w:r>
+        <w:rPr>
+          <w:rFonts w:ascii="Calibri" w:hAnsi="Calibri" w:cs="Calibri"/>
+          <w:sz w:val="34"/>
+          <w:szCs w:val="34"/>
         </w:rPr>
         <w:t>Stage-5, Nightly Reviews:</w:t>
       </w:r>
@@ -1392,15 +1481,15 @@
         <w:jc w:val="both"/>
         <w:rPr>
           <w:rFonts w:ascii="Calibri" w:hAnsi="Calibri" w:cs="Calibri"/>
-          <w:sz w:val="36"/>
-          <w:szCs w:val="36"/>
-        </w:rPr>
-      </w:pPr>
-      <w:r>
-        <w:rPr>
-          <w:rFonts w:ascii="Calibri" w:hAnsi="Calibri" w:cs="Calibri"/>
-          <w:sz w:val="36"/>
-          <w:szCs w:val="36"/>
+          <w:sz w:val="34"/>
+          <w:szCs w:val="34"/>
+        </w:rPr>
+      </w:pPr>
+      <w:r>
+        <w:rPr>
+          <w:rFonts w:ascii="Calibri" w:hAnsi="Calibri" w:cs="Calibri"/>
+          <w:sz w:val="34"/>
+          <w:szCs w:val="34"/>
         </w:rPr>
         <w:t># Imagine every night:</w:t>
       </w:r>
@@ -1412,17 +1501,17 @@
           <w:rFonts w:ascii="Calibri" w:hAnsi="Calibri" w:cs="Calibri"/>
           <w:b/>
           <w:bCs/>
-          <w:sz w:val="32"/>
-          <w:szCs w:val="32"/>
-        </w:rPr>
-      </w:pPr>
-      <w:r>
-        <w:rPr>
-          <w:rFonts w:ascii="Calibri" w:hAnsi="Calibri" w:cs="Calibri"/>
-          <w:b/>
-          <w:bCs/>
-          <w:sz w:val="32"/>
-          <w:szCs w:val="32"/>
+          <w:sz w:val="30"/>
+          <w:szCs w:val="30"/>
+        </w:rPr>
+      </w:pPr>
+      <w:r>
+        <w:rPr>
+          <w:rFonts w:ascii="Calibri" w:hAnsi="Calibri" w:cs="Calibri"/>
+          <w:b/>
+          <w:bCs/>
+          <w:sz w:val="30"/>
+          <w:szCs w:val="30"/>
         </w:rPr>
         <w:t>2:00 AM</w:t>
       </w:r>
@@ -1434,17 +1523,17 @@
           <w:rFonts w:ascii="Calibri" w:hAnsi="Calibri" w:cs="Calibri"/>
           <w:b/>
           <w:bCs/>
-          <w:sz w:val="32"/>
-          <w:szCs w:val="32"/>
-        </w:rPr>
-      </w:pPr>
-      <w:r>
-        <w:rPr>
-          <w:rFonts w:ascii="Calibri" w:hAnsi="Calibri" w:cs="Calibri"/>
-          <w:b/>
-          <w:bCs/>
-          <w:sz w:val="32"/>
-          <w:szCs w:val="32"/>
+          <w:sz w:val="30"/>
+          <w:szCs w:val="30"/>
+        </w:rPr>
+      </w:pPr>
+      <w:r>
+        <w:rPr>
+          <w:rFonts w:ascii="Calibri" w:hAnsi="Calibri" w:cs="Calibri"/>
+          <w:b/>
+          <w:bCs/>
+          <w:sz w:val="30"/>
+          <w:szCs w:val="30"/>
         </w:rPr>
         <w:t>↓</w:t>
       </w:r>
@@ -1456,18 +1545,19 @@
           <w:rFonts w:ascii="Calibri" w:hAnsi="Calibri" w:cs="Calibri"/>
           <w:b/>
           <w:bCs/>
-          <w:sz w:val="32"/>
-          <w:szCs w:val="32"/>
-        </w:rPr>
-      </w:pPr>
-      <w:r>
-        <w:rPr>
-          <w:rFonts w:ascii="Calibri" w:hAnsi="Calibri" w:cs="Calibri"/>
-          <w:b/>
-          <w:bCs/>
-          <w:sz w:val="32"/>
-          <w:szCs w:val="32"/>
-        </w:rPr>
+          <w:sz w:val="30"/>
+          <w:szCs w:val="30"/>
+        </w:rPr>
+      </w:pPr>
+      <w:r>
+        <w:rPr>
+          <w:rFonts w:ascii="Calibri" w:hAnsi="Calibri" w:cs="Calibri"/>
+          <w:b/>
+          <w:bCs/>
+          <w:sz w:val="30"/>
+          <w:szCs w:val="30"/>
+        </w:rPr>
+        <w:lastRenderedPageBreak/>
         <w:t>Review repository</w:t>
       </w:r>
     </w:p>
@@ -1478,17 +1568,17 @@
           <w:rFonts w:ascii="Calibri" w:hAnsi="Calibri" w:cs="Calibri"/>
           <w:b/>
           <w:bCs/>
-          <w:sz w:val="32"/>
-          <w:szCs w:val="32"/>
-        </w:rPr>
-      </w:pPr>
-      <w:r>
-        <w:rPr>
-          <w:rFonts w:ascii="Calibri" w:hAnsi="Calibri" w:cs="Calibri"/>
-          <w:b/>
-          <w:bCs/>
-          <w:sz w:val="32"/>
-          <w:szCs w:val="32"/>
+          <w:sz w:val="30"/>
+          <w:szCs w:val="30"/>
+        </w:rPr>
+      </w:pPr>
+      <w:r>
+        <w:rPr>
+          <w:rFonts w:ascii="Calibri" w:hAnsi="Calibri" w:cs="Calibri"/>
+          <w:b/>
+          <w:bCs/>
+          <w:sz w:val="30"/>
+          <w:szCs w:val="30"/>
         </w:rPr>
         <w:t>↓</w:t>
       </w:r>
@@ -1500,17 +1590,17 @@
           <w:rFonts w:ascii="Calibri" w:hAnsi="Calibri" w:cs="Calibri"/>
           <w:b/>
           <w:bCs/>
-          <w:sz w:val="32"/>
-          <w:szCs w:val="32"/>
-        </w:rPr>
-      </w:pPr>
-      <w:r>
-        <w:rPr>
-          <w:rFonts w:ascii="Calibri" w:hAnsi="Calibri" w:cs="Calibri"/>
-          <w:b/>
-          <w:bCs/>
-          <w:sz w:val="32"/>
-          <w:szCs w:val="32"/>
+          <w:sz w:val="30"/>
+          <w:szCs w:val="30"/>
+        </w:rPr>
+      </w:pPr>
+      <w:r>
+        <w:rPr>
+          <w:rFonts w:ascii="Calibri" w:hAnsi="Calibri" w:cs="Calibri"/>
+          <w:b/>
+          <w:bCs/>
+          <w:sz w:val="30"/>
+          <w:szCs w:val="30"/>
         </w:rPr>
         <w:t>Find duplicated code</w:t>
       </w:r>
@@ -1522,17 +1612,17 @@
           <w:rFonts w:ascii="Calibri" w:hAnsi="Calibri" w:cs="Calibri"/>
           <w:b/>
           <w:bCs/>
-          <w:sz w:val="32"/>
-          <w:szCs w:val="32"/>
-        </w:rPr>
-      </w:pPr>
-      <w:r>
-        <w:rPr>
-          <w:rFonts w:ascii="Calibri" w:hAnsi="Calibri" w:cs="Calibri"/>
-          <w:b/>
-          <w:bCs/>
-          <w:sz w:val="32"/>
-          <w:szCs w:val="32"/>
+          <w:sz w:val="30"/>
+          <w:szCs w:val="30"/>
+        </w:rPr>
+      </w:pPr>
+      <w:r>
+        <w:rPr>
+          <w:rFonts w:ascii="Calibri" w:hAnsi="Calibri" w:cs="Calibri"/>
+          <w:b/>
+          <w:bCs/>
+          <w:sz w:val="30"/>
+          <w:szCs w:val="30"/>
         </w:rPr>
         <w:t>↓</w:t>
       </w:r>
@@ -1544,17 +1634,17 @@
           <w:rFonts w:ascii="Calibri" w:hAnsi="Calibri" w:cs="Calibri"/>
           <w:b/>
           <w:bCs/>
-          <w:sz w:val="32"/>
-          <w:szCs w:val="32"/>
-        </w:rPr>
-      </w:pPr>
-      <w:r>
-        <w:rPr>
-          <w:rFonts w:ascii="Calibri" w:hAnsi="Calibri" w:cs="Calibri"/>
-          <w:b/>
-          <w:bCs/>
-          <w:sz w:val="32"/>
-          <w:szCs w:val="32"/>
+          <w:sz w:val="30"/>
+          <w:szCs w:val="30"/>
+        </w:rPr>
+      </w:pPr>
+      <w:r>
+        <w:rPr>
+          <w:rFonts w:ascii="Calibri" w:hAnsi="Calibri" w:cs="Calibri"/>
+          <w:b/>
+          <w:bCs/>
+          <w:sz w:val="30"/>
+          <w:szCs w:val="30"/>
         </w:rPr>
         <w:t>Find TODOs</w:t>
       </w:r>
@@ -1566,17 +1656,17 @@
           <w:rFonts w:ascii="Calibri" w:hAnsi="Calibri" w:cs="Calibri"/>
           <w:b/>
           <w:bCs/>
-          <w:sz w:val="32"/>
-          <w:szCs w:val="32"/>
-        </w:rPr>
-      </w:pPr>
-      <w:r>
-        <w:rPr>
-          <w:rFonts w:ascii="Calibri" w:hAnsi="Calibri" w:cs="Calibri"/>
-          <w:b/>
-          <w:bCs/>
-          <w:sz w:val="32"/>
-          <w:szCs w:val="32"/>
+          <w:sz w:val="30"/>
+          <w:szCs w:val="30"/>
+        </w:rPr>
+      </w:pPr>
+      <w:r>
+        <w:rPr>
+          <w:rFonts w:ascii="Calibri" w:hAnsi="Calibri" w:cs="Calibri"/>
+          <w:b/>
+          <w:bCs/>
+          <w:sz w:val="30"/>
+          <w:szCs w:val="30"/>
         </w:rPr>
         <w:t>↓</w:t>
       </w:r>
@@ -1588,17 +1678,17 @@
           <w:rFonts w:ascii="Calibri" w:hAnsi="Calibri" w:cs="Calibri"/>
           <w:b/>
           <w:bCs/>
-          <w:sz w:val="32"/>
-          <w:szCs w:val="32"/>
-        </w:rPr>
-      </w:pPr>
-      <w:r>
-        <w:rPr>
-          <w:rFonts w:ascii="Calibri" w:hAnsi="Calibri" w:cs="Calibri"/>
-          <w:b/>
-          <w:bCs/>
-          <w:sz w:val="32"/>
-          <w:szCs w:val="32"/>
+          <w:sz w:val="30"/>
+          <w:szCs w:val="30"/>
+        </w:rPr>
+      </w:pPr>
+      <w:r>
+        <w:rPr>
+          <w:rFonts w:ascii="Calibri" w:hAnsi="Calibri" w:cs="Calibri"/>
+          <w:b/>
+          <w:bCs/>
+          <w:sz w:val="30"/>
+          <w:szCs w:val="30"/>
         </w:rPr>
         <w:t>Find failing tests</w:t>
       </w:r>
@@ -1610,17 +1700,17 @@
           <w:rFonts w:ascii="Calibri" w:hAnsi="Calibri" w:cs="Calibri"/>
           <w:b/>
           <w:bCs/>
-          <w:sz w:val="32"/>
-          <w:szCs w:val="32"/>
-        </w:rPr>
-      </w:pPr>
-      <w:r>
-        <w:rPr>
-          <w:rFonts w:ascii="Calibri" w:hAnsi="Calibri" w:cs="Calibri"/>
-          <w:b/>
-          <w:bCs/>
-          <w:sz w:val="32"/>
-          <w:szCs w:val="32"/>
+          <w:sz w:val="30"/>
+          <w:szCs w:val="30"/>
+        </w:rPr>
+      </w:pPr>
+      <w:r>
+        <w:rPr>
+          <w:rFonts w:ascii="Calibri" w:hAnsi="Calibri" w:cs="Calibri"/>
+          <w:b/>
+          <w:bCs/>
+          <w:sz w:val="30"/>
+          <w:szCs w:val="30"/>
         </w:rPr>
         <w:t>↓</w:t>
       </w:r>
@@ -1632,17 +1722,17 @@
           <w:rFonts w:ascii="Calibri" w:hAnsi="Calibri" w:cs="Calibri"/>
           <w:b/>
           <w:bCs/>
-          <w:sz w:val="32"/>
-          <w:szCs w:val="32"/>
-        </w:rPr>
-      </w:pPr>
-      <w:r>
-        <w:rPr>
-          <w:rFonts w:ascii="Calibri" w:hAnsi="Calibri" w:cs="Calibri"/>
-          <w:b/>
-          <w:bCs/>
-          <w:sz w:val="32"/>
-          <w:szCs w:val="32"/>
+          <w:sz w:val="30"/>
+          <w:szCs w:val="30"/>
+        </w:rPr>
+      </w:pPr>
+      <w:r>
+        <w:rPr>
+          <w:rFonts w:ascii="Calibri" w:hAnsi="Calibri" w:cs="Calibri"/>
+          <w:b/>
+          <w:bCs/>
+          <w:sz w:val="30"/>
+          <w:szCs w:val="30"/>
         </w:rPr>
         <w:t>Generate report</w:t>
       </w:r>
@@ -1652,15 +1742,15 @@
         <w:jc w:val="both"/>
         <w:rPr>
           <w:rFonts w:ascii="Calibri" w:hAnsi="Calibri" w:cs="Calibri"/>
-          <w:sz w:val="36"/>
-          <w:szCs w:val="36"/>
-        </w:rPr>
-      </w:pPr>
-      <w:r>
-        <w:rPr>
-          <w:rFonts w:ascii="Calibri" w:hAnsi="Calibri" w:cs="Calibri"/>
-          <w:sz w:val="36"/>
-          <w:szCs w:val="36"/>
+          <w:sz w:val="34"/>
+          <w:szCs w:val="34"/>
+        </w:rPr>
+      </w:pPr>
+      <w:r>
+        <w:rPr>
+          <w:rFonts w:ascii="Calibri" w:hAnsi="Calibri" w:cs="Calibri"/>
+          <w:sz w:val="34"/>
+          <w:szCs w:val="34"/>
         </w:rPr>
         <w:t># When you start work in the morning, we already have a report waiting.</w:t>
       </w:r>
@@ -1670,15 +1760,15 @@
         <w:jc w:val="both"/>
         <w:rPr>
           <w:rFonts w:ascii="Calibri" w:hAnsi="Calibri" w:cs="Calibri"/>
-          <w:sz w:val="36"/>
-          <w:szCs w:val="36"/>
-        </w:rPr>
-      </w:pPr>
-      <w:r>
-        <w:rPr>
-          <w:rFonts w:ascii="Calibri" w:hAnsi="Calibri" w:cs="Calibri"/>
-          <w:sz w:val="36"/>
-          <w:szCs w:val="36"/>
+          <w:sz w:val="34"/>
+          <w:szCs w:val="34"/>
+        </w:rPr>
+      </w:pPr>
+      <w:r>
+        <w:rPr>
+          <w:rFonts w:ascii="Calibri" w:hAnsi="Calibri" w:cs="Calibri"/>
+          <w:sz w:val="34"/>
+          <w:szCs w:val="34"/>
         </w:rPr>
         <w:t># Good automation candidates include recurring analyses like bug scanning, CI failure summaries, release notes, and code health checks.</w:t>
       </w:r>
@@ -1688,25 +1778,25 @@
         <w:jc w:val="both"/>
         <w:rPr>
           <w:rFonts w:ascii="Calibri" w:hAnsi="Calibri" w:cs="Calibri"/>
-          <w:sz w:val="36"/>
-          <w:szCs w:val="36"/>
-        </w:rPr>
-      </w:pPr>
-    </w:p>
-    <w:p>
-      <w:pPr>
-        <w:jc w:val="both"/>
-        <w:rPr>
-          <w:rFonts w:ascii="Calibri" w:hAnsi="Calibri" w:cs="Calibri"/>
-          <w:sz w:val="36"/>
-          <w:szCs w:val="36"/>
-        </w:rPr>
-      </w:pPr>
-      <w:r>
-        <w:rPr>
-          <w:rFonts w:ascii="Calibri" w:hAnsi="Calibri" w:cs="Calibri"/>
-          <w:sz w:val="36"/>
-          <w:szCs w:val="36"/>
+          <w:sz w:val="34"/>
+          <w:szCs w:val="34"/>
+        </w:rPr>
+      </w:pPr>
+    </w:p>
+    <w:p>
+      <w:pPr>
+        <w:jc w:val="both"/>
+        <w:rPr>
+          <w:rFonts w:ascii="Calibri" w:hAnsi="Calibri" w:cs="Calibri"/>
+          <w:sz w:val="34"/>
+          <w:szCs w:val="34"/>
+        </w:rPr>
+      </w:pPr>
+      <w:r>
+        <w:rPr>
+          <w:rFonts w:ascii="Calibri" w:hAnsi="Calibri" w:cs="Calibri"/>
+          <w:sz w:val="34"/>
+          <w:szCs w:val="34"/>
         </w:rPr>
         <w:t>Stage-6, Pull Request Review:</w:t>
       </w:r>
@@ -1716,15 +1806,15 @@
         <w:jc w:val="both"/>
         <w:rPr>
           <w:rFonts w:ascii="Calibri" w:hAnsi="Calibri" w:cs="Calibri"/>
-          <w:sz w:val="36"/>
-          <w:szCs w:val="36"/>
-        </w:rPr>
-      </w:pPr>
-      <w:r>
-        <w:rPr>
-          <w:rFonts w:ascii="Calibri" w:hAnsi="Calibri" w:cs="Calibri"/>
-          <w:sz w:val="36"/>
-          <w:szCs w:val="36"/>
+          <w:sz w:val="34"/>
+          <w:szCs w:val="34"/>
+        </w:rPr>
+      </w:pPr>
+      <w:r>
+        <w:rPr>
+          <w:rFonts w:ascii="Calibri" w:hAnsi="Calibri" w:cs="Calibri"/>
+          <w:sz w:val="34"/>
+          <w:szCs w:val="34"/>
         </w:rPr>
         <w:t># Whenever a PR is opened:</w:t>
       </w:r>
@@ -1736,41 +1826,173 @@
           <w:rFonts w:ascii="Calibri" w:hAnsi="Calibri" w:cs="Calibri"/>
           <w:b/>
           <w:bCs/>
-          <w:sz w:val="32"/>
-          <w:szCs w:val="32"/>
-        </w:rPr>
-      </w:pPr>
-      <w:r>
-        <w:rPr>
-          <w:rFonts w:ascii="Calibri" w:hAnsi="Calibri" w:cs="Calibri"/>
-          <w:b/>
-          <w:bCs/>
-          <w:sz w:val="32"/>
-          <w:szCs w:val="32"/>
+          <w:sz w:val="30"/>
+          <w:szCs w:val="30"/>
+        </w:rPr>
+      </w:pPr>
+      <w:r>
+        <w:rPr>
+          <w:rFonts w:ascii="Calibri" w:hAnsi="Calibri" w:cs="Calibri"/>
+          <w:b/>
+          <w:bCs/>
+          <w:sz w:val="30"/>
+          <w:szCs w:val="30"/>
+        </w:rPr>
+        <w:t>PR Created</w:t>
+      </w:r>
+    </w:p>
+    <w:p>
+      <w:pPr>
+        <w:jc w:val="both"/>
+        <w:rPr>
+          <w:rFonts w:ascii="Calibri" w:hAnsi="Calibri" w:cs="Calibri"/>
+          <w:b/>
+          <w:bCs/>
+          <w:sz w:val="30"/>
+          <w:szCs w:val="30"/>
+        </w:rPr>
+      </w:pPr>
+      <w:r>
+        <w:rPr>
+          <w:rFonts w:ascii="Calibri" w:hAnsi="Calibri" w:cs="Calibri"/>
+          <w:b/>
+          <w:bCs/>
+          <w:sz w:val="30"/>
+          <w:szCs w:val="30"/>
+        </w:rPr>
+        <w:t>↓</w:t>
+      </w:r>
+    </w:p>
+    <w:p>
+      <w:pPr>
+        <w:jc w:val="both"/>
+        <w:rPr>
+          <w:rFonts w:ascii="Calibri" w:hAnsi="Calibri" w:cs="Calibri"/>
+          <w:b/>
+          <w:bCs/>
+          <w:sz w:val="30"/>
+          <w:szCs w:val="30"/>
+        </w:rPr>
+      </w:pPr>
+      <w:r>
+        <w:rPr>
+          <w:rFonts w:ascii="Calibri" w:hAnsi="Calibri" w:cs="Calibri"/>
+          <w:b/>
+          <w:bCs/>
+          <w:sz w:val="30"/>
+          <w:szCs w:val="30"/>
+        </w:rPr>
+        <w:t>Codex</w:t>
+      </w:r>
+    </w:p>
+    <w:p>
+      <w:pPr>
+        <w:jc w:val="both"/>
+        <w:rPr>
+          <w:rFonts w:ascii="Calibri" w:hAnsi="Calibri" w:cs="Calibri"/>
+          <w:b/>
+          <w:bCs/>
+          <w:sz w:val="30"/>
+          <w:szCs w:val="30"/>
+        </w:rPr>
+      </w:pPr>
+      <w:r>
+        <w:rPr>
+          <w:rFonts w:ascii="Calibri" w:hAnsi="Calibri" w:cs="Calibri"/>
+          <w:b/>
+          <w:bCs/>
+          <w:sz w:val="30"/>
+          <w:szCs w:val="30"/>
+        </w:rPr>
+        <w:t>↓</w:t>
+      </w:r>
+    </w:p>
+    <w:p>
+      <w:pPr>
+        <w:jc w:val="both"/>
+        <w:rPr>
+          <w:rFonts w:ascii="Calibri" w:hAnsi="Calibri" w:cs="Calibri"/>
+          <w:b/>
+          <w:bCs/>
+          <w:sz w:val="30"/>
+          <w:szCs w:val="30"/>
+        </w:rPr>
+      </w:pPr>
+      <w:r>
+        <w:rPr>
+          <w:rFonts w:ascii="Calibri" w:hAnsi="Calibri" w:cs="Calibri"/>
+          <w:b/>
+          <w:bCs/>
+          <w:sz w:val="30"/>
+          <w:szCs w:val="30"/>
+        </w:rPr>
+        <w:t>Architecture Review</w:t>
+      </w:r>
+    </w:p>
+    <w:p>
+      <w:pPr>
+        <w:jc w:val="both"/>
+        <w:rPr>
+          <w:rFonts w:ascii="Calibri" w:hAnsi="Calibri" w:cs="Calibri"/>
+          <w:b/>
+          <w:bCs/>
+          <w:sz w:val="30"/>
+          <w:szCs w:val="30"/>
+        </w:rPr>
+      </w:pPr>
+      <w:r>
+        <w:rPr>
+          <w:rFonts w:ascii="Calibri" w:hAnsi="Calibri" w:cs="Calibri"/>
+          <w:b/>
+          <w:bCs/>
+          <w:sz w:val="30"/>
+          <w:szCs w:val="30"/>
+        </w:rPr>
+        <w:t>↓</w:t>
+      </w:r>
+    </w:p>
+    <w:p>
+      <w:pPr>
+        <w:jc w:val="both"/>
+        <w:rPr>
+          <w:rFonts w:ascii="Calibri" w:hAnsi="Calibri" w:cs="Calibri"/>
+          <w:b/>
+          <w:bCs/>
+          <w:sz w:val="30"/>
+          <w:szCs w:val="30"/>
+        </w:rPr>
+      </w:pPr>
+      <w:r>
+        <w:rPr>
+          <w:rFonts w:ascii="Calibri" w:hAnsi="Calibri" w:cs="Calibri"/>
+          <w:b/>
+          <w:bCs/>
+          <w:sz w:val="30"/>
+          <w:szCs w:val="30"/>
+        </w:rPr>
+        <w:t>Performance Review</w:t>
+      </w:r>
+    </w:p>
+    <w:p>
+      <w:pPr>
+        <w:jc w:val="both"/>
+        <w:rPr>
+          <w:rFonts w:ascii="Calibri" w:hAnsi="Calibri" w:cs="Calibri"/>
+          <w:b/>
+          <w:bCs/>
+          <w:sz w:val="30"/>
+          <w:szCs w:val="30"/>
+        </w:rPr>
+      </w:pPr>
+      <w:r>
+        <w:rPr>
+          <w:rFonts w:ascii="Calibri" w:hAnsi="Calibri" w:cs="Calibri"/>
+          <w:b/>
+          <w:bCs/>
+          <w:sz w:val="30"/>
+          <w:szCs w:val="30"/>
         </w:rPr>
         <w:lastRenderedPageBreak/>
-        <w:t>PR Created</w:t>
-      </w:r>
-    </w:p>
-    <w:p>
-      <w:pPr>
-        <w:jc w:val="both"/>
-        <w:rPr>
-          <w:rFonts w:ascii="Calibri" w:hAnsi="Calibri" w:cs="Calibri"/>
-          <w:b/>
-          <w:bCs/>
-          <w:sz w:val="32"/>
-          <w:szCs w:val="32"/>
-        </w:rPr>
-      </w:pPr>
-      <w:r>
-        <w:rPr>
-          <w:rFonts w:ascii="Calibri" w:hAnsi="Calibri" w:cs="Calibri"/>
-          <w:b/>
-          <w:bCs/>
-          <w:sz w:val="32"/>
-          <w:szCs w:val="32"/>
-        </w:rPr>
         <w:t>↓</w:t>
       </w:r>
     </w:p>
@@ -1781,39 +2003,39 @@
           <w:rFonts w:ascii="Calibri" w:hAnsi="Calibri" w:cs="Calibri"/>
           <w:b/>
           <w:bCs/>
-          <w:sz w:val="32"/>
-          <w:szCs w:val="32"/>
-        </w:rPr>
-      </w:pPr>
-      <w:r>
-        <w:rPr>
-          <w:rFonts w:ascii="Calibri" w:hAnsi="Calibri" w:cs="Calibri"/>
-          <w:b/>
-          <w:bCs/>
-          <w:sz w:val="32"/>
-          <w:szCs w:val="32"/>
-        </w:rPr>
-        <w:t>Codex</w:t>
-      </w:r>
-    </w:p>
-    <w:p>
-      <w:pPr>
-        <w:jc w:val="both"/>
-        <w:rPr>
-          <w:rFonts w:ascii="Calibri" w:hAnsi="Calibri" w:cs="Calibri"/>
-          <w:b/>
-          <w:bCs/>
-          <w:sz w:val="32"/>
-          <w:szCs w:val="32"/>
-        </w:rPr>
-      </w:pPr>
-      <w:r>
-        <w:rPr>
-          <w:rFonts w:ascii="Calibri" w:hAnsi="Calibri" w:cs="Calibri"/>
-          <w:b/>
-          <w:bCs/>
-          <w:sz w:val="32"/>
-          <w:szCs w:val="32"/>
+          <w:sz w:val="30"/>
+          <w:szCs w:val="30"/>
+        </w:rPr>
+      </w:pPr>
+      <w:r>
+        <w:rPr>
+          <w:rFonts w:ascii="Calibri" w:hAnsi="Calibri" w:cs="Calibri"/>
+          <w:b/>
+          <w:bCs/>
+          <w:sz w:val="30"/>
+          <w:szCs w:val="30"/>
+        </w:rPr>
+        <w:t>Testing Review</w:t>
+      </w:r>
+    </w:p>
+    <w:p>
+      <w:pPr>
+        <w:jc w:val="both"/>
+        <w:rPr>
+          <w:rFonts w:ascii="Calibri" w:hAnsi="Calibri" w:cs="Calibri"/>
+          <w:b/>
+          <w:bCs/>
+          <w:sz w:val="30"/>
+          <w:szCs w:val="30"/>
+        </w:rPr>
+      </w:pPr>
+      <w:r>
+        <w:rPr>
+          <w:rFonts w:ascii="Calibri" w:hAnsi="Calibri" w:cs="Calibri"/>
+          <w:b/>
+          <w:bCs/>
+          <w:sz w:val="30"/>
+          <w:szCs w:val="30"/>
         </w:rPr>
         <w:t>↓</w:t>
       </w:r>
@@ -1825,39 +2047,39 @@
           <w:rFonts w:ascii="Calibri" w:hAnsi="Calibri" w:cs="Calibri"/>
           <w:b/>
           <w:bCs/>
-          <w:sz w:val="32"/>
-          <w:szCs w:val="32"/>
-        </w:rPr>
-      </w:pPr>
-      <w:r>
-        <w:rPr>
-          <w:rFonts w:ascii="Calibri" w:hAnsi="Calibri" w:cs="Calibri"/>
-          <w:b/>
-          <w:bCs/>
-          <w:sz w:val="32"/>
-          <w:szCs w:val="32"/>
-        </w:rPr>
-        <w:t>Architecture Review</w:t>
-      </w:r>
-    </w:p>
-    <w:p>
-      <w:pPr>
-        <w:jc w:val="both"/>
-        <w:rPr>
-          <w:rFonts w:ascii="Calibri" w:hAnsi="Calibri" w:cs="Calibri"/>
-          <w:b/>
-          <w:bCs/>
-          <w:sz w:val="32"/>
-          <w:szCs w:val="32"/>
-        </w:rPr>
-      </w:pPr>
-      <w:r>
-        <w:rPr>
-          <w:rFonts w:ascii="Calibri" w:hAnsi="Calibri" w:cs="Calibri"/>
-          <w:b/>
-          <w:bCs/>
-          <w:sz w:val="32"/>
-          <w:szCs w:val="32"/>
+          <w:sz w:val="30"/>
+          <w:szCs w:val="30"/>
+        </w:rPr>
+      </w:pPr>
+      <w:r>
+        <w:rPr>
+          <w:rFonts w:ascii="Calibri" w:hAnsi="Calibri" w:cs="Calibri"/>
+          <w:b/>
+          <w:bCs/>
+          <w:sz w:val="30"/>
+          <w:szCs w:val="30"/>
+        </w:rPr>
+        <w:t>Security Review</w:t>
+      </w:r>
+    </w:p>
+    <w:p>
+      <w:pPr>
+        <w:jc w:val="both"/>
+        <w:rPr>
+          <w:rFonts w:ascii="Calibri" w:hAnsi="Calibri" w:cs="Calibri"/>
+          <w:b/>
+          <w:bCs/>
+          <w:sz w:val="30"/>
+          <w:szCs w:val="30"/>
+        </w:rPr>
+      </w:pPr>
+      <w:r>
+        <w:rPr>
+          <w:rFonts w:ascii="Calibri" w:hAnsi="Calibri" w:cs="Calibri"/>
+          <w:b/>
+          <w:bCs/>
+          <w:sz w:val="30"/>
+          <w:szCs w:val="30"/>
         </w:rPr>
         <w:t>↓</w:t>
       </w:r>
@@ -1869,17 +2091,229 @@
           <w:rFonts w:ascii="Calibri" w:hAnsi="Calibri" w:cs="Calibri"/>
           <w:b/>
           <w:bCs/>
-          <w:sz w:val="32"/>
-          <w:szCs w:val="32"/>
-        </w:rPr>
-      </w:pPr>
-      <w:r>
-        <w:rPr>
-          <w:rFonts w:ascii="Calibri" w:hAnsi="Calibri" w:cs="Calibri"/>
-          <w:b/>
-          <w:bCs/>
-          <w:sz w:val="32"/>
-          <w:szCs w:val="32"/>
+          <w:sz w:val="30"/>
+          <w:szCs w:val="30"/>
+        </w:rPr>
+      </w:pPr>
+      <w:r>
+        <w:rPr>
+          <w:rFonts w:ascii="Calibri" w:hAnsi="Calibri" w:cs="Calibri"/>
+          <w:b/>
+          <w:bCs/>
+          <w:sz w:val="30"/>
+          <w:szCs w:val="30"/>
+        </w:rPr>
+        <w:t>Comments</w:t>
+      </w:r>
+    </w:p>
+    <w:p>
+      <w:pPr>
+        <w:jc w:val="both"/>
+        <w:rPr>
+          <w:rFonts w:ascii="Calibri" w:hAnsi="Calibri" w:cs="Calibri"/>
+          <w:sz w:val="34"/>
+          <w:szCs w:val="34"/>
+        </w:rPr>
+      </w:pPr>
+    </w:p>
+    <w:p>
+      <w:pPr>
+        <w:jc w:val="both"/>
+        <w:rPr>
+          <w:rFonts w:ascii="Calibri" w:hAnsi="Calibri" w:cs="Calibri"/>
+          <w:sz w:val="34"/>
+          <w:szCs w:val="34"/>
+        </w:rPr>
+      </w:pPr>
+      <w:r>
+        <w:rPr>
+          <w:rFonts w:ascii="Calibri" w:hAnsi="Calibri" w:cs="Calibri"/>
+          <w:sz w:val="34"/>
+          <w:szCs w:val="34"/>
+        </w:rPr>
+        <w:t>Stage-7, Flutter Automation:</w:t>
+      </w:r>
+    </w:p>
+    <w:p>
+      <w:pPr>
+        <w:jc w:val="both"/>
+        <w:rPr>
+          <w:rFonts w:ascii="Calibri" w:hAnsi="Calibri" w:cs="Calibri"/>
+          <w:sz w:val="34"/>
+          <w:szCs w:val="34"/>
+        </w:rPr>
+      </w:pPr>
+      <w:r>
+        <w:rPr>
+          <w:rFonts w:ascii="Calibri" w:hAnsi="Calibri" w:cs="Calibri"/>
+          <w:sz w:val="34"/>
+          <w:szCs w:val="34"/>
+        </w:rPr>
+        <w:t># Imagine our own portfolio project. Where every push automatically runs:</w:t>
+      </w:r>
+    </w:p>
+    <w:p>
+      <w:pPr>
+        <w:jc w:val="both"/>
+        <w:rPr>
+          <w:rFonts w:ascii="Calibri" w:hAnsi="Calibri" w:cs="Calibri"/>
+          <w:b/>
+          <w:bCs/>
+          <w:sz w:val="30"/>
+          <w:szCs w:val="30"/>
+        </w:rPr>
+      </w:pPr>
+      <w:r>
+        <w:rPr>
+          <w:rFonts w:ascii="Calibri" w:hAnsi="Calibri" w:cs="Calibri"/>
+          <w:b/>
+          <w:bCs/>
+          <w:sz w:val="30"/>
+          <w:szCs w:val="30"/>
+        </w:rPr>
+        <w:t xml:space="preserve">flutter </w:t>
+      </w:r>
+      <w:proofErr w:type="gramStart"/>
+      <w:r>
+        <w:rPr>
+          <w:rFonts w:ascii="Calibri" w:hAnsi="Calibri" w:cs="Calibri"/>
+          <w:b/>
+          <w:bCs/>
+          <w:sz w:val="30"/>
+          <w:szCs w:val="30"/>
+        </w:rPr>
+        <w:t>analyze</w:t>
+      </w:r>
+      <w:proofErr w:type="gramEnd"/>
+    </w:p>
+    <w:p>
+      <w:pPr>
+        <w:jc w:val="both"/>
+        <w:rPr>
+          <w:rFonts w:ascii="Calibri" w:hAnsi="Calibri" w:cs="Calibri"/>
+          <w:b/>
+          <w:bCs/>
+          <w:sz w:val="30"/>
+          <w:szCs w:val="30"/>
+        </w:rPr>
+      </w:pPr>
+      <w:r>
+        <w:rPr>
+          <w:rFonts w:ascii="Calibri" w:hAnsi="Calibri" w:cs="Calibri"/>
+          <w:b/>
+          <w:bCs/>
+          <w:sz w:val="30"/>
+          <w:szCs w:val="30"/>
+        </w:rPr>
+        <w:t>↓</w:t>
+      </w:r>
+    </w:p>
+    <w:p>
+      <w:pPr>
+        <w:jc w:val="both"/>
+        <w:rPr>
+          <w:rFonts w:ascii="Calibri" w:hAnsi="Calibri" w:cs="Calibri"/>
+          <w:b/>
+          <w:bCs/>
+          <w:sz w:val="30"/>
+          <w:szCs w:val="30"/>
+        </w:rPr>
+      </w:pPr>
+      <w:r>
+        <w:rPr>
+          <w:rFonts w:ascii="Calibri" w:hAnsi="Calibri" w:cs="Calibri"/>
+          <w:b/>
+          <w:bCs/>
+          <w:sz w:val="30"/>
+          <w:szCs w:val="30"/>
+        </w:rPr>
+        <w:t>flutter test</w:t>
+      </w:r>
+    </w:p>
+    <w:p>
+      <w:pPr>
+        <w:jc w:val="both"/>
+        <w:rPr>
+          <w:rFonts w:ascii="Calibri" w:hAnsi="Calibri" w:cs="Calibri"/>
+          <w:b/>
+          <w:bCs/>
+          <w:sz w:val="30"/>
+          <w:szCs w:val="30"/>
+        </w:rPr>
+      </w:pPr>
+      <w:r>
+        <w:rPr>
+          <w:rFonts w:ascii="Calibri" w:hAnsi="Calibri" w:cs="Calibri"/>
+          <w:b/>
+          <w:bCs/>
+          <w:sz w:val="30"/>
+          <w:szCs w:val="30"/>
+        </w:rPr>
+        <w:t>↓</w:t>
+      </w:r>
+    </w:p>
+    <w:p>
+      <w:pPr>
+        <w:jc w:val="both"/>
+        <w:rPr>
+          <w:rFonts w:ascii="Calibri" w:hAnsi="Calibri" w:cs="Calibri"/>
+          <w:b/>
+          <w:bCs/>
+          <w:sz w:val="30"/>
+          <w:szCs w:val="30"/>
+        </w:rPr>
+      </w:pPr>
+      <w:r>
+        <w:rPr>
+          <w:rFonts w:ascii="Calibri" w:hAnsi="Calibri" w:cs="Calibri"/>
+          <w:b/>
+          <w:bCs/>
+          <w:sz w:val="30"/>
+          <w:szCs w:val="30"/>
+        </w:rPr>
+        <w:t>Codex Architecture Review</w:t>
+      </w:r>
+    </w:p>
+    <w:p>
+      <w:pPr>
+        <w:jc w:val="both"/>
+        <w:rPr>
+          <w:rFonts w:ascii="Calibri" w:hAnsi="Calibri" w:cs="Calibri"/>
+          <w:b/>
+          <w:bCs/>
+          <w:sz w:val="30"/>
+          <w:szCs w:val="30"/>
+        </w:rPr>
+      </w:pPr>
+      <w:r>
+        <w:rPr>
+          <w:rFonts w:ascii="Calibri" w:hAnsi="Calibri" w:cs="Calibri"/>
+          <w:b/>
+          <w:bCs/>
+          <w:sz w:val="30"/>
+          <w:szCs w:val="30"/>
+        </w:rPr>
+        <w:t>↓</w:t>
+      </w:r>
+    </w:p>
+    <w:p>
+      <w:pPr>
+        <w:jc w:val="both"/>
+        <w:rPr>
+          <w:rFonts w:ascii="Calibri" w:hAnsi="Calibri" w:cs="Calibri"/>
+          <w:b/>
+          <w:bCs/>
+          <w:sz w:val="30"/>
+          <w:szCs w:val="30"/>
+        </w:rPr>
+      </w:pPr>
+      <w:r>
+        <w:rPr>
+          <w:rFonts w:ascii="Calibri" w:hAnsi="Calibri" w:cs="Calibri"/>
+          <w:b/>
+          <w:bCs/>
+          <w:sz w:val="30"/>
+          <w:szCs w:val="30"/>
         </w:rPr>
         <w:t>Performance Review</w:t>
       </w:r>
@@ -1891,17 +2325,17 @@
           <w:rFonts w:ascii="Calibri" w:hAnsi="Calibri" w:cs="Calibri"/>
           <w:b/>
           <w:bCs/>
-          <w:sz w:val="32"/>
-          <w:szCs w:val="32"/>
-        </w:rPr>
-      </w:pPr>
-      <w:r>
-        <w:rPr>
-          <w:rFonts w:ascii="Calibri" w:hAnsi="Calibri" w:cs="Calibri"/>
-          <w:b/>
-          <w:bCs/>
-          <w:sz w:val="32"/>
-          <w:szCs w:val="32"/>
+          <w:sz w:val="30"/>
+          <w:szCs w:val="30"/>
+        </w:rPr>
+      </w:pPr>
+      <w:r>
+        <w:rPr>
+          <w:rFonts w:ascii="Calibri" w:hAnsi="Calibri" w:cs="Calibri"/>
+          <w:b/>
+          <w:bCs/>
+          <w:sz w:val="30"/>
+          <w:szCs w:val="30"/>
         </w:rPr>
         <w:t>↓</w:t>
       </w:r>
@@ -1913,39 +2347,39 @@
           <w:rFonts w:ascii="Calibri" w:hAnsi="Calibri" w:cs="Calibri"/>
           <w:b/>
           <w:bCs/>
-          <w:sz w:val="32"/>
-          <w:szCs w:val="32"/>
-        </w:rPr>
-      </w:pPr>
-      <w:r>
-        <w:rPr>
-          <w:rFonts w:ascii="Calibri" w:hAnsi="Calibri" w:cs="Calibri"/>
-          <w:b/>
-          <w:bCs/>
-          <w:sz w:val="32"/>
-          <w:szCs w:val="32"/>
-        </w:rPr>
-        <w:t>Testing Review</w:t>
-      </w:r>
-    </w:p>
-    <w:p>
-      <w:pPr>
-        <w:jc w:val="both"/>
-        <w:rPr>
-          <w:rFonts w:ascii="Calibri" w:hAnsi="Calibri" w:cs="Calibri"/>
-          <w:b/>
-          <w:bCs/>
-          <w:sz w:val="32"/>
-          <w:szCs w:val="32"/>
-        </w:rPr>
-      </w:pPr>
-      <w:r>
-        <w:rPr>
-          <w:rFonts w:ascii="Calibri" w:hAnsi="Calibri" w:cs="Calibri"/>
-          <w:b/>
-          <w:bCs/>
-          <w:sz w:val="32"/>
-          <w:szCs w:val="32"/>
+          <w:sz w:val="30"/>
+          <w:szCs w:val="30"/>
+        </w:rPr>
+      </w:pPr>
+      <w:r>
+        <w:rPr>
+          <w:rFonts w:ascii="Calibri" w:hAnsi="Calibri" w:cs="Calibri"/>
+          <w:b/>
+          <w:bCs/>
+          <w:sz w:val="30"/>
+          <w:szCs w:val="30"/>
+        </w:rPr>
+        <w:t>Generate Markdown Report</w:t>
+      </w:r>
+    </w:p>
+    <w:p>
+      <w:pPr>
+        <w:jc w:val="both"/>
+        <w:rPr>
+          <w:rFonts w:ascii="Calibri" w:hAnsi="Calibri" w:cs="Calibri"/>
+          <w:b/>
+          <w:bCs/>
+          <w:sz w:val="30"/>
+          <w:szCs w:val="30"/>
+        </w:rPr>
+      </w:pPr>
+      <w:r>
+        <w:rPr>
+          <w:rFonts w:ascii="Calibri" w:hAnsi="Calibri" w:cs="Calibri"/>
+          <w:b/>
+          <w:bCs/>
+          <w:sz w:val="30"/>
+          <w:szCs w:val="30"/>
         </w:rPr>
         <w:t>↓</w:t>
       </w:r>
@@ -1957,397 +2391,65 @@
           <w:rFonts w:ascii="Calibri" w:hAnsi="Calibri" w:cs="Calibri"/>
           <w:b/>
           <w:bCs/>
-          <w:sz w:val="32"/>
-          <w:szCs w:val="32"/>
-        </w:rPr>
-      </w:pPr>
-      <w:r>
-        <w:rPr>
-          <w:rFonts w:ascii="Calibri" w:hAnsi="Calibri" w:cs="Calibri"/>
-          <w:b/>
-          <w:bCs/>
-          <w:sz w:val="32"/>
-          <w:szCs w:val="32"/>
-        </w:rPr>
-        <w:t>Security Review</w:t>
-      </w:r>
-    </w:p>
-    <w:p>
-      <w:pPr>
-        <w:jc w:val="both"/>
-        <w:rPr>
-          <w:rFonts w:ascii="Calibri" w:hAnsi="Calibri" w:cs="Calibri"/>
-          <w:b/>
-          <w:bCs/>
-          <w:sz w:val="32"/>
-          <w:szCs w:val="32"/>
-        </w:rPr>
-      </w:pPr>
-      <w:r>
-        <w:rPr>
-          <w:rFonts w:ascii="Calibri" w:hAnsi="Calibri" w:cs="Calibri"/>
-          <w:b/>
-          <w:bCs/>
-          <w:sz w:val="32"/>
-          <w:szCs w:val="32"/>
-        </w:rPr>
-        <w:t>↓</w:t>
-      </w:r>
-    </w:p>
-    <w:p>
-      <w:pPr>
-        <w:jc w:val="both"/>
-        <w:rPr>
-          <w:rFonts w:ascii="Calibri" w:hAnsi="Calibri" w:cs="Calibri"/>
-          <w:b/>
-          <w:bCs/>
-          <w:sz w:val="32"/>
-          <w:szCs w:val="32"/>
-        </w:rPr>
-      </w:pPr>
-      <w:r>
-        <w:rPr>
-          <w:rFonts w:ascii="Calibri" w:hAnsi="Calibri" w:cs="Calibri"/>
-          <w:b/>
-          <w:bCs/>
-          <w:sz w:val="32"/>
-          <w:szCs w:val="32"/>
-        </w:rPr>
-        <w:t>Comments</w:t>
-      </w:r>
-    </w:p>
-    <w:p>
-      <w:pPr>
-        <w:jc w:val="both"/>
-        <w:rPr>
-          <w:rFonts w:ascii="Calibri" w:hAnsi="Calibri" w:cs="Calibri"/>
-          <w:sz w:val="36"/>
-          <w:szCs w:val="36"/>
-        </w:rPr>
-      </w:pPr>
-    </w:p>
-    <w:p>
-      <w:pPr>
-        <w:jc w:val="both"/>
-        <w:rPr>
-          <w:rFonts w:ascii="Calibri" w:hAnsi="Calibri" w:cs="Calibri"/>
-          <w:sz w:val="36"/>
-          <w:szCs w:val="36"/>
-        </w:rPr>
-      </w:pPr>
-      <w:r>
-        <w:rPr>
-          <w:rFonts w:ascii="Calibri" w:hAnsi="Calibri" w:cs="Calibri"/>
-          <w:sz w:val="36"/>
-          <w:szCs w:val="36"/>
-        </w:rPr>
-        <w:t>Stage-7, Flutter Automation:</w:t>
-      </w:r>
-    </w:p>
-    <w:p>
-      <w:pPr>
-        <w:jc w:val="both"/>
-        <w:rPr>
-          <w:rFonts w:ascii="Calibri" w:hAnsi="Calibri" w:cs="Calibri"/>
-          <w:sz w:val="36"/>
-          <w:szCs w:val="36"/>
-        </w:rPr>
-      </w:pPr>
-      <w:r>
-        <w:rPr>
-          <w:rFonts w:ascii="Calibri" w:hAnsi="Calibri" w:cs="Calibri"/>
-          <w:sz w:val="36"/>
-          <w:szCs w:val="36"/>
-        </w:rPr>
-        <w:t># Imagine our own portfolio project. Where every push automatically runs:</w:t>
-      </w:r>
-    </w:p>
-    <w:p>
-      <w:pPr>
-        <w:jc w:val="both"/>
-        <w:rPr>
-          <w:rFonts w:ascii="Calibri" w:hAnsi="Calibri" w:cs="Calibri"/>
-          <w:b/>
-          <w:bCs/>
-          <w:sz w:val="32"/>
-          <w:szCs w:val="32"/>
-        </w:rPr>
-      </w:pPr>
-      <w:r>
-        <w:rPr>
-          <w:rFonts w:ascii="Calibri" w:hAnsi="Calibri" w:cs="Calibri"/>
-          <w:b/>
-          <w:bCs/>
-          <w:sz w:val="32"/>
-          <w:szCs w:val="32"/>
-        </w:rPr>
-        <w:t>flutter analyze</w:t>
-      </w:r>
-    </w:p>
-    <w:p>
-      <w:pPr>
-        <w:jc w:val="both"/>
-        <w:rPr>
-          <w:rFonts w:ascii="Calibri" w:hAnsi="Calibri" w:cs="Calibri"/>
-          <w:b/>
-          <w:bCs/>
-          <w:sz w:val="32"/>
-          <w:szCs w:val="32"/>
-        </w:rPr>
-      </w:pPr>
-      <w:r>
-        <w:rPr>
-          <w:rFonts w:ascii="Calibri" w:hAnsi="Calibri" w:cs="Calibri"/>
-          <w:b/>
-          <w:bCs/>
-          <w:sz w:val="32"/>
-          <w:szCs w:val="32"/>
-        </w:rPr>
-        <w:t>↓</w:t>
-      </w:r>
-    </w:p>
-    <w:p>
-      <w:pPr>
-        <w:jc w:val="both"/>
-        <w:rPr>
-          <w:rFonts w:ascii="Calibri" w:hAnsi="Calibri" w:cs="Calibri"/>
-          <w:b/>
-          <w:bCs/>
-          <w:sz w:val="32"/>
-          <w:szCs w:val="32"/>
-        </w:rPr>
-      </w:pPr>
-      <w:r>
-        <w:rPr>
-          <w:rFonts w:ascii="Calibri" w:hAnsi="Calibri" w:cs="Calibri"/>
-          <w:b/>
-          <w:bCs/>
-          <w:sz w:val="32"/>
-          <w:szCs w:val="32"/>
-        </w:rPr>
-        <w:t>flutter test</w:t>
-      </w:r>
-    </w:p>
-    <w:p>
-      <w:pPr>
-        <w:jc w:val="both"/>
-        <w:rPr>
-          <w:rFonts w:ascii="Calibri" w:hAnsi="Calibri" w:cs="Calibri"/>
-          <w:b/>
-          <w:bCs/>
-          <w:sz w:val="32"/>
-          <w:szCs w:val="32"/>
-        </w:rPr>
-      </w:pPr>
-      <w:r>
-        <w:rPr>
-          <w:rFonts w:ascii="Calibri" w:hAnsi="Calibri" w:cs="Calibri"/>
-          <w:b/>
-          <w:bCs/>
-          <w:sz w:val="32"/>
-          <w:szCs w:val="32"/>
-        </w:rPr>
-        <w:t>↓</w:t>
-      </w:r>
-    </w:p>
-    <w:p>
-      <w:pPr>
-        <w:jc w:val="both"/>
-        <w:rPr>
-          <w:rFonts w:ascii="Calibri" w:hAnsi="Calibri" w:cs="Calibri"/>
-          <w:b/>
-          <w:bCs/>
-          <w:sz w:val="32"/>
-          <w:szCs w:val="32"/>
-        </w:rPr>
-      </w:pPr>
-      <w:r>
-        <w:rPr>
-          <w:rFonts w:ascii="Calibri" w:hAnsi="Calibri" w:cs="Calibri"/>
-          <w:b/>
-          <w:bCs/>
-          <w:sz w:val="32"/>
-          <w:szCs w:val="32"/>
-        </w:rPr>
-        <w:t>Codex Architecture Review</w:t>
-      </w:r>
-    </w:p>
-    <w:p>
-      <w:pPr>
-        <w:jc w:val="both"/>
-        <w:rPr>
-          <w:rFonts w:ascii="Calibri" w:hAnsi="Calibri" w:cs="Calibri"/>
-          <w:b/>
-          <w:bCs/>
-          <w:sz w:val="32"/>
-          <w:szCs w:val="32"/>
-        </w:rPr>
-      </w:pPr>
-      <w:r>
-        <w:rPr>
-          <w:rFonts w:ascii="Calibri" w:hAnsi="Calibri" w:cs="Calibri"/>
-          <w:b/>
-          <w:bCs/>
-          <w:sz w:val="32"/>
-          <w:szCs w:val="32"/>
-        </w:rPr>
-        <w:t>↓</w:t>
-      </w:r>
-    </w:p>
-    <w:p>
-      <w:pPr>
-        <w:jc w:val="both"/>
-        <w:rPr>
-          <w:rFonts w:ascii="Calibri" w:hAnsi="Calibri" w:cs="Calibri"/>
-          <w:b/>
-          <w:bCs/>
-          <w:sz w:val="32"/>
-          <w:szCs w:val="32"/>
-        </w:rPr>
-      </w:pPr>
-      <w:r>
-        <w:rPr>
-          <w:rFonts w:ascii="Calibri" w:hAnsi="Calibri" w:cs="Calibri"/>
-          <w:b/>
-          <w:bCs/>
-          <w:sz w:val="32"/>
-          <w:szCs w:val="32"/>
+          <w:sz w:val="30"/>
+          <w:szCs w:val="30"/>
+        </w:rPr>
+      </w:pPr>
+      <w:r>
+        <w:rPr>
+          <w:rFonts w:ascii="Calibri" w:hAnsi="Calibri" w:cs="Calibri"/>
+          <w:b/>
+          <w:bCs/>
+          <w:sz w:val="30"/>
+          <w:szCs w:val="30"/>
+        </w:rPr>
+        <w:t>Attach report to GitHub Action</w:t>
+      </w:r>
+    </w:p>
+    <w:p>
+      <w:pPr>
+        <w:jc w:val="both"/>
+        <w:rPr>
+          <w:rFonts w:ascii="Calibri" w:hAnsi="Calibri" w:cs="Calibri"/>
+          <w:sz w:val="34"/>
+          <w:szCs w:val="34"/>
+        </w:rPr>
+      </w:pPr>
+    </w:p>
+    <w:p>
+      <w:pPr>
+        <w:jc w:val="both"/>
+        <w:rPr>
+          <w:rFonts w:ascii="Calibri" w:hAnsi="Calibri" w:cs="Calibri"/>
+          <w:sz w:val="34"/>
+          <w:szCs w:val="34"/>
+        </w:rPr>
+      </w:pPr>
+      <w:r>
+        <w:rPr>
+          <w:rFonts w:ascii="Calibri" w:hAnsi="Calibri" w:cs="Calibri"/>
+          <w:sz w:val="34"/>
+          <w:szCs w:val="34"/>
+        </w:rPr>
+        <w:t>Great Automation Candidates:</w:t>
+      </w:r>
+    </w:p>
+    <w:p>
+      <w:pPr>
+        <w:jc w:val="both"/>
+        <w:rPr>
+          <w:rFonts w:ascii="Calibri" w:hAnsi="Calibri" w:cs="Calibri"/>
+          <w:sz w:val="34"/>
+          <w:szCs w:val="34"/>
+        </w:rPr>
+      </w:pPr>
+      <w:r>
+        <w:rPr>
+          <w:rFonts w:ascii="Calibri" w:hAnsi="Calibri" w:cs="Calibri"/>
+          <w:sz w:val="34"/>
+          <w:szCs w:val="34"/>
         </w:rPr>
         <w:lastRenderedPageBreak/>
-        <w:t>Performance Review</w:t>
-      </w:r>
-    </w:p>
-    <w:p>
-      <w:pPr>
-        <w:jc w:val="both"/>
-        <w:rPr>
-          <w:rFonts w:ascii="Calibri" w:hAnsi="Calibri" w:cs="Calibri"/>
-          <w:b/>
-          <w:bCs/>
-          <w:sz w:val="32"/>
-          <w:szCs w:val="32"/>
-        </w:rPr>
-      </w:pPr>
-      <w:r>
-        <w:rPr>
-          <w:rFonts w:ascii="Calibri" w:hAnsi="Calibri" w:cs="Calibri"/>
-          <w:b/>
-          <w:bCs/>
-          <w:sz w:val="32"/>
-          <w:szCs w:val="32"/>
-        </w:rPr>
-        <w:t>↓</w:t>
-      </w:r>
-    </w:p>
-    <w:p>
-      <w:pPr>
-        <w:jc w:val="both"/>
-        <w:rPr>
-          <w:rFonts w:ascii="Calibri" w:hAnsi="Calibri" w:cs="Calibri"/>
-          <w:b/>
-          <w:bCs/>
-          <w:sz w:val="32"/>
-          <w:szCs w:val="32"/>
-        </w:rPr>
-      </w:pPr>
-      <w:r>
-        <w:rPr>
-          <w:rFonts w:ascii="Calibri" w:hAnsi="Calibri" w:cs="Calibri"/>
-          <w:b/>
-          <w:bCs/>
-          <w:sz w:val="32"/>
-          <w:szCs w:val="32"/>
-        </w:rPr>
-        <w:t>Generate Markdown Report</w:t>
-      </w:r>
-    </w:p>
-    <w:p>
-      <w:pPr>
-        <w:jc w:val="both"/>
-        <w:rPr>
-          <w:rFonts w:ascii="Calibri" w:hAnsi="Calibri" w:cs="Calibri"/>
-          <w:b/>
-          <w:bCs/>
-          <w:sz w:val="32"/>
-          <w:szCs w:val="32"/>
-        </w:rPr>
-      </w:pPr>
-      <w:r>
-        <w:rPr>
-          <w:rFonts w:ascii="Calibri" w:hAnsi="Calibri" w:cs="Calibri"/>
-          <w:b/>
-          <w:bCs/>
-          <w:sz w:val="32"/>
-          <w:szCs w:val="32"/>
-        </w:rPr>
-        <w:t>↓</w:t>
-      </w:r>
-    </w:p>
-    <w:p>
-      <w:pPr>
-        <w:jc w:val="both"/>
-        <w:rPr>
-          <w:rFonts w:ascii="Calibri" w:hAnsi="Calibri" w:cs="Calibri"/>
-          <w:b/>
-          <w:bCs/>
-          <w:sz w:val="32"/>
-          <w:szCs w:val="32"/>
-        </w:rPr>
-      </w:pPr>
-      <w:r>
-        <w:rPr>
-          <w:rFonts w:ascii="Calibri" w:hAnsi="Calibri" w:cs="Calibri"/>
-          <w:b/>
-          <w:bCs/>
-          <w:sz w:val="32"/>
-          <w:szCs w:val="32"/>
-        </w:rPr>
-        <w:t>Attach report to GitHub Action</w:t>
-      </w:r>
-    </w:p>
-    <w:p>
-      <w:pPr>
-        <w:jc w:val="both"/>
-        <w:rPr>
-          <w:rFonts w:ascii="Calibri" w:hAnsi="Calibri" w:cs="Calibri"/>
-          <w:sz w:val="36"/>
-          <w:szCs w:val="36"/>
-        </w:rPr>
-      </w:pPr>
-    </w:p>
-    <w:p>
-      <w:pPr>
-        <w:jc w:val="both"/>
-        <w:rPr>
-          <w:rFonts w:ascii="Calibri" w:hAnsi="Calibri" w:cs="Calibri"/>
-          <w:sz w:val="36"/>
-          <w:szCs w:val="36"/>
-        </w:rPr>
-      </w:pPr>
-      <w:r>
-        <w:rPr>
-          <w:rFonts w:ascii="Calibri" w:hAnsi="Calibri" w:cs="Calibri"/>
-          <w:sz w:val="36"/>
-          <w:szCs w:val="36"/>
-        </w:rPr>
-        <w:t>Great Automation Candidates:</w:t>
-      </w:r>
-    </w:p>
-    <w:p>
-      <w:pPr>
-        <w:jc w:val="both"/>
-        <w:rPr>
-          <w:rFonts w:ascii="Calibri" w:hAnsi="Calibri" w:cs="Calibri"/>
-          <w:sz w:val="36"/>
-          <w:szCs w:val="36"/>
-        </w:rPr>
-      </w:pPr>
-      <w:r>
-        <w:rPr>
-          <w:rFonts w:ascii="Calibri" w:hAnsi="Calibri" w:cs="Calibri"/>
-          <w:sz w:val="36"/>
-          <w:szCs w:val="36"/>
-        </w:rPr>
         <w:t># Automate:</w:t>
       </w:r>
     </w:p>
@@ -2361,15 +2463,15 @@
         <w:jc w:val="both"/>
         <w:rPr>
           <w:rFonts w:ascii="Calibri" w:hAnsi="Calibri" w:cs="Calibri"/>
-          <w:sz w:val="36"/>
-          <w:szCs w:val="36"/>
-        </w:rPr>
-      </w:pPr>
-      <w:r>
-        <w:rPr>
-          <w:rFonts w:ascii="Calibri" w:hAnsi="Calibri" w:cs="Calibri"/>
-          <w:sz w:val="36"/>
-          <w:szCs w:val="36"/>
+          <w:sz w:val="34"/>
+          <w:szCs w:val="34"/>
+        </w:rPr>
+      </w:pPr>
+      <w:r>
+        <w:rPr>
+          <w:rFonts w:ascii="Calibri" w:hAnsi="Calibri" w:cs="Calibri"/>
+          <w:sz w:val="34"/>
+          <w:szCs w:val="34"/>
         </w:rPr>
         <w:t>Architecture Review:</w:t>
       </w:r>
@@ -2382,8 +2484,8 @@
           <w:b/>
           <w:bCs/>
           <w:color w:val="D86DCB" w:themeColor="accent5" w:themeTint="99"/>
-          <w:sz w:val="36"/>
-          <w:szCs w:val="36"/>
+          <w:sz w:val="34"/>
+          <w:szCs w:val="34"/>
         </w:rPr>
       </w:pPr>
       <w:r>
@@ -2392,8 +2494,8 @@
           <w:b/>
           <w:bCs/>
           <w:color w:val="D86DCB" w:themeColor="accent5" w:themeTint="99"/>
-          <w:sz w:val="36"/>
-          <w:szCs w:val="36"/>
+          <w:sz w:val="34"/>
+          <w:szCs w:val="34"/>
         </w:rPr>
         <w:t>Review today's changes.</w:t>
       </w:r>
@@ -2406,8 +2508,8 @@
           <w:b/>
           <w:bCs/>
           <w:color w:val="D86DCB" w:themeColor="accent5" w:themeTint="99"/>
-          <w:sz w:val="36"/>
-          <w:szCs w:val="36"/>
+          <w:sz w:val="34"/>
+          <w:szCs w:val="34"/>
         </w:rPr>
       </w:pPr>
       <w:r>
@@ -2416,8 +2518,8 @@
           <w:b/>
           <w:bCs/>
           <w:color w:val="D86DCB" w:themeColor="accent5" w:themeTint="99"/>
-          <w:sz w:val="36"/>
-          <w:szCs w:val="36"/>
+          <w:sz w:val="34"/>
+          <w:szCs w:val="34"/>
         </w:rPr>
         <w:t>Focus:</w:t>
       </w:r>
@@ -2430,8 +2532,8 @@
           <w:b/>
           <w:bCs/>
           <w:color w:val="D86DCB" w:themeColor="accent5" w:themeTint="99"/>
-          <w:sz w:val="36"/>
-          <w:szCs w:val="36"/>
+          <w:sz w:val="34"/>
+          <w:szCs w:val="34"/>
         </w:rPr>
       </w:pPr>
       <w:r>
@@ -2440,8 +2542,8 @@
           <w:b/>
           <w:bCs/>
           <w:color w:val="D86DCB" w:themeColor="accent5" w:themeTint="99"/>
-          <w:sz w:val="36"/>
-          <w:szCs w:val="36"/>
+          <w:sz w:val="34"/>
+          <w:szCs w:val="34"/>
         </w:rPr>
         <w:t>- Clean Architecture</w:t>
       </w:r>
@@ -2454,8 +2556,8 @@
           <w:b/>
           <w:bCs/>
           <w:color w:val="D86DCB" w:themeColor="accent5" w:themeTint="99"/>
-          <w:sz w:val="36"/>
-          <w:szCs w:val="36"/>
+          <w:sz w:val="34"/>
+          <w:szCs w:val="34"/>
         </w:rPr>
       </w:pPr>
       <w:r>
@@ -2464,8 +2566,8 @@
           <w:b/>
           <w:bCs/>
           <w:color w:val="D86DCB" w:themeColor="accent5" w:themeTint="99"/>
-          <w:sz w:val="36"/>
-          <w:szCs w:val="36"/>
+          <w:sz w:val="34"/>
+          <w:szCs w:val="34"/>
         </w:rPr>
         <w:t>- SOLID</w:t>
       </w:r>
@@ -2478,8 +2580,8 @@
           <w:b/>
           <w:bCs/>
           <w:color w:val="D86DCB" w:themeColor="accent5" w:themeTint="99"/>
-          <w:sz w:val="36"/>
-          <w:szCs w:val="36"/>
+          <w:sz w:val="34"/>
+          <w:szCs w:val="34"/>
         </w:rPr>
       </w:pPr>
       <w:r>
@@ -2488,8 +2590,8 @@
           <w:b/>
           <w:bCs/>
           <w:color w:val="D86DCB" w:themeColor="accent5" w:themeTint="99"/>
-          <w:sz w:val="36"/>
-          <w:szCs w:val="36"/>
+          <w:sz w:val="34"/>
+          <w:szCs w:val="34"/>
         </w:rPr>
         <w:t>- Dependency direction</w:t>
       </w:r>
@@ -2504,15 +2606,15 @@
         <w:jc w:val="both"/>
         <w:rPr>
           <w:rFonts w:ascii="Calibri" w:hAnsi="Calibri" w:cs="Calibri"/>
-          <w:sz w:val="36"/>
-          <w:szCs w:val="36"/>
-        </w:rPr>
-      </w:pPr>
-      <w:r>
-        <w:rPr>
-          <w:rFonts w:ascii="Calibri" w:hAnsi="Calibri" w:cs="Calibri"/>
-          <w:sz w:val="36"/>
-          <w:szCs w:val="36"/>
+          <w:sz w:val="34"/>
+          <w:szCs w:val="34"/>
+        </w:rPr>
+      </w:pPr>
+      <w:r>
+        <w:rPr>
+          <w:rFonts w:ascii="Calibri" w:hAnsi="Calibri" w:cs="Calibri"/>
+          <w:sz w:val="34"/>
+          <w:szCs w:val="34"/>
         </w:rPr>
         <w:t>Widget Review:</w:t>
       </w:r>
@@ -2525,8 +2627,8 @@
           <w:b/>
           <w:bCs/>
           <w:color w:val="D86DCB" w:themeColor="accent5" w:themeTint="99"/>
-          <w:sz w:val="36"/>
-          <w:szCs w:val="36"/>
+          <w:sz w:val="34"/>
+          <w:szCs w:val="34"/>
         </w:rPr>
       </w:pPr>
       <w:r>
@@ -2535,8 +2637,8 @@
           <w:b/>
           <w:bCs/>
           <w:color w:val="D86DCB" w:themeColor="accent5" w:themeTint="99"/>
-          <w:sz w:val="36"/>
-          <w:szCs w:val="36"/>
+          <w:sz w:val="34"/>
+          <w:szCs w:val="34"/>
         </w:rPr>
         <w:t>Review widgets.</w:t>
       </w:r>
@@ -2549,8 +2651,8 @@
           <w:b/>
           <w:bCs/>
           <w:color w:val="D86DCB" w:themeColor="accent5" w:themeTint="99"/>
-          <w:sz w:val="36"/>
-          <w:szCs w:val="36"/>
+          <w:sz w:val="34"/>
+          <w:szCs w:val="34"/>
         </w:rPr>
       </w:pPr>
       <w:r>
@@ -2559,8 +2661,8 @@
           <w:b/>
           <w:bCs/>
           <w:color w:val="D86DCB" w:themeColor="accent5" w:themeTint="99"/>
-          <w:sz w:val="36"/>
-          <w:szCs w:val="36"/>
+          <w:sz w:val="34"/>
+          <w:szCs w:val="34"/>
         </w:rPr>
         <w:t>Find:</w:t>
       </w:r>
@@ -2573,8 +2675,8 @@
           <w:b/>
           <w:bCs/>
           <w:color w:val="D86DCB" w:themeColor="accent5" w:themeTint="99"/>
-          <w:sz w:val="36"/>
-          <w:szCs w:val="36"/>
+          <w:sz w:val="34"/>
+          <w:szCs w:val="34"/>
         </w:rPr>
       </w:pPr>
       <w:r>
@@ -2583,8 +2685,8 @@
           <w:b/>
           <w:bCs/>
           <w:color w:val="D86DCB" w:themeColor="accent5" w:themeTint="99"/>
-          <w:sz w:val="36"/>
-          <w:szCs w:val="36"/>
+          <w:sz w:val="34"/>
+          <w:szCs w:val="34"/>
         </w:rPr>
         <w:t>- Duplication</w:t>
       </w:r>
@@ -2597,8 +2699,8 @@
           <w:b/>
           <w:bCs/>
           <w:color w:val="D86DCB" w:themeColor="accent5" w:themeTint="99"/>
-          <w:sz w:val="36"/>
-          <w:szCs w:val="36"/>
+          <w:sz w:val="34"/>
+          <w:szCs w:val="34"/>
         </w:rPr>
       </w:pPr>
       <w:r>
@@ -2607,8 +2709,8 @@
           <w:b/>
           <w:bCs/>
           <w:color w:val="D86DCB" w:themeColor="accent5" w:themeTint="99"/>
-          <w:sz w:val="36"/>
-          <w:szCs w:val="36"/>
+          <w:sz w:val="34"/>
+          <w:szCs w:val="34"/>
         </w:rPr>
         <w:t>- Large widgets</w:t>
       </w:r>
@@ -2621,8 +2723,8 @@
           <w:b/>
           <w:bCs/>
           <w:color w:val="D86DCB" w:themeColor="accent5" w:themeTint="99"/>
-          <w:sz w:val="36"/>
-          <w:szCs w:val="36"/>
+          <w:sz w:val="34"/>
+          <w:szCs w:val="34"/>
         </w:rPr>
       </w:pPr>
       <w:r>
@@ -2631,8 +2733,8 @@
           <w:b/>
           <w:bCs/>
           <w:color w:val="D86DCB" w:themeColor="accent5" w:themeTint="99"/>
-          <w:sz w:val="36"/>
-          <w:szCs w:val="36"/>
+          <w:sz w:val="34"/>
+          <w:szCs w:val="34"/>
         </w:rPr>
         <w:t>- Poor composition</w:t>
       </w:r>
@@ -2647,15 +2749,15 @@
         <w:jc w:val="both"/>
         <w:rPr>
           <w:rFonts w:ascii="Calibri" w:hAnsi="Calibri" w:cs="Calibri"/>
-          <w:sz w:val="36"/>
-          <w:szCs w:val="36"/>
-        </w:rPr>
-      </w:pPr>
-      <w:r>
-        <w:rPr>
-          <w:rFonts w:ascii="Calibri" w:hAnsi="Calibri" w:cs="Calibri"/>
-          <w:sz w:val="36"/>
-          <w:szCs w:val="36"/>
+          <w:sz w:val="34"/>
+          <w:szCs w:val="34"/>
+        </w:rPr>
+      </w:pPr>
+      <w:r>
+        <w:rPr>
+          <w:rFonts w:ascii="Calibri" w:hAnsi="Calibri" w:cs="Calibri"/>
+          <w:sz w:val="34"/>
+          <w:szCs w:val="34"/>
         </w:rPr>
         <w:t>Performance Review:</w:t>
       </w:r>
@@ -2668,8 +2770,8 @@
           <w:b/>
           <w:bCs/>
           <w:color w:val="D86DCB" w:themeColor="accent5" w:themeTint="99"/>
-          <w:sz w:val="36"/>
-          <w:szCs w:val="36"/>
+          <w:sz w:val="34"/>
+          <w:szCs w:val="34"/>
         </w:rPr>
       </w:pPr>
       <w:r>
@@ -2678,10 +2780,9 @@
           <w:b/>
           <w:bCs/>
           <w:color w:val="D86DCB" w:themeColor="accent5" w:themeTint="99"/>
-          <w:sz w:val="36"/>
-          <w:szCs w:val="36"/>
-        </w:rPr>
-        <w:lastRenderedPageBreak/>
+          <w:sz w:val="34"/>
+          <w:szCs w:val="34"/>
+        </w:rPr>
         <w:t>Find:</w:t>
       </w:r>
     </w:p>
@@ -2693,8 +2794,8 @@
           <w:b/>
           <w:bCs/>
           <w:color w:val="D86DCB" w:themeColor="accent5" w:themeTint="99"/>
-          <w:sz w:val="36"/>
-          <w:szCs w:val="36"/>
+          <w:sz w:val="34"/>
+          <w:szCs w:val="34"/>
         </w:rPr>
       </w:pPr>
       <w:r>
@@ -2703,8 +2804,8 @@
           <w:b/>
           <w:bCs/>
           <w:color w:val="D86DCB" w:themeColor="accent5" w:themeTint="99"/>
-          <w:sz w:val="36"/>
-          <w:szCs w:val="36"/>
+          <w:sz w:val="34"/>
+          <w:szCs w:val="34"/>
         </w:rPr>
         <w:t>- Missing const</w:t>
       </w:r>
@@ -2717,8 +2818,8 @@
           <w:b/>
           <w:bCs/>
           <w:color w:val="D86DCB" w:themeColor="accent5" w:themeTint="99"/>
-          <w:sz w:val="36"/>
-          <w:szCs w:val="36"/>
+          <w:sz w:val="34"/>
+          <w:szCs w:val="34"/>
         </w:rPr>
       </w:pPr>
       <w:r>
@@ -2727,8 +2828,8 @@
           <w:b/>
           <w:bCs/>
           <w:color w:val="D86DCB" w:themeColor="accent5" w:themeTint="99"/>
-          <w:sz w:val="36"/>
-          <w:szCs w:val="36"/>
+          <w:sz w:val="34"/>
+          <w:szCs w:val="34"/>
         </w:rPr>
         <w:t>- Expensive rebuilds</w:t>
       </w:r>
@@ -2741,8 +2842,8 @@
           <w:b/>
           <w:bCs/>
           <w:color w:val="D86DCB" w:themeColor="accent5" w:themeTint="99"/>
-          <w:sz w:val="36"/>
-          <w:szCs w:val="36"/>
+          <w:sz w:val="34"/>
+          <w:szCs w:val="34"/>
         </w:rPr>
       </w:pPr>
       <w:r>
@@ -2751,8 +2852,8 @@
           <w:b/>
           <w:bCs/>
           <w:color w:val="D86DCB" w:themeColor="accent5" w:themeTint="99"/>
-          <w:sz w:val="36"/>
-          <w:szCs w:val="36"/>
+          <w:sz w:val="34"/>
+          <w:szCs w:val="34"/>
         </w:rPr>
         <w:t>- Memory issues</w:t>
       </w:r>
@@ -2765,8 +2866,8 @@
           <w:b/>
           <w:bCs/>
           <w:color w:val="D86DCB" w:themeColor="accent5" w:themeTint="99"/>
-          <w:sz w:val="36"/>
-          <w:szCs w:val="36"/>
+          <w:sz w:val="34"/>
+          <w:szCs w:val="34"/>
         </w:rPr>
       </w:pPr>
       <w:r>
@@ -2775,8 +2876,8 @@
           <w:b/>
           <w:bCs/>
           <w:color w:val="D86DCB" w:themeColor="accent5" w:themeTint="99"/>
-          <w:sz w:val="36"/>
-          <w:szCs w:val="36"/>
+          <w:sz w:val="34"/>
+          <w:szCs w:val="34"/>
         </w:rPr>
         <w:t>- Scroll performance</w:t>
       </w:r>
@@ -2791,15 +2892,15 @@
         <w:jc w:val="both"/>
         <w:rPr>
           <w:rFonts w:ascii="Calibri" w:hAnsi="Calibri" w:cs="Calibri"/>
-          <w:sz w:val="36"/>
-          <w:szCs w:val="36"/>
-        </w:rPr>
-      </w:pPr>
-      <w:r>
-        <w:rPr>
-          <w:rFonts w:ascii="Calibri" w:hAnsi="Calibri" w:cs="Calibri"/>
-          <w:sz w:val="36"/>
-          <w:szCs w:val="36"/>
+          <w:sz w:val="34"/>
+          <w:szCs w:val="34"/>
+        </w:rPr>
+      </w:pPr>
+      <w:r>
+        <w:rPr>
+          <w:rFonts w:ascii="Calibri" w:hAnsi="Calibri" w:cs="Calibri"/>
+          <w:sz w:val="34"/>
+          <w:szCs w:val="34"/>
         </w:rPr>
         <w:t>Test Coverage Review:</w:t>
       </w:r>
@@ -2812,8 +2913,8 @@
           <w:b/>
           <w:bCs/>
           <w:color w:val="D86DCB" w:themeColor="accent5" w:themeTint="99"/>
-          <w:sz w:val="36"/>
-          <w:szCs w:val="36"/>
+          <w:sz w:val="34"/>
+          <w:szCs w:val="34"/>
         </w:rPr>
       </w:pPr>
       <w:r>
@@ -2822,8 +2923,8 @@
           <w:b/>
           <w:bCs/>
           <w:color w:val="D86DCB" w:themeColor="accent5" w:themeTint="99"/>
-          <w:sz w:val="36"/>
-          <w:szCs w:val="36"/>
+          <w:sz w:val="34"/>
+          <w:szCs w:val="34"/>
         </w:rPr>
         <w:t>Suggest:</w:t>
       </w:r>
@@ -2836,8 +2937,8 @@
           <w:b/>
           <w:bCs/>
           <w:color w:val="D86DCB" w:themeColor="accent5" w:themeTint="99"/>
-          <w:sz w:val="36"/>
-          <w:szCs w:val="36"/>
+          <w:sz w:val="34"/>
+          <w:szCs w:val="34"/>
         </w:rPr>
       </w:pPr>
       <w:r>
@@ -2846,8 +2947,8 @@
           <w:b/>
           <w:bCs/>
           <w:color w:val="D86DCB" w:themeColor="accent5" w:themeTint="99"/>
-          <w:sz w:val="36"/>
-          <w:szCs w:val="36"/>
+          <w:sz w:val="34"/>
+          <w:szCs w:val="34"/>
         </w:rPr>
         <w:t>Missing widget tests</w:t>
       </w:r>
@@ -2860,8 +2961,8 @@
           <w:b/>
           <w:bCs/>
           <w:color w:val="D86DCB" w:themeColor="accent5" w:themeTint="99"/>
-          <w:sz w:val="36"/>
-          <w:szCs w:val="36"/>
+          <w:sz w:val="34"/>
+          <w:szCs w:val="34"/>
         </w:rPr>
       </w:pPr>
       <w:r>
@@ -2870,9 +2971,10 @@
           <w:b/>
           <w:bCs/>
           <w:color w:val="D86DCB" w:themeColor="accent5" w:themeTint="99"/>
-          <w:sz w:val="36"/>
-          <w:szCs w:val="36"/>
-        </w:rPr>
+          <w:sz w:val="34"/>
+          <w:szCs w:val="34"/>
+        </w:rPr>
+        <w:lastRenderedPageBreak/>
         <w:t>Missing unit tests</w:t>
       </w:r>
     </w:p>
@@ -2884,8 +2986,8 @@
           <w:b/>
           <w:bCs/>
           <w:color w:val="D86DCB" w:themeColor="accent5" w:themeTint="99"/>
-          <w:sz w:val="36"/>
-          <w:szCs w:val="36"/>
+          <w:sz w:val="34"/>
+          <w:szCs w:val="34"/>
         </w:rPr>
       </w:pPr>
       <w:r>
@@ -2894,8 +2996,8 @@
           <w:b/>
           <w:bCs/>
           <w:color w:val="D86DCB" w:themeColor="accent5" w:themeTint="99"/>
-          <w:sz w:val="36"/>
-          <w:szCs w:val="36"/>
+          <w:sz w:val="34"/>
+          <w:szCs w:val="34"/>
         </w:rPr>
         <w:t>Edge cases</w:t>
       </w:r>
@@ -2905,25 +3007,25 @@
         <w:jc w:val="both"/>
         <w:rPr>
           <w:rFonts w:ascii="Calibri" w:hAnsi="Calibri" w:cs="Calibri"/>
-          <w:sz w:val="36"/>
-          <w:szCs w:val="36"/>
-        </w:rPr>
-      </w:pPr>
-    </w:p>
-    <w:p>
-      <w:pPr>
-        <w:jc w:val="both"/>
-        <w:rPr>
-          <w:rFonts w:ascii="Calibri" w:hAnsi="Calibri" w:cs="Calibri"/>
-          <w:sz w:val="36"/>
-          <w:szCs w:val="36"/>
-        </w:rPr>
-      </w:pPr>
-      <w:r>
-        <w:rPr>
-          <w:rFonts w:ascii="Calibri" w:hAnsi="Calibri" w:cs="Calibri"/>
-          <w:sz w:val="36"/>
-          <w:szCs w:val="36"/>
+          <w:sz w:val="34"/>
+          <w:szCs w:val="34"/>
+        </w:rPr>
+      </w:pPr>
+    </w:p>
+    <w:p>
+      <w:pPr>
+        <w:jc w:val="both"/>
+        <w:rPr>
+          <w:rFonts w:ascii="Calibri" w:hAnsi="Calibri" w:cs="Calibri"/>
+          <w:sz w:val="34"/>
+          <w:szCs w:val="34"/>
+        </w:rPr>
+      </w:pPr>
+      <w:r>
+        <w:rPr>
+          <w:rFonts w:ascii="Calibri" w:hAnsi="Calibri" w:cs="Calibri"/>
+          <w:sz w:val="34"/>
+          <w:szCs w:val="34"/>
         </w:rPr>
         <w:t>Things NOT to Automate:</w:t>
       </w:r>
@@ -2933,15 +3035,15 @@
         <w:jc w:val="both"/>
         <w:rPr>
           <w:rFonts w:ascii="Calibri" w:hAnsi="Calibri" w:cs="Calibri"/>
-          <w:sz w:val="36"/>
-          <w:szCs w:val="36"/>
-        </w:rPr>
-      </w:pPr>
-      <w:r>
-        <w:rPr>
-          <w:rFonts w:ascii="Calibri" w:hAnsi="Calibri" w:cs="Calibri"/>
-          <w:sz w:val="36"/>
-          <w:szCs w:val="36"/>
+          <w:sz w:val="34"/>
+          <w:szCs w:val="34"/>
+        </w:rPr>
+      </w:pPr>
+      <w:r>
+        <w:rPr>
+          <w:rFonts w:ascii="Calibri" w:hAnsi="Calibri" w:cs="Calibri"/>
+          <w:sz w:val="34"/>
+          <w:szCs w:val="34"/>
         </w:rPr>
         <w:t># Never automatically:</w:t>
       </w:r>
@@ -2956,15 +3058,15 @@
         <w:jc w:val="both"/>
         <w:rPr>
           <w:rFonts w:ascii="Calibri" w:hAnsi="Calibri" w:cs="Calibri"/>
-          <w:sz w:val="36"/>
-          <w:szCs w:val="36"/>
-        </w:rPr>
-      </w:pPr>
-      <w:r>
-        <w:rPr>
-          <w:rFonts w:ascii="Calibri" w:hAnsi="Calibri" w:cs="Calibri"/>
-          <w:sz w:val="36"/>
-          <w:szCs w:val="36"/>
+          <w:sz w:val="34"/>
+          <w:szCs w:val="34"/>
+        </w:rPr>
+      </w:pPr>
+      <w:r>
+        <w:rPr>
+          <w:rFonts w:ascii="Calibri" w:hAnsi="Calibri" w:cs="Calibri"/>
+          <w:sz w:val="34"/>
+          <w:szCs w:val="34"/>
         </w:rPr>
         <w:t>Commit code</w:t>
       </w:r>
@@ -2979,15 +3081,15 @@
         <w:jc w:val="both"/>
         <w:rPr>
           <w:rFonts w:ascii="Calibri" w:hAnsi="Calibri" w:cs="Calibri"/>
-          <w:sz w:val="36"/>
-          <w:szCs w:val="36"/>
-        </w:rPr>
-      </w:pPr>
-      <w:r>
-        <w:rPr>
-          <w:rFonts w:ascii="Calibri" w:hAnsi="Calibri" w:cs="Calibri"/>
-          <w:sz w:val="36"/>
-          <w:szCs w:val="36"/>
+          <w:sz w:val="34"/>
+          <w:szCs w:val="34"/>
+        </w:rPr>
+      </w:pPr>
+      <w:r>
+        <w:rPr>
+          <w:rFonts w:ascii="Calibri" w:hAnsi="Calibri" w:cs="Calibri"/>
+          <w:sz w:val="34"/>
+          <w:szCs w:val="34"/>
         </w:rPr>
         <w:t>Push code</w:t>
       </w:r>
@@ -3002,15 +3104,15 @@
         <w:jc w:val="both"/>
         <w:rPr>
           <w:rFonts w:ascii="Calibri" w:hAnsi="Calibri" w:cs="Calibri"/>
-          <w:sz w:val="36"/>
-          <w:szCs w:val="36"/>
-        </w:rPr>
-      </w:pPr>
-      <w:r>
-        <w:rPr>
-          <w:rFonts w:ascii="Calibri" w:hAnsi="Calibri" w:cs="Calibri"/>
-          <w:sz w:val="36"/>
-          <w:szCs w:val="36"/>
+          <w:sz w:val="34"/>
+          <w:szCs w:val="34"/>
+        </w:rPr>
+      </w:pPr>
+      <w:r>
+        <w:rPr>
+          <w:rFonts w:ascii="Calibri" w:hAnsi="Calibri" w:cs="Calibri"/>
+          <w:sz w:val="34"/>
+          <w:szCs w:val="34"/>
         </w:rPr>
         <w:t>Merge PRs</w:t>
       </w:r>
@@ -3025,15 +3127,15 @@
         <w:jc w:val="both"/>
         <w:rPr>
           <w:rFonts w:ascii="Calibri" w:hAnsi="Calibri" w:cs="Calibri"/>
-          <w:sz w:val="36"/>
-          <w:szCs w:val="36"/>
-        </w:rPr>
-      </w:pPr>
-      <w:r>
-        <w:rPr>
-          <w:rFonts w:ascii="Calibri" w:hAnsi="Calibri" w:cs="Calibri"/>
-          <w:sz w:val="36"/>
-          <w:szCs w:val="36"/>
+          <w:sz w:val="34"/>
+          <w:szCs w:val="34"/>
+        </w:rPr>
+      </w:pPr>
+      <w:r>
+        <w:rPr>
+          <w:rFonts w:ascii="Calibri" w:hAnsi="Calibri" w:cs="Calibri"/>
+          <w:sz w:val="34"/>
+          <w:szCs w:val="34"/>
         </w:rPr>
         <w:t>Delete branches</w:t>
       </w:r>
@@ -3048,15 +3150,15 @@
         <w:jc w:val="both"/>
         <w:rPr>
           <w:rFonts w:ascii="Calibri" w:hAnsi="Calibri" w:cs="Calibri"/>
-          <w:sz w:val="36"/>
-          <w:szCs w:val="36"/>
-        </w:rPr>
-      </w:pPr>
-      <w:r>
-        <w:rPr>
-          <w:rFonts w:ascii="Calibri" w:hAnsi="Calibri" w:cs="Calibri"/>
-          <w:sz w:val="36"/>
-          <w:szCs w:val="36"/>
+          <w:sz w:val="34"/>
+          <w:szCs w:val="34"/>
+        </w:rPr>
+      </w:pPr>
+      <w:r>
+        <w:rPr>
+          <w:rFonts w:ascii="Calibri" w:hAnsi="Calibri" w:cs="Calibri"/>
+          <w:sz w:val="34"/>
+          <w:szCs w:val="34"/>
         </w:rPr>
         <w:t>Rewrite Git history</w:t>
       </w:r>
@@ -3071,15 +3173,15 @@
         <w:jc w:val="both"/>
         <w:rPr>
           <w:rFonts w:ascii="Calibri" w:hAnsi="Calibri" w:cs="Calibri"/>
-          <w:sz w:val="36"/>
-          <w:szCs w:val="36"/>
-        </w:rPr>
-      </w:pPr>
-      <w:r>
-        <w:rPr>
-          <w:rFonts w:ascii="Calibri" w:hAnsi="Calibri" w:cs="Calibri"/>
-          <w:sz w:val="36"/>
-          <w:szCs w:val="36"/>
+          <w:sz w:val="34"/>
+          <w:szCs w:val="34"/>
+        </w:rPr>
+      </w:pPr>
+      <w:r>
+        <w:rPr>
+          <w:rFonts w:ascii="Calibri" w:hAnsi="Calibri" w:cs="Calibri"/>
+          <w:sz w:val="34"/>
+          <w:szCs w:val="34"/>
         </w:rPr>
         <w:t>Deploy to production without human approval</w:t>
       </w:r>
@@ -3089,15 +3191,15 @@
         <w:jc w:val="both"/>
         <w:rPr>
           <w:rFonts w:ascii="Calibri" w:hAnsi="Calibri" w:cs="Calibri"/>
-          <w:sz w:val="36"/>
-          <w:szCs w:val="36"/>
-        </w:rPr>
-      </w:pPr>
-      <w:r>
-        <w:rPr>
-          <w:rFonts w:ascii="Calibri" w:hAnsi="Calibri" w:cs="Calibri"/>
-          <w:sz w:val="36"/>
-          <w:szCs w:val="36"/>
+          <w:sz w:val="34"/>
+          <w:szCs w:val="34"/>
+        </w:rPr>
+      </w:pPr>
+      <w:r>
+        <w:rPr>
+          <w:rFonts w:ascii="Calibri" w:hAnsi="Calibri" w:cs="Calibri"/>
+          <w:sz w:val="34"/>
+          <w:szCs w:val="34"/>
         </w:rPr>
         <w:t># Automation should assist decisions, not silently make irreversible ones</w:t>
       </w:r>
@@ -3107,106 +3209,250 @@
         <w:jc w:val="both"/>
         <w:rPr>
           <w:rFonts w:ascii="Calibri" w:hAnsi="Calibri" w:cs="Calibri"/>
-          <w:sz w:val="36"/>
-          <w:szCs w:val="36"/>
-        </w:rPr>
-      </w:pPr>
-    </w:p>
-    <w:p>
-      <w:pPr>
-        <w:jc w:val="both"/>
-        <w:rPr>
-          <w:rFonts w:ascii="Calibri" w:hAnsi="Calibri" w:cs="Calibri"/>
-          <w:sz w:val="36"/>
-          <w:szCs w:val="36"/>
-        </w:rPr>
-      </w:pPr>
-      <w:r>
-        <w:rPr>
-          <w:rFonts w:ascii="Calibri" w:hAnsi="Calibri" w:cs="Calibri"/>
-          <w:sz w:val="36"/>
-          <w:szCs w:val="36"/>
+          <w:sz w:val="34"/>
+          <w:szCs w:val="34"/>
+        </w:rPr>
+      </w:pPr>
+    </w:p>
+    <w:p>
+      <w:pPr>
+        <w:jc w:val="both"/>
+        <w:rPr>
+          <w:rFonts w:ascii="Calibri" w:hAnsi="Calibri" w:cs="Calibri"/>
+          <w:sz w:val="34"/>
+          <w:szCs w:val="34"/>
+        </w:rPr>
+      </w:pPr>
+      <w:r>
+        <w:rPr>
+          <w:rFonts w:ascii="Calibri" w:hAnsi="Calibri" w:cs="Calibri"/>
+          <w:sz w:val="34"/>
+          <w:szCs w:val="34"/>
+        </w:rPr>
+        <w:t>Workflow for Automation:</w:t>
+      </w:r>
+    </w:p>
+    <w:p>
+      <w:pPr>
+        <w:jc w:val="both"/>
+        <w:rPr>
+          <w:rFonts w:ascii="Calibri" w:hAnsi="Calibri" w:cs="Calibri"/>
+          <w:sz w:val="34"/>
+          <w:szCs w:val="34"/>
+        </w:rPr>
+      </w:pPr>
+      <w:r>
+        <w:rPr>
+          <w:rFonts w:ascii="Calibri" w:hAnsi="Calibri" w:cs="Calibri"/>
+          <w:sz w:val="34"/>
+          <w:szCs w:val="34"/>
+        </w:rPr>
+        <w:t xml:space="preserve"># This keeps </w:t>
+      </w:r>
+      <w:r>
+        <w:rPr>
+          <w:rFonts w:ascii="Calibri" w:hAnsi="Calibri" w:cs="Calibri"/>
+          <w:b/>
+          <w:bCs/>
+          <w:sz w:val="34"/>
+          <w:szCs w:val="34"/>
+        </w:rPr>
+        <w:t>Flutter</w:t>
+      </w:r>
+      <w:r>
+        <w:rPr>
+          <w:rFonts w:ascii="Calibri" w:hAnsi="Calibri" w:cs="Calibri"/>
+          <w:sz w:val="34"/>
+          <w:szCs w:val="34"/>
+        </w:rPr>
+        <w:t>'s tools responsible for correctness, Git responsible for version history, and Codex responsible for engineering feedback:</w:t>
+      </w:r>
+    </w:p>
+    <w:p>
+      <w:pPr>
+        <w:jc w:val="both"/>
+        <w:rPr>
+          <w:rFonts w:ascii="Calibri" w:hAnsi="Calibri" w:cs="Calibri"/>
+          <w:b/>
+          <w:bCs/>
+          <w:sz w:val="30"/>
+          <w:szCs w:val="30"/>
+        </w:rPr>
+      </w:pPr>
+      <w:r>
+        <w:rPr>
+          <w:rFonts w:ascii="Calibri" w:hAnsi="Calibri" w:cs="Calibri"/>
+          <w:b/>
+          <w:bCs/>
+          <w:sz w:val="30"/>
+          <w:szCs w:val="30"/>
+        </w:rPr>
+        <w:t>Write Feature</w:t>
+      </w:r>
+    </w:p>
+    <w:p>
+      <w:pPr>
+        <w:jc w:val="both"/>
+        <w:rPr>
+          <w:rFonts w:ascii="Calibri" w:hAnsi="Calibri" w:cs="Calibri"/>
+          <w:b/>
+          <w:bCs/>
+          <w:sz w:val="30"/>
+          <w:szCs w:val="30"/>
+        </w:rPr>
+      </w:pPr>
+      <w:r>
+        <w:rPr>
+          <w:rFonts w:ascii="Calibri" w:hAnsi="Calibri" w:cs="Calibri"/>
+          <w:b/>
+          <w:bCs/>
+          <w:sz w:val="30"/>
+          <w:szCs w:val="30"/>
+        </w:rPr>
+        <w:t xml:space="preserve">      │</w:t>
+      </w:r>
+    </w:p>
+    <w:p>
+      <w:pPr>
+        <w:jc w:val="both"/>
+        <w:rPr>
+          <w:rFonts w:ascii="Calibri" w:hAnsi="Calibri" w:cs="Calibri"/>
+          <w:b/>
+          <w:bCs/>
+          <w:sz w:val="30"/>
+          <w:szCs w:val="30"/>
+        </w:rPr>
+      </w:pPr>
+      <w:r>
+        <w:rPr>
+          <w:rFonts w:ascii="Calibri" w:hAnsi="Calibri" w:cs="Calibri"/>
+          <w:b/>
+          <w:bCs/>
+          <w:sz w:val="30"/>
+          <w:szCs w:val="30"/>
+        </w:rPr>
+        <w:t xml:space="preserve">flutter </w:t>
+      </w:r>
+      <w:proofErr w:type="gramStart"/>
+      <w:r>
+        <w:rPr>
+          <w:rFonts w:ascii="Calibri" w:hAnsi="Calibri" w:cs="Calibri"/>
+          <w:b/>
+          <w:bCs/>
+          <w:sz w:val="30"/>
+          <w:szCs w:val="30"/>
+        </w:rPr>
+        <w:t>analyze</w:t>
+      </w:r>
+      <w:proofErr w:type="gramEnd"/>
+    </w:p>
+    <w:p>
+      <w:pPr>
+        <w:jc w:val="both"/>
+        <w:rPr>
+          <w:rFonts w:ascii="Calibri" w:hAnsi="Calibri" w:cs="Calibri"/>
+          <w:b/>
+          <w:bCs/>
+          <w:sz w:val="30"/>
+          <w:szCs w:val="30"/>
+        </w:rPr>
+      </w:pPr>
+      <w:r>
+        <w:rPr>
+          <w:rFonts w:ascii="Calibri" w:hAnsi="Calibri" w:cs="Calibri"/>
+          <w:b/>
+          <w:bCs/>
+          <w:sz w:val="30"/>
+          <w:szCs w:val="30"/>
+        </w:rPr>
+        <w:t xml:space="preserve">      │</w:t>
+      </w:r>
+    </w:p>
+    <w:p>
+      <w:pPr>
+        <w:jc w:val="both"/>
+        <w:rPr>
+          <w:rFonts w:ascii="Calibri" w:hAnsi="Calibri" w:cs="Calibri"/>
+          <w:b/>
+          <w:bCs/>
+          <w:sz w:val="30"/>
+          <w:szCs w:val="30"/>
+        </w:rPr>
+      </w:pPr>
+      <w:r>
+        <w:rPr>
+          <w:rFonts w:ascii="Calibri" w:hAnsi="Calibri" w:cs="Calibri"/>
+          <w:b/>
+          <w:bCs/>
+          <w:sz w:val="30"/>
+          <w:szCs w:val="30"/>
+        </w:rPr>
+        <w:t>flutter test</w:t>
+      </w:r>
+    </w:p>
+    <w:p>
+      <w:pPr>
+        <w:jc w:val="both"/>
+        <w:rPr>
+          <w:rFonts w:ascii="Calibri" w:hAnsi="Calibri" w:cs="Calibri"/>
+          <w:b/>
+          <w:bCs/>
+          <w:sz w:val="30"/>
+          <w:szCs w:val="30"/>
+        </w:rPr>
+      </w:pPr>
+      <w:r>
+        <w:rPr>
+          <w:rFonts w:ascii="Calibri" w:hAnsi="Calibri" w:cs="Calibri"/>
+          <w:b/>
+          <w:bCs/>
+          <w:sz w:val="30"/>
+          <w:szCs w:val="30"/>
+        </w:rPr>
+        <w:t xml:space="preserve">      │</w:t>
+      </w:r>
+    </w:p>
+    <w:p>
+      <w:pPr>
+        <w:jc w:val="both"/>
+        <w:rPr>
+          <w:rFonts w:ascii="Calibri" w:hAnsi="Calibri" w:cs="Calibri"/>
+          <w:b/>
+          <w:bCs/>
+          <w:sz w:val="30"/>
+          <w:szCs w:val="30"/>
+        </w:rPr>
+      </w:pPr>
+      <w:r>
+        <w:rPr>
+          <w:rFonts w:ascii="Calibri" w:hAnsi="Calibri" w:cs="Calibri"/>
+          <w:b/>
+          <w:bCs/>
+          <w:sz w:val="30"/>
+          <w:szCs w:val="30"/>
         </w:rPr>
         <w:lastRenderedPageBreak/>
-        <w:t>Workflow for Automation:</w:t>
-      </w:r>
-    </w:p>
-    <w:p>
-      <w:pPr>
-        <w:jc w:val="both"/>
-        <w:rPr>
-          <w:rFonts w:ascii="Calibri" w:hAnsi="Calibri" w:cs="Calibri"/>
-          <w:sz w:val="36"/>
-          <w:szCs w:val="36"/>
-        </w:rPr>
-      </w:pPr>
-      <w:r>
-        <w:rPr>
-          <w:rFonts w:ascii="Calibri" w:hAnsi="Calibri" w:cs="Calibri"/>
-          <w:sz w:val="36"/>
-          <w:szCs w:val="36"/>
-        </w:rPr>
-        <w:t xml:space="preserve"># This keeps </w:t>
-      </w:r>
-      <w:r>
-        <w:rPr>
-          <w:rFonts w:ascii="Calibri" w:hAnsi="Calibri" w:cs="Calibri"/>
-          <w:b/>
-          <w:bCs/>
-          <w:sz w:val="36"/>
-          <w:szCs w:val="36"/>
-        </w:rPr>
-        <w:t>Flutter</w:t>
-      </w:r>
-      <w:r>
-        <w:rPr>
-          <w:rFonts w:ascii="Calibri" w:hAnsi="Calibri" w:cs="Calibri"/>
-          <w:sz w:val="36"/>
-          <w:szCs w:val="36"/>
-        </w:rPr>
-        <w:t>'s tools responsible for correctness, Git responsible for version history, and Codex responsible for engineering feedback:</w:t>
-      </w:r>
-    </w:p>
-    <w:p>
-      <w:pPr>
-        <w:jc w:val="both"/>
-        <w:rPr>
-          <w:rFonts w:ascii="Calibri" w:hAnsi="Calibri" w:cs="Calibri"/>
-          <w:b/>
-          <w:bCs/>
-          <w:sz w:val="32"/>
-          <w:szCs w:val="32"/>
-        </w:rPr>
-      </w:pPr>
-      <w:r>
-        <w:rPr>
-          <w:rFonts w:ascii="Calibri" w:hAnsi="Calibri" w:cs="Calibri"/>
-          <w:b/>
-          <w:bCs/>
-          <w:sz w:val="32"/>
-          <w:szCs w:val="32"/>
-        </w:rPr>
-        <w:t>Write Feature</w:t>
-      </w:r>
-    </w:p>
-    <w:p>
-      <w:pPr>
-        <w:jc w:val="both"/>
-        <w:rPr>
-          <w:rFonts w:ascii="Calibri" w:hAnsi="Calibri" w:cs="Calibri"/>
-          <w:b/>
-          <w:bCs/>
-          <w:sz w:val="32"/>
-          <w:szCs w:val="32"/>
-        </w:rPr>
-      </w:pPr>
-      <w:r>
-        <w:rPr>
-          <w:rFonts w:ascii="Calibri" w:hAnsi="Calibri" w:cs="Calibri"/>
-          <w:b/>
-          <w:bCs/>
-          <w:sz w:val="32"/>
-          <w:szCs w:val="32"/>
+        <w:t>Git Commit</w:t>
+      </w:r>
+    </w:p>
+    <w:p>
+      <w:pPr>
+        <w:jc w:val="both"/>
+        <w:rPr>
+          <w:rFonts w:ascii="Calibri" w:hAnsi="Calibri" w:cs="Calibri"/>
+          <w:b/>
+          <w:bCs/>
+          <w:sz w:val="30"/>
+          <w:szCs w:val="30"/>
+        </w:rPr>
+      </w:pPr>
+      <w:r>
+        <w:rPr>
+          <w:rFonts w:ascii="Calibri" w:hAnsi="Calibri" w:cs="Calibri"/>
+          <w:b/>
+          <w:bCs/>
+          <w:sz w:val="30"/>
+          <w:szCs w:val="30"/>
         </w:rPr>
         <w:t xml:space="preserve">      │</w:t>
       </w:r>
@@ -3218,39 +3464,39 @@
           <w:rFonts w:ascii="Calibri" w:hAnsi="Calibri" w:cs="Calibri"/>
           <w:b/>
           <w:bCs/>
-          <w:sz w:val="32"/>
-          <w:szCs w:val="32"/>
-        </w:rPr>
-      </w:pPr>
-      <w:r>
-        <w:rPr>
-          <w:rFonts w:ascii="Calibri" w:hAnsi="Calibri" w:cs="Calibri"/>
-          <w:b/>
-          <w:bCs/>
-          <w:sz w:val="32"/>
-          <w:szCs w:val="32"/>
-        </w:rPr>
-        <w:t>flutter analyze</w:t>
-      </w:r>
-    </w:p>
-    <w:p>
-      <w:pPr>
-        <w:jc w:val="both"/>
-        <w:rPr>
-          <w:rFonts w:ascii="Calibri" w:hAnsi="Calibri" w:cs="Calibri"/>
-          <w:b/>
-          <w:bCs/>
-          <w:sz w:val="32"/>
-          <w:szCs w:val="32"/>
-        </w:rPr>
-      </w:pPr>
-      <w:r>
-        <w:rPr>
-          <w:rFonts w:ascii="Calibri" w:hAnsi="Calibri" w:cs="Calibri"/>
-          <w:b/>
-          <w:bCs/>
-          <w:sz w:val="32"/>
-          <w:szCs w:val="32"/>
+          <w:sz w:val="30"/>
+          <w:szCs w:val="30"/>
+        </w:rPr>
+      </w:pPr>
+      <w:r>
+        <w:rPr>
+          <w:rFonts w:ascii="Calibri" w:hAnsi="Calibri" w:cs="Calibri"/>
+          <w:b/>
+          <w:bCs/>
+          <w:sz w:val="30"/>
+          <w:szCs w:val="30"/>
+        </w:rPr>
+        <w:t>Push to GitHub</w:t>
+      </w:r>
+    </w:p>
+    <w:p>
+      <w:pPr>
+        <w:jc w:val="both"/>
+        <w:rPr>
+          <w:rFonts w:ascii="Calibri" w:hAnsi="Calibri" w:cs="Calibri"/>
+          <w:b/>
+          <w:bCs/>
+          <w:sz w:val="30"/>
+          <w:szCs w:val="30"/>
+        </w:rPr>
+      </w:pPr>
+      <w:r>
+        <w:rPr>
+          <w:rFonts w:ascii="Calibri" w:hAnsi="Calibri" w:cs="Calibri"/>
+          <w:b/>
+          <w:bCs/>
+          <w:sz w:val="30"/>
+          <w:szCs w:val="30"/>
         </w:rPr>
         <w:t xml:space="preserve">      │</w:t>
       </w:r>
@@ -3262,39 +3508,39 @@
           <w:rFonts w:ascii="Calibri" w:hAnsi="Calibri" w:cs="Calibri"/>
           <w:b/>
           <w:bCs/>
-          <w:sz w:val="32"/>
-          <w:szCs w:val="32"/>
-        </w:rPr>
-      </w:pPr>
-      <w:r>
-        <w:rPr>
-          <w:rFonts w:ascii="Calibri" w:hAnsi="Calibri" w:cs="Calibri"/>
-          <w:b/>
-          <w:bCs/>
-          <w:sz w:val="32"/>
-          <w:szCs w:val="32"/>
-        </w:rPr>
-        <w:t>flutter test</w:t>
-      </w:r>
-    </w:p>
-    <w:p>
-      <w:pPr>
-        <w:jc w:val="both"/>
-        <w:rPr>
-          <w:rFonts w:ascii="Calibri" w:hAnsi="Calibri" w:cs="Calibri"/>
-          <w:b/>
-          <w:bCs/>
-          <w:sz w:val="32"/>
-          <w:szCs w:val="32"/>
-        </w:rPr>
-      </w:pPr>
-      <w:r>
-        <w:rPr>
-          <w:rFonts w:ascii="Calibri" w:hAnsi="Calibri" w:cs="Calibri"/>
-          <w:b/>
-          <w:bCs/>
-          <w:sz w:val="32"/>
-          <w:szCs w:val="32"/>
+          <w:sz w:val="30"/>
+          <w:szCs w:val="30"/>
+        </w:rPr>
+      </w:pPr>
+      <w:r>
+        <w:rPr>
+          <w:rFonts w:ascii="Calibri" w:hAnsi="Calibri" w:cs="Calibri"/>
+          <w:b/>
+          <w:bCs/>
+          <w:sz w:val="30"/>
+          <w:szCs w:val="30"/>
+        </w:rPr>
+        <w:t>GitHub Action</w:t>
+      </w:r>
+    </w:p>
+    <w:p>
+      <w:pPr>
+        <w:jc w:val="both"/>
+        <w:rPr>
+          <w:rFonts w:ascii="Calibri" w:hAnsi="Calibri" w:cs="Calibri"/>
+          <w:b/>
+          <w:bCs/>
+          <w:sz w:val="30"/>
+          <w:szCs w:val="30"/>
+        </w:rPr>
+      </w:pPr>
+      <w:r>
+        <w:rPr>
+          <w:rFonts w:ascii="Calibri" w:hAnsi="Calibri" w:cs="Calibri"/>
+          <w:b/>
+          <w:bCs/>
+          <w:sz w:val="30"/>
+          <w:szCs w:val="30"/>
         </w:rPr>
         <w:t xml:space="preserve">      │</w:t>
       </w:r>
@@ -3306,39 +3552,39 @@
           <w:rFonts w:ascii="Calibri" w:hAnsi="Calibri" w:cs="Calibri"/>
           <w:b/>
           <w:bCs/>
-          <w:sz w:val="32"/>
-          <w:szCs w:val="32"/>
-        </w:rPr>
-      </w:pPr>
-      <w:r>
-        <w:rPr>
-          <w:rFonts w:ascii="Calibri" w:hAnsi="Calibri" w:cs="Calibri"/>
-          <w:b/>
-          <w:bCs/>
-          <w:sz w:val="32"/>
-          <w:szCs w:val="32"/>
-        </w:rPr>
-        <w:t>Git Commit</w:t>
-      </w:r>
-    </w:p>
-    <w:p>
-      <w:pPr>
-        <w:jc w:val="both"/>
-        <w:rPr>
-          <w:rFonts w:ascii="Calibri" w:hAnsi="Calibri" w:cs="Calibri"/>
-          <w:b/>
-          <w:bCs/>
-          <w:sz w:val="32"/>
-          <w:szCs w:val="32"/>
-        </w:rPr>
-      </w:pPr>
-      <w:r>
-        <w:rPr>
-          <w:rFonts w:ascii="Calibri" w:hAnsi="Calibri" w:cs="Calibri"/>
-          <w:b/>
-          <w:bCs/>
-          <w:sz w:val="32"/>
-          <w:szCs w:val="32"/>
+          <w:sz w:val="30"/>
+          <w:szCs w:val="30"/>
+        </w:rPr>
+      </w:pPr>
+      <w:r>
+        <w:rPr>
+          <w:rFonts w:ascii="Calibri" w:hAnsi="Calibri" w:cs="Calibri"/>
+          <w:b/>
+          <w:bCs/>
+          <w:sz w:val="30"/>
+          <w:szCs w:val="30"/>
+        </w:rPr>
+        <w:t>Codex Review</w:t>
+      </w:r>
+    </w:p>
+    <w:p>
+      <w:pPr>
+        <w:jc w:val="both"/>
+        <w:rPr>
+          <w:rFonts w:ascii="Calibri" w:hAnsi="Calibri" w:cs="Calibri"/>
+          <w:b/>
+          <w:bCs/>
+          <w:sz w:val="30"/>
+          <w:szCs w:val="30"/>
+        </w:rPr>
+      </w:pPr>
+      <w:r>
+        <w:rPr>
+          <w:rFonts w:ascii="Calibri" w:hAnsi="Calibri" w:cs="Calibri"/>
+          <w:b/>
+          <w:bCs/>
+          <w:sz w:val="30"/>
+          <w:szCs w:val="30"/>
         </w:rPr>
         <w:t xml:space="preserve">      │</w:t>
       </w:r>
@@ -3350,39 +3596,39 @@
           <w:rFonts w:ascii="Calibri" w:hAnsi="Calibri" w:cs="Calibri"/>
           <w:b/>
           <w:bCs/>
-          <w:sz w:val="32"/>
-          <w:szCs w:val="32"/>
-        </w:rPr>
-      </w:pPr>
-      <w:r>
-        <w:rPr>
-          <w:rFonts w:ascii="Calibri" w:hAnsi="Calibri" w:cs="Calibri"/>
-          <w:b/>
-          <w:bCs/>
-          <w:sz w:val="32"/>
-          <w:szCs w:val="32"/>
-        </w:rPr>
-        <w:t>Push to GitHub</w:t>
-      </w:r>
-    </w:p>
-    <w:p>
-      <w:pPr>
-        <w:jc w:val="both"/>
-        <w:rPr>
-          <w:rFonts w:ascii="Calibri" w:hAnsi="Calibri" w:cs="Calibri"/>
-          <w:b/>
-          <w:bCs/>
-          <w:sz w:val="32"/>
-          <w:szCs w:val="32"/>
-        </w:rPr>
-      </w:pPr>
-      <w:r>
-        <w:rPr>
-          <w:rFonts w:ascii="Calibri" w:hAnsi="Calibri" w:cs="Calibri"/>
-          <w:b/>
-          <w:bCs/>
-          <w:sz w:val="32"/>
-          <w:szCs w:val="32"/>
+          <w:sz w:val="30"/>
+          <w:szCs w:val="30"/>
+        </w:rPr>
+      </w:pPr>
+      <w:r>
+        <w:rPr>
+          <w:rFonts w:ascii="Calibri" w:hAnsi="Calibri" w:cs="Calibri"/>
+          <w:b/>
+          <w:bCs/>
+          <w:sz w:val="30"/>
+          <w:szCs w:val="30"/>
+        </w:rPr>
+        <w:t>Review Comments</w:t>
+      </w:r>
+    </w:p>
+    <w:p>
+      <w:pPr>
+        <w:jc w:val="both"/>
+        <w:rPr>
+          <w:rFonts w:ascii="Calibri" w:hAnsi="Calibri" w:cs="Calibri"/>
+          <w:b/>
+          <w:bCs/>
+          <w:sz w:val="30"/>
+          <w:szCs w:val="30"/>
+        </w:rPr>
+      </w:pPr>
+      <w:r>
+        <w:rPr>
+          <w:rFonts w:ascii="Calibri" w:hAnsi="Calibri" w:cs="Calibri"/>
+          <w:b/>
+          <w:bCs/>
+          <w:sz w:val="30"/>
+          <w:szCs w:val="30"/>
         </w:rPr>
         <w:t xml:space="preserve">      │</w:t>
       </w:r>
@@ -3394,39 +3640,39 @@
           <w:rFonts w:ascii="Calibri" w:hAnsi="Calibri" w:cs="Calibri"/>
           <w:b/>
           <w:bCs/>
-          <w:sz w:val="32"/>
-          <w:szCs w:val="32"/>
-        </w:rPr>
-      </w:pPr>
-      <w:r>
-        <w:rPr>
-          <w:rFonts w:ascii="Calibri" w:hAnsi="Calibri" w:cs="Calibri"/>
-          <w:b/>
-          <w:bCs/>
-          <w:sz w:val="32"/>
-          <w:szCs w:val="32"/>
-        </w:rPr>
-        <w:t>GitHub Action</w:t>
-      </w:r>
-    </w:p>
-    <w:p>
-      <w:pPr>
-        <w:jc w:val="both"/>
-        <w:rPr>
-          <w:rFonts w:ascii="Calibri" w:hAnsi="Calibri" w:cs="Calibri"/>
-          <w:b/>
-          <w:bCs/>
-          <w:sz w:val="32"/>
-          <w:szCs w:val="32"/>
-        </w:rPr>
-      </w:pPr>
-      <w:r>
-        <w:rPr>
-          <w:rFonts w:ascii="Calibri" w:hAnsi="Calibri" w:cs="Calibri"/>
-          <w:b/>
-          <w:bCs/>
-          <w:sz w:val="32"/>
-          <w:szCs w:val="32"/>
+          <w:sz w:val="30"/>
+          <w:szCs w:val="30"/>
+        </w:rPr>
+      </w:pPr>
+      <w:r>
+        <w:rPr>
+          <w:rFonts w:ascii="Calibri" w:hAnsi="Calibri" w:cs="Calibri"/>
+          <w:b/>
+          <w:bCs/>
+          <w:sz w:val="30"/>
+          <w:szCs w:val="30"/>
+        </w:rPr>
+        <w:t>Fix Issues</w:t>
+      </w:r>
+    </w:p>
+    <w:p>
+      <w:pPr>
+        <w:jc w:val="both"/>
+        <w:rPr>
+          <w:rFonts w:ascii="Calibri" w:hAnsi="Calibri" w:cs="Calibri"/>
+          <w:b/>
+          <w:bCs/>
+          <w:sz w:val="30"/>
+          <w:szCs w:val="30"/>
+        </w:rPr>
+      </w:pPr>
+      <w:r>
+        <w:rPr>
+          <w:rFonts w:ascii="Calibri" w:hAnsi="Calibri" w:cs="Calibri"/>
+          <w:b/>
+          <w:bCs/>
+          <w:sz w:val="30"/>
+          <w:szCs w:val="30"/>
         </w:rPr>
         <w:t xml:space="preserve">      │</w:t>
       </w:r>
@@ -3438,149 +3684,17 @@
           <w:rFonts w:ascii="Calibri" w:hAnsi="Calibri" w:cs="Calibri"/>
           <w:b/>
           <w:bCs/>
-          <w:sz w:val="32"/>
-          <w:szCs w:val="32"/>
-        </w:rPr>
-      </w:pPr>
-      <w:r>
-        <w:rPr>
-          <w:rFonts w:ascii="Calibri" w:hAnsi="Calibri" w:cs="Calibri"/>
-          <w:b/>
-          <w:bCs/>
-          <w:sz w:val="32"/>
-          <w:szCs w:val="32"/>
-        </w:rPr>
-        <w:t>Codex Review</w:t>
-      </w:r>
-    </w:p>
-    <w:p>
-      <w:pPr>
-        <w:jc w:val="both"/>
-        <w:rPr>
-          <w:rFonts w:ascii="Calibri" w:hAnsi="Calibri" w:cs="Calibri"/>
-          <w:b/>
-          <w:bCs/>
-          <w:sz w:val="32"/>
-          <w:szCs w:val="32"/>
-        </w:rPr>
-      </w:pPr>
-      <w:r>
-        <w:rPr>
-          <w:rFonts w:ascii="Calibri" w:hAnsi="Calibri" w:cs="Calibri"/>
-          <w:b/>
-          <w:bCs/>
-          <w:sz w:val="32"/>
-          <w:szCs w:val="32"/>
-        </w:rPr>
-        <w:t xml:space="preserve">      │</w:t>
-      </w:r>
-    </w:p>
-    <w:p>
-      <w:pPr>
-        <w:jc w:val="both"/>
-        <w:rPr>
-          <w:rFonts w:ascii="Calibri" w:hAnsi="Calibri" w:cs="Calibri"/>
-          <w:b/>
-          <w:bCs/>
-          <w:sz w:val="32"/>
-          <w:szCs w:val="32"/>
-        </w:rPr>
-      </w:pPr>
-      <w:r>
-        <w:rPr>
-          <w:rFonts w:ascii="Calibri" w:hAnsi="Calibri" w:cs="Calibri"/>
-          <w:b/>
-          <w:bCs/>
-          <w:sz w:val="32"/>
-          <w:szCs w:val="32"/>
-        </w:rPr>
-        <w:t>Review Comments</w:t>
-      </w:r>
-    </w:p>
-    <w:p>
-      <w:pPr>
-        <w:jc w:val="both"/>
-        <w:rPr>
-          <w:rFonts w:ascii="Calibri" w:hAnsi="Calibri" w:cs="Calibri"/>
-          <w:b/>
-          <w:bCs/>
-          <w:sz w:val="32"/>
-          <w:szCs w:val="32"/>
-        </w:rPr>
-      </w:pPr>
-      <w:r>
-        <w:rPr>
-          <w:rFonts w:ascii="Calibri" w:hAnsi="Calibri" w:cs="Calibri"/>
-          <w:b/>
-          <w:bCs/>
-          <w:sz w:val="32"/>
-          <w:szCs w:val="32"/>
-        </w:rPr>
-        <w:t xml:space="preserve">      │</w:t>
-      </w:r>
-    </w:p>
-    <w:p>
-      <w:pPr>
-        <w:jc w:val="both"/>
-        <w:rPr>
-          <w:rFonts w:ascii="Calibri" w:hAnsi="Calibri" w:cs="Calibri"/>
-          <w:b/>
-          <w:bCs/>
-          <w:sz w:val="32"/>
-          <w:szCs w:val="32"/>
-        </w:rPr>
-      </w:pPr>
-      <w:r>
-        <w:rPr>
-          <w:rFonts w:ascii="Calibri" w:hAnsi="Calibri" w:cs="Calibri"/>
-          <w:b/>
-          <w:bCs/>
-          <w:sz w:val="32"/>
-          <w:szCs w:val="32"/>
-        </w:rPr>
-        <w:t>Fix Issues</w:t>
-      </w:r>
-    </w:p>
-    <w:p>
-      <w:pPr>
-        <w:jc w:val="both"/>
-        <w:rPr>
-          <w:rFonts w:ascii="Calibri" w:hAnsi="Calibri" w:cs="Calibri"/>
-          <w:b/>
-          <w:bCs/>
-          <w:sz w:val="32"/>
-          <w:szCs w:val="32"/>
-        </w:rPr>
-      </w:pPr>
-      <w:r>
-        <w:rPr>
-          <w:rFonts w:ascii="Calibri" w:hAnsi="Calibri" w:cs="Calibri"/>
-          <w:b/>
-          <w:bCs/>
-          <w:sz w:val="32"/>
-          <w:szCs w:val="32"/>
-        </w:rPr>
-        <w:t xml:space="preserve">      │</w:t>
-      </w:r>
-    </w:p>
-    <w:p>
-      <w:pPr>
-        <w:jc w:val="both"/>
-        <w:rPr>
-          <w:rFonts w:ascii="Calibri" w:hAnsi="Calibri" w:cs="Calibri"/>
-          <w:b/>
-          <w:bCs/>
-          <w:sz w:val="32"/>
-          <w:szCs w:val="32"/>
-        </w:rPr>
-      </w:pPr>
-      <w:r>
-        <w:rPr>
-          <w:rFonts w:ascii="Calibri" w:hAnsi="Calibri" w:cs="Calibri"/>
-          <w:b/>
-          <w:bCs/>
-          <w:sz w:val="32"/>
-          <w:szCs w:val="32"/>
+          <w:sz w:val="30"/>
+          <w:szCs w:val="30"/>
+        </w:rPr>
+      </w:pPr>
+      <w:r>
+        <w:rPr>
+          <w:rFonts w:ascii="Calibri" w:hAnsi="Calibri" w:cs="Calibri"/>
+          <w:b/>
+          <w:bCs/>
+          <w:sz w:val="30"/>
+          <w:szCs w:val="30"/>
         </w:rPr>
         <w:t>Merge</w:t>
       </w:r>
@@ -3590,8 +3704,8 @@
         <w:jc w:val="both"/>
         <w:rPr>
           <w:rFonts w:ascii="Calibri" w:hAnsi="Calibri" w:cs="Calibri"/>
-          <w:sz w:val="36"/>
-          <w:szCs w:val="36"/>
+          <w:sz w:val="34"/>
+          <w:szCs w:val="34"/>
         </w:rPr>
       </w:pPr>
     </w:p>
@@ -3600,15 +3714,15 @@
         <w:jc w:val="center"/>
         <w:rPr>
           <w:rFonts w:ascii="Calibri" w:hAnsi="Calibri" w:cs="Calibri"/>
-          <w:sz w:val="36"/>
-          <w:szCs w:val="36"/>
-        </w:rPr>
-      </w:pPr>
-      <w:r>
-        <w:rPr>
-          <w:rFonts w:ascii="Calibri" w:hAnsi="Calibri" w:cs="Calibri"/>
-          <w:sz w:val="36"/>
-          <w:szCs w:val="36"/>
+          <w:sz w:val="34"/>
+          <w:szCs w:val="34"/>
+        </w:rPr>
+      </w:pPr>
+      <w:r>
+        <w:rPr>
+          <w:rFonts w:ascii="Calibri" w:hAnsi="Calibri" w:cs="Calibri"/>
+          <w:sz w:val="34"/>
+          <w:szCs w:val="34"/>
         </w:rPr>
         <w:t>Break</w:t>
       </w:r>
@@ -3618,38 +3732,38 @@
         <w:jc w:val="both"/>
         <w:rPr>
           <w:rFonts w:ascii="Calibri" w:hAnsi="Calibri" w:cs="Calibri"/>
-          <w:sz w:val="36"/>
-          <w:szCs w:val="36"/>
-        </w:rPr>
-      </w:pPr>
-    </w:p>
-    <w:p>
-      <w:pPr>
-        <w:jc w:val="both"/>
-        <w:rPr>
-          <w:rFonts w:ascii="Calibri" w:hAnsi="Calibri" w:cs="Calibri"/>
-          <w:sz w:val="36"/>
-          <w:szCs w:val="36"/>
-        </w:rPr>
-      </w:pPr>
-    </w:p>
-    <w:p>
-      <w:pPr>
-        <w:jc w:val="both"/>
-        <w:rPr>
-          <w:rFonts w:ascii="Calibri" w:hAnsi="Calibri" w:cs="Calibri"/>
-          <w:sz w:val="36"/>
-          <w:szCs w:val="36"/>
-        </w:rPr>
-      </w:pPr>
-    </w:p>
-    <w:p>
-      <w:pPr>
-        <w:jc w:val="both"/>
-        <w:rPr>
-          <w:rFonts w:ascii="Calibri" w:hAnsi="Calibri" w:cs="Calibri"/>
-          <w:sz w:val="36"/>
-          <w:szCs w:val="36"/>
+          <w:sz w:val="34"/>
+          <w:szCs w:val="34"/>
+        </w:rPr>
+      </w:pPr>
+    </w:p>
+    <w:p>
+      <w:pPr>
+        <w:jc w:val="both"/>
+        <w:rPr>
+          <w:rFonts w:ascii="Calibri" w:hAnsi="Calibri" w:cs="Calibri"/>
+          <w:sz w:val="34"/>
+          <w:szCs w:val="34"/>
+        </w:rPr>
+      </w:pPr>
+    </w:p>
+    <w:p>
+      <w:pPr>
+        <w:jc w:val="both"/>
+        <w:rPr>
+          <w:rFonts w:ascii="Calibri" w:hAnsi="Calibri" w:cs="Calibri"/>
+          <w:sz w:val="34"/>
+          <w:szCs w:val="34"/>
+        </w:rPr>
+      </w:pPr>
+    </w:p>
+    <w:p>
+      <w:pPr>
+        <w:jc w:val="both"/>
+        <w:rPr>
+          <w:rFonts w:ascii="Calibri" w:hAnsi="Calibri" w:cs="Calibri"/>
+          <w:sz w:val="34"/>
+          <w:szCs w:val="34"/>
         </w:rPr>
       </w:pPr>
     </w:p>
@@ -6347,6 +6461,96 @@
     </w:lvl>
   </w:abstractNum>
   <w:abstractNum w:abstractNumId="23" w15:restartNumberingAfterBreak="0">
+    <w:nsid w:val="41615C1D"/>
+    <w:multiLevelType w:val="hybridMultilevel"/>
+    <w:tmpl w:val="7C3448CE"/>
+    <w:lvl w:ilvl="0" w:tplc="665AF756">
+      <w:start w:val="1"/>
+      <w:numFmt w:val="decimal"/>
+      <w:lvlText w:val="%1."/>
+      <w:lvlJc w:val="left"/>
+      <w:pPr>
+        <w:ind w:left="360" w:hanging="360"/>
+      </w:pPr>
+      <w:rPr>
+        <w:b/>
+        <w:bCs/>
+      </w:rPr>
+    </w:lvl>
+    <w:lvl w:ilvl="1" w:tplc="04090019" w:tentative="1">
+      <w:start w:val="1"/>
+      <w:numFmt w:val="lowerLetter"/>
+      <w:lvlText w:val="%2."/>
+      <w:lvlJc w:val="left"/>
+      <w:pPr>
+        <w:ind w:left="1080" w:hanging="360"/>
+      </w:pPr>
+    </w:lvl>
+    <w:lvl w:ilvl="2" w:tplc="0409001B" w:tentative="1">
+      <w:start w:val="1"/>
+      <w:numFmt w:val="lowerRoman"/>
+      <w:lvlText w:val="%3."/>
+      <w:lvlJc w:val="right"/>
+      <w:pPr>
+        <w:ind w:left="1800" w:hanging="180"/>
+      </w:pPr>
+    </w:lvl>
+    <w:lvl w:ilvl="3" w:tplc="0409000F" w:tentative="1">
+      <w:start w:val="1"/>
+      <w:numFmt w:val="decimal"/>
+      <w:lvlText w:val="%4."/>
+      <w:lvlJc w:val="left"/>
+      <w:pPr>
+        <w:ind w:left="2520" w:hanging="360"/>
+      </w:pPr>
+    </w:lvl>
+    <w:lvl w:ilvl="4" w:tplc="04090019" w:tentative="1">
+      <w:start w:val="1"/>
+      <w:numFmt w:val="lowerLetter"/>
+      <w:lvlText w:val="%5."/>
+      <w:lvlJc w:val="left"/>
+      <w:pPr>
+        <w:ind w:left="3240" w:hanging="360"/>
+      </w:pPr>
+    </w:lvl>
+    <w:lvl w:ilvl="5" w:tplc="0409001B" w:tentative="1">
+      <w:start w:val="1"/>
+      <w:numFmt w:val="lowerRoman"/>
+      <w:lvlText w:val="%6."/>
+      <w:lvlJc w:val="right"/>
+      <w:pPr>
+        <w:ind w:left="3960" w:hanging="180"/>
+      </w:pPr>
+    </w:lvl>
+    <w:lvl w:ilvl="6" w:tplc="0409000F" w:tentative="1">
+      <w:start w:val="1"/>
+      <w:numFmt w:val="decimal"/>
+      <w:lvlText w:val="%7."/>
+      <w:lvlJc w:val="left"/>
+      <w:pPr>
+        <w:ind w:left="4680" w:hanging="360"/>
+      </w:pPr>
+    </w:lvl>
+    <w:lvl w:ilvl="7" w:tplc="04090019" w:tentative="1">
+      <w:start w:val="1"/>
+      <w:numFmt w:val="lowerLetter"/>
+      <w:lvlText w:val="%8."/>
+      <w:lvlJc w:val="left"/>
+      <w:pPr>
+        <w:ind w:left="5400" w:hanging="360"/>
+      </w:pPr>
+    </w:lvl>
+    <w:lvl w:ilvl="8" w:tplc="0409001B" w:tentative="1">
+      <w:start w:val="1"/>
+      <w:numFmt w:val="lowerRoman"/>
+      <w:lvlText w:val="%9."/>
+      <w:lvlJc w:val="right"/>
+      <w:pPr>
+        <w:ind w:left="6120" w:hanging="180"/>
+      </w:pPr>
+    </w:lvl>
+  </w:abstractNum>
+  <w:abstractNum w:abstractNumId="24" w15:restartNumberingAfterBreak="0">
     <w:nsid w:val="42A2039D"/>
     <w:multiLevelType w:val="hybridMultilevel"/>
     <w:tmpl w:val="98E4F106"/>
@@ -6459,7 +6663,7 @@
       </w:rPr>
     </w:lvl>
   </w:abstractNum>
-  <w:abstractNum w:abstractNumId="24" w15:restartNumberingAfterBreak="0">
+  <w:abstractNum w:abstractNumId="25" w15:restartNumberingAfterBreak="0">
     <w:nsid w:val="435A0DE1"/>
     <w:multiLevelType w:val="hybridMultilevel"/>
     <w:tmpl w:val="571AE694"/>
@@ -6572,7 +6776,7 @@
       </w:rPr>
     </w:lvl>
   </w:abstractNum>
-  <w:abstractNum w:abstractNumId="25" w15:restartNumberingAfterBreak="0">
+  <w:abstractNum w:abstractNumId="26" w15:restartNumberingAfterBreak="0">
     <w:nsid w:val="45202D3C"/>
     <w:multiLevelType w:val="hybridMultilevel"/>
     <w:tmpl w:val="4A2ABE56"/>
@@ -6685,7 +6889,7 @@
       </w:rPr>
     </w:lvl>
   </w:abstractNum>
-  <w:abstractNum w:abstractNumId="26" w15:restartNumberingAfterBreak="0">
+  <w:abstractNum w:abstractNumId="27" w15:restartNumberingAfterBreak="0">
     <w:nsid w:val="46777B9B"/>
     <w:multiLevelType w:val="hybridMultilevel"/>
     <w:tmpl w:val="026684FE"/>
@@ -6776,7 +6980,7 @@
       </w:pPr>
     </w:lvl>
   </w:abstractNum>
-  <w:abstractNum w:abstractNumId="27" w15:restartNumberingAfterBreak="0">
+  <w:abstractNum w:abstractNumId="28" w15:restartNumberingAfterBreak="0">
     <w:nsid w:val="4831405A"/>
     <w:multiLevelType w:val="hybridMultilevel"/>
     <w:tmpl w:val="5898527C"/>
@@ -6867,7 +7071,7 @@
       </w:pPr>
     </w:lvl>
   </w:abstractNum>
-  <w:abstractNum w:abstractNumId="28" w15:restartNumberingAfterBreak="0">
+  <w:abstractNum w:abstractNumId="29" w15:restartNumberingAfterBreak="0">
     <w:nsid w:val="4EE267ED"/>
     <w:multiLevelType w:val="hybridMultilevel"/>
     <w:tmpl w:val="9C50555C"/>
@@ -6980,7 +7184,7 @@
       </w:rPr>
     </w:lvl>
   </w:abstractNum>
-  <w:abstractNum w:abstractNumId="29" w15:restartNumberingAfterBreak="0">
+  <w:abstractNum w:abstractNumId="30" w15:restartNumberingAfterBreak="0">
     <w:nsid w:val="51626065"/>
     <w:multiLevelType w:val="hybridMultilevel"/>
     <w:tmpl w:val="9BDCEB62"/>
@@ -7093,7 +7297,7 @@
       </w:rPr>
     </w:lvl>
   </w:abstractNum>
-  <w:abstractNum w:abstractNumId="30" w15:restartNumberingAfterBreak="0">
+  <w:abstractNum w:abstractNumId="31" w15:restartNumberingAfterBreak="0">
     <w:nsid w:val="53995ED2"/>
     <w:multiLevelType w:val="hybridMultilevel"/>
     <w:tmpl w:val="F258DD6A"/>
@@ -7206,7 +7410,7 @@
       </w:rPr>
     </w:lvl>
   </w:abstractNum>
-  <w:abstractNum w:abstractNumId="31" w15:restartNumberingAfterBreak="0">
+  <w:abstractNum w:abstractNumId="32" w15:restartNumberingAfterBreak="0">
     <w:nsid w:val="560D6607"/>
     <w:multiLevelType w:val="hybridMultilevel"/>
     <w:tmpl w:val="B028A2F6"/>
@@ -7319,7 +7523,120 @@
       </w:rPr>
     </w:lvl>
   </w:abstractNum>
-  <w:abstractNum w:abstractNumId="32" w15:restartNumberingAfterBreak="0">
+  <w:abstractNum w:abstractNumId="33" w15:restartNumberingAfterBreak="0">
+    <w:nsid w:val="58771BC5"/>
+    <w:multiLevelType w:val="hybridMultilevel"/>
+    <w:tmpl w:val="2F461A62"/>
+    <w:lvl w:ilvl="0" w:tplc="04090001">
+      <w:start w:val="1"/>
+      <w:numFmt w:val="bullet"/>
+      <w:lvlText w:val=""/>
+      <w:lvlJc w:val="left"/>
+      <w:pPr>
+        <w:ind w:left="360" w:hanging="360"/>
+      </w:pPr>
+      <w:rPr>
+        <w:rFonts w:ascii="Symbol" w:hAnsi="Symbol" w:hint="default"/>
+      </w:rPr>
+    </w:lvl>
+    <w:lvl w:ilvl="1" w:tplc="04090003" w:tentative="1">
+      <w:start w:val="1"/>
+      <w:numFmt w:val="bullet"/>
+      <w:lvlText w:val="o"/>
+      <w:lvlJc w:val="left"/>
+      <w:pPr>
+        <w:ind w:left="1080" w:hanging="360"/>
+      </w:pPr>
+      <w:rPr>
+        <w:rFonts w:ascii="Courier New" w:hAnsi="Courier New" w:cs="Courier New" w:hint="default"/>
+      </w:rPr>
+    </w:lvl>
+    <w:lvl w:ilvl="2" w:tplc="04090005" w:tentative="1">
+      <w:start w:val="1"/>
+      <w:numFmt w:val="bullet"/>
+      <w:lvlText w:val=""/>
+      <w:lvlJc w:val="left"/>
+      <w:pPr>
+        <w:ind w:left="1800" w:hanging="360"/>
+      </w:pPr>
+      <w:rPr>
+        <w:rFonts w:ascii="Wingdings" w:hAnsi="Wingdings" w:hint="default"/>
+      </w:rPr>
+    </w:lvl>
+    <w:lvl w:ilvl="3" w:tplc="04090001" w:tentative="1">
+      <w:start w:val="1"/>
+      <w:numFmt w:val="bullet"/>
+      <w:lvlText w:val=""/>
+      <w:lvlJc w:val="left"/>
+      <w:pPr>
+        <w:ind w:left="2520" w:hanging="360"/>
+      </w:pPr>
+      <w:rPr>
+        <w:rFonts w:ascii="Symbol" w:hAnsi="Symbol" w:hint="default"/>
+      </w:rPr>
+    </w:lvl>
+    <w:lvl w:ilvl="4" w:tplc="04090003" w:tentative="1">
+      <w:start w:val="1"/>
+      <w:numFmt w:val="bullet"/>
+      <w:lvlText w:val="o"/>
+      <w:lvlJc w:val="left"/>
+      <w:pPr>
+        <w:ind w:left="3240" w:hanging="360"/>
+      </w:pPr>
+      <w:rPr>
+        <w:rFonts w:ascii="Courier New" w:hAnsi="Courier New" w:cs="Courier New" w:hint="default"/>
+      </w:rPr>
+    </w:lvl>
+    <w:lvl w:ilvl="5" w:tplc="04090005" w:tentative="1">
+      <w:start w:val="1"/>
+      <w:numFmt w:val="bullet"/>
+      <w:lvlText w:val=""/>
+      <w:lvlJc w:val="left"/>
+      <w:pPr>
+        <w:ind w:left="3960" w:hanging="360"/>
+      </w:pPr>
+      <w:rPr>
+        <w:rFonts w:ascii="Wingdings" w:hAnsi="Wingdings" w:hint="default"/>
+      </w:rPr>
+    </w:lvl>
+    <w:lvl w:ilvl="6" w:tplc="04090001" w:tentative="1">
+      <w:start w:val="1"/>
+      <w:numFmt w:val="bullet"/>
+      <w:lvlText w:val=""/>
+      <w:lvlJc w:val="left"/>
+      <w:pPr>
+        <w:ind w:left="4680" w:hanging="360"/>
+      </w:pPr>
+      <w:rPr>
+        <w:rFonts w:ascii="Symbol" w:hAnsi="Symbol" w:hint="default"/>
+      </w:rPr>
+    </w:lvl>
+    <w:lvl w:ilvl="7" w:tplc="04090003" w:tentative="1">
+      <w:start w:val="1"/>
+      <w:numFmt w:val="bullet"/>
+      <w:lvlText w:val="o"/>
+      <w:lvlJc w:val="left"/>
+      <w:pPr>
+        <w:ind w:left="5400" w:hanging="360"/>
+      </w:pPr>
+      <w:rPr>
+        <w:rFonts w:ascii="Courier New" w:hAnsi="Courier New" w:cs="Courier New" w:hint="default"/>
+      </w:rPr>
+    </w:lvl>
+    <w:lvl w:ilvl="8" w:tplc="04090005" w:tentative="1">
+      <w:start w:val="1"/>
+      <w:numFmt w:val="bullet"/>
+      <w:lvlText w:val=""/>
+      <w:lvlJc w:val="left"/>
+      <w:pPr>
+        <w:ind w:left="6120" w:hanging="360"/>
+      </w:pPr>
+      <w:rPr>
+        <w:rFonts w:ascii="Wingdings" w:hAnsi="Wingdings" w:hint="default"/>
+      </w:rPr>
+    </w:lvl>
+  </w:abstractNum>
+  <w:abstractNum w:abstractNumId="34" w15:restartNumberingAfterBreak="0">
     <w:nsid w:val="5C475E9D"/>
     <w:multiLevelType w:val="hybridMultilevel"/>
     <w:tmpl w:val="F16E99E4"/>
@@ -7432,7 +7749,7 @@
       </w:rPr>
     </w:lvl>
   </w:abstractNum>
-  <w:abstractNum w:abstractNumId="33" w15:restartNumberingAfterBreak="0">
+  <w:abstractNum w:abstractNumId="35" w15:restartNumberingAfterBreak="0">
     <w:nsid w:val="5E0C38B1"/>
     <w:multiLevelType w:val="hybridMultilevel"/>
     <w:tmpl w:val="39F48D88"/>
@@ -7545,7 +7862,7 @@
       </w:rPr>
     </w:lvl>
   </w:abstractNum>
-  <w:abstractNum w:abstractNumId="34" w15:restartNumberingAfterBreak="0">
+  <w:abstractNum w:abstractNumId="36" w15:restartNumberingAfterBreak="0">
     <w:nsid w:val="5ED2732E"/>
     <w:multiLevelType w:val="hybridMultilevel"/>
     <w:tmpl w:val="DF44BD24"/>
@@ -7658,7 +7975,7 @@
       </w:rPr>
     </w:lvl>
   </w:abstractNum>
-  <w:abstractNum w:abstractNumId="35" w15:restartNumberingAfterBreak="0">
+  <w:abstractNum w:abstractNumId="37" w15:restartNumberingAfterBreak="0">
     <w:nsid w:val="5F395161"/>
     <w:multiLevelType w:val="hybridMultilevel"/>
     <w:tmpl w:val="5968478E"/>
@@ -7771,7 +8088,7 @@
       </w:rPr>
     </w:lvl>
   </w:abstractNum>
-  <w:abstractNum w:abstractNumId="36" w15:restartNumberingAfterBreak="0">
+  <w:abstractNum w:abstractNumId="38" w15:restartNumberingAfterBreak="0">
     <w:nsid w:val="63724BAF"/>
     <w:multiLevelType w:val="hybridMultilevel"/>
     <w:tmpl w:val="77044ED2"/>
@@ -7884,7 +8201,7 @@
       </w:rPr>
     </w:lvl>
   </w:abstractNum>
-  <w:abstractNum w:abstractNumId="37" w15:restartNumberingAfterBreak="0">
+  <w:abstractNum w:abstractNumId="39" w15:restartNumberingAfterBreak="0">
     <w:nsid w:val="6D07666E"/>
     <w:multiLevelType w:val="hybridMultilevel"/>
     <w:tmpl w:val="A6AA60B4"/>
@@ -7997,7 +8314,7 @@
       </w:rPr>
     </w:lvl>
   </w:abstractNum>
-  <w:abstractNum w:abstractNumId="38" w15:restartNumberingAfterBreak="0">
+  <w:abstractNum w:abstractNumId="40" w15:restartNumberingAfterBreak="0">
     <w:nsid w:val="6FFB3152"/>
     <w:multiLevelType w:val="hybridMultilevel"/>
     <w:tmpl w:val="6DCEF2F0"/>
@@ -8088,7 +8405,7 @@
       </w:pPr>
     </w:lvl>
   </w:abstractNum>
-  <w:abstractNum w:abstractNumId="39" w15:restartNumberingAfterBreak="0">
+  <w:abstractNum w:abstractNumId="41" w15:restartNumberingAfterBreak="0">
     <w:nsid w:val="7422184B"/>
     <w:multiLevelType w:val="hybridMultilevel"/>
     <w:tmpl w:val="61DCCDA2"/>
@@ -8201,7 +8518,7 @@
       </w:rPr>
     </w:lvl>
   </w:abstractNum>
-  <w:abstractNum w:abstractNumId="40" w15:restartNumberingAfterBreak="0">
+  <w:abstractNum w:abstractNumId="42" w15:restartNumberingAfterBreak="0">
     <w:nsid w:val="74360FA4"/>
     <w:multiLevelType w:val="hybridMultilevel"/>
     <w:tmpl w:val="734CC1CA"/>
@@ -8314,7 +8631,7 @@
       </w:rPr>
     </w:lvl>
   </w:abstractNum>
-  <w:abstractNum w:abstractNumId="41" w15:restartNumberingAfterBreak="0">
+  <w:abstractNum w:abstractNumId="43" w15:restartNumberingAfterBreak="0">
     <w:nsid w:val="75F768B3"/>
     <w:multiLevelType w:val="hybridMultilevel"/>
     <w:tmpl w:val="11EAA9F2"/>
@@ -8405,7 +8722,7 @@
       </w:pPr>
     </w:lvl>
   </w:abstractNum>
-  <w:abstractNum w:abstractNumId="42" w15:restartNumberingAfterBreak="0">
+  <w:abstractNum w:abstractNumId="44" w15:restartNumberingAfterBreak="0">
     <w:nsid w:val="78F94368"/>
     <w:multiLevelType w:val="hybridMultilevel"/>
     <w:tmpl w:val="7188D102"/>
@@ -8519,13 +8836,13 @@
     </w:lvl>
   </w:abstractNum>
   <w:num w:numId="1" w16cid:durableId="274211653">
-    <w:abstractNumId w:val="26"/>
+    <w:abstractNumId w:val="27"/>
   </w:num>
   <w:num w:numId="2" w16cid:durableId="1226453073">
-    <w:abstractNumId w:val="35"/>
+    <w:abstractNumId w:val="37"/>
   </w:num>
   <w:num w:numId="3" w16cid:durableId="1703939911">
-    <w:abstractNumId w:val="30"/>
+    <w:abstractNumId w:val="31"/>
   </w:num>
   <w:num w:numId="4" w16cid:durableId="551818631">
     <w:abstractNumId w:val="3"/>
@@ -8540,10 +8857,10 @@
     <w:abstractNumId w:val="20"/>
   </w:num>
   <w:num w:numId="8" w16cid:durableId="1503472248">
-    <w:abstractNumId w:val="42"/>
+    <w:abstractNumId w:val="44"/>
   </w:num>
   <w:num w:numId="9" w16cid:durableId="2028755278">
-    <w:abstractNumId w:val="24"/>
+    <w:abstractNumId w:val="25"/>
   </w:num>
   <w:num w:numId="10" w16cid:durableId="1327902019">
     <w:abstractNumId w:val="8"/>
@@ -8564,16 +8881,16 @@
     <w:abstractNumId w:val="4"/>
   </w:num>
   <w:num w:numId="16" w16cid:durableId="1419250937">
-    <w:abstractNumId w:val="36"/>
+    <w:abstractNumId w:val="38"/>
   </w:num>
   <w:num w:numId="17" w16cid:durableId="2063211122">
-    <w:abstractNumId w:val="23"/>
+    <w:abstractNumId w:val="24"/>
   </w:num>
   <w:num w:numId="18" w16cid:durableId="1876845230">
-    <w:abstractNumId w:val="40"/>
+    <w:abstractNumId w:val="42"/>
   </w:num>
   <w:num w:numId="19" w16cid:durableId="1411805016">
-    <w:abstractNumId w:val="28"/>
+    <w:abstractNumId w:val="29"/>
   </w:num>
   <w:num w:numId="20" w16cid:durableId="625621973">
     <w:abstractNumId w:val="6"/>
@@ -8582,10 +8899,10 @@
     <w:abstractNumId w:val="13"/>
   </w:num>
   <w:num w:numId="22" w16cid:durableId="1425498449">
-    <w:abstractNumId w:val="38"/>
+    <w:abstractNumId w:val="40"/>
   </w:num>
   <w:num w:numId="23" w16cid:durableId="844049599">
-    <w:abstractNumId w:val="25"/>
+    <w:abstractNumId w:val="26"/>
   </w:num>
   <w:num w:numId="24" w16cid:durableId="1278412142">
     <w:abstractNumId w:val="5"/>
@@ -8594,10 +8911,10 @@
     <w:abstractNumId w:val="19"/>
   </w:num>
   <w:num w:numId="26" w16cid:durableId="73431250">
-    <w:abstractNumId w:val="31"/>
+    <w:abstractNumId w:val="32"/>
   </w:num>
   <w:num w:numId="27" w16cid:durableId="903367930">
-    <w:abstractNumId w:val="29"/>
+    <w:abstractNumId w:val="30"/>
   </w:num>
   <w:num w:numId="28" w16cid:durableId="1885173427">
     <w:abstractNumId w:val="12"/>
@@ -8612,25 +8929,25 @@
     <w:abstractNumId w:val="11"/>
   </w:num>
   <w:num w:numId="32" w16cid:durableId="1872524278">
-    <w:abstractNumId w:val="41"/>
+    <w:abstractNumId w:val="43"/>
   </w:num>
   <w:num w:numId="33" w16cid:durableId="1812941430">
-    <w:abstractNumId w:val="34"/>
+    <w:abstractNumId w:val="36"/>
   </w:num>
   <w:num w:numId="34" w16cid:durableId="412357703">
     <w:abstractNumId w:val="9"/>
   </w:num>
   <w:num w:numId="35" w16cid:durableId="160586272">
-    <w:abstractNumId w:val="27"/>
+    <w:abstractNumId w:val="28"/>
   </w:num>
   <w:num w:numId="36" w16cid:durableId="1073353593">
     <w:abstractNumId w:val="14"/>
   </w:num>
   <w:num w:numId="37" w16cid:durableId="2122332042">
-    <w:abstractNumId w:val="39"/>
+    <w:abstractNumId w:val="41"/>
   </w:num>
   <w:num w:numId="38" w16cid:durableId="1329939005">
-    <w:abstractNumId w:val="37"/>
+    <w:abstractNumId w:val="39"/>
   </w:num>
   <w:num w:numId="39" w16cid:durableId="1156144965">
     <w:abstractNumId w:val="18"/>
@@ -8642,10 +8959,16 @@
     <w:abstractNumId w:val="17"/>
   </w:num>
   <w:num w:numId="42" w16cid:durableId="1574197542">
+    <w:abstractNumId w:val="35"/>
+  </w:num>
+  <w:num w:numId="43" w16cid:durableId="825051983">
+    <w:abstractNumId w:val="34"/>
+  </w:num>
+  <w:num w:numId="44" w16cid:durableId="1538927510">
     <w:abstractNumId w:val="33"/>
   </w:num>
-  <w:num w:numId="43" w16cid:durableId="825051983">
-    <w:abstractNumId w:val="32"/>
+  <w:num w:numId="45" w16cid:durableId="2042900517">
+    <w:abstractNumId w:val="23"/>
   </w:num>
 </w:numbering>
 </file>
